--- a/guj/docx/012.content.docx
+++ b/guj/docx/012.content.docx
@@ -449,90 +449,66 @@
           <w:lang w:val="gu_IN" w:bidi="gu_IN"/>
         </w:rPr>
       </w:r>
-      <w:hyperlink r:id="rId13">
-        <w:r>
-          <w:rPr>
-            <w:lang w:val="gu_IN" w:bidi="gu_IN"/>
-          </w:rPr>
-          <w:rPr>
-            <w:color w:val="0000EE"/>
-            <w:u w:val="single"/>
-          </w:rPr>
-          <w:t>ઉત્પત્તિ 19:23–25</w:t>
-        </w:r>
-      </w:hyperlink>
-    </w:p>
-    <w:p>
-      <w:pPr>
-        <w:pStyle w:val="ListBullet"/>
-        <w:spacing w:line="240" w:lineRule="auto"/>
-        <w:ind w:left="720"/>
-      </w:pPr>
-      <w:r>
-        <w:rPr>
-          <w:lang w:val="gu_IN" w:bidi="gu_IN"/>
-        </w:rPr>
-      </w:r>
-      <w:hyperlink r:id="rId14">
-        <w:r>
-          <w:rPr>
-            <w:lang w:val="gu_IN" w:bidi="gu_IN"/>
-          </w:rPr>
-          <w:rPr>
-            <w:color w:val="0000EE"/>
-            <w:u w:val="single"/>
-          </w:rPr>
-          <w:t>યશાયાહ 34:8–10</w:t>
-        </w:r>
-      </w:hyperlink>
-    </w:p>
-    <w:p>
-      <w:pPr>
-        <w:pStyle w:val="ListBullet"/>
-        <w:spacing w:line="240" w:lineRule="auto"/>
-        <w:ind w:left="720"/>
-      </w:pPr>
-      <w:r>
-        <w:rPr>
-          <w:lang w:val="gu_IN" w:bidi="gu_IN"/>
-        </w:rPr>
-      </w:r>
-      <w:hyperlink r:id="rId15">
-        <w:r>
-          <w:rPr>
-            <w:lang w:val="gu_IN" w:bidi="gu_IN"/>
-          </w:rPr>
-          <w:rPr>
-            <w:color w:val="0000EE"/>
-            <w:u w:val="single"/>
-          </w:rPr>
-          <w:t>લુક 17:28–29</w:t>
-        </w:r>
-      </w:hyperlink>
-    </w:p>
-    <w:p>
-      <w:pPr>
-        <w:pStyle w:val="ListBullet"/>
-        <w:spacing w:line="240" w:lineRule="auto"/>
-        <w:ind w:left="720"/>
-      </w:pPr>
-      <w:r>
-        <w:rPr>
-          <w:lang w:val="gu_IN" w:bidi="gu_IN"/>
-        </w:rPr>
-      </w:r>
-      <w:hyperlink r:id="rId16">
-        <w:r>
-          <w:rPr>
-            <w:lang w:val="gu_IN" w:bidi="gu_IN"/>
-          </w:rPr>
-          <w:rPr>
-            <w:color w:val="0000EE"/>
-            <w:u w:val="single"/>
-          </w:rPr>
-          <w:t>પ્રકટીકરણ 20:9–10</w:t>
-        </w:r>
-      </w:hyperlink>
+      <w:r>
+        <w:rPr>
+          <w:lang w:val="gu_IN" w:bidi="gu_IN"/>
+        </w:rPr>
+        <w:t>ઉત્પત્તિ 19:23–25</w:t>
+      </w:r>
+    </w:p>
+    <w:p>
+      <w:pPr>
+        <w:pStyle w:val="ListBullet"/>
+        <w:spacing w:line="240" w:lineRule="auto"/>
+        <w:ind w:left="720"/>
+      </w:pPr>
+      <w:r>
+        <w:rPr>
+          <w:lang w:val="gu_IN" w:bidi="gu_IN"/>
+        </w:rPr>
+      </w:r>
+      <w:r>
+        <w:rPr>
+          <w:lang w:val="gu_IN" w:bidi="gu_IN"/>
+        </w:rPr>
+        <w:t>યશાયાહ 34:8–10</w:t>
+      </w:r>
+    </w:p>
+    <w:p>
+      <w:pPr>
+        <w:pStyle w:val="ListBullet"/>
+        <w:spacing w:line="240" w:lineRule="auto"/>
+        <w:ind w:left="720"/>
+      </w:pPr>
+      <w:r>
+        <w:rPr>
+          <w:lang w:val="gu_IN" w:bidi="gu_IN"/>
+        </w:rPr>
+      </w:r>
+      <w:r>
+        <w:rPr>
+          <w:lang w:val="gu_IN" w:bidi="gu_IN"/>
+        </w:rPr>
+        <w:t>લુક 17:28–29</w:t>
+      </w:r>
+    </w:p>
+    <w:p>
+      <w:pPr>
+        <w:pStyle w:val="ListBullet"/>
+        <w:spacing w:line="240" w:lineRule="auto"/>
+        <w:ind w:left="720"/>
+      </w:pPr>
+      <w:r>
+        <w:rPr>
+          <w:lang w:val="gu_IN" w:bidi="gu_IN"/>
+        </w:rPr>
+      </w:r>
+      <w:r>
+        <w:rPr>
+          <w:lang w:val="gu_IN" w:bidi="gu_IN"/>
+        </w:rPr>
+        <w:t>પ્રકટીકરણ 20:9–10</w:t>
+      </w:r>
     </w:p>
     <w:p>
       <w:pPr>
@@ -750,138 +726,102 @@
           <w:lang w:val="gu_IN" w:bidi="gu_IN"/>
         </w:rPr>
       </w:r>
-      <w:hyperlink r:id="rId17">
-        <w:r>
-          <w:rPr>
-            <w:lang w:val="gu_IN" w:bidi="gu_IN"/>
-          </w:rPr>
-          <w:rPr>
-            <w:color w:val="0000EE"/>
-            <w:u w:val="single"/>
-          </w:rPr>
-          <w:t>1 રાજા 1:32–34</w:t>
-        </w:r>
-      </w:hyperlink>
-    </w:p>
-    <w:p>
-      <w:pPr>
-        <w:pStyle w:val="ListBullet"/>
-        <w:spacing w:line="240" w:lineRule="auto"/>
-        <w:ind w:left="720"/>
-      </w:pPr>
-      <w:r>
-        <w:rPr>
-          <w:lang w:val="gu_IN" w:bidi="gu_IN"/>
-        </w:rPr>
-      </w:r>
-      <w:hyperlink r:id="rId18">
-        <w:r>
-          <w:rPr>
-            <w:lang w:val="gu_IN" w:bidi="gu_IN"/>
-          </w:rPr>
-          <w:rPr>
-            <w:color w:val="0000EE"/>
-            <w:u w:val="single"/>
-          </w:rPr>
-          <w:t>1 શમુએલ 9:3–4</w:t>
-        </w:r>
-      </w:hyperlink>
-    </w:p>
-    <w:p>
-      <w:pPr>
-        <w:pStyle w:val="ListBullet"/>
-        <w:spacing w:line="240" w:lineRule="auto"/>
-        <w:ind w:left="720"/>
-      </w:pPr>
-      <w:r>
-        <w:rPr>
-          <w:lang w:val="gu_IN" w:bidi="gu_IN"/>
-        </w:rPr>
-      </w:r>
-      <w:hyperlink r:id="rId19">
-        <w:r>
-          <w:rPr>
-            <w:lang w:val="gu_IN" w:bidi="gu_IN"/>
-          </w:rPr>
-          <w:rPr>
-            <w:color w:val="0000EE"/>
-            <w:u w:val="single"/>
-          </w:rPr>
-          <w:t>2 રાજા 4:21–22</w:t>
-        </w:r>
-      </w:hyperlink>
-    </w:p>
-    <w:p>
-      <w:pPr>
-        <w:pStyle w:val="ListBullet"/>
-        <w:spacing w:line="240" w:lineRule="auto"/>
-        <w:ind w:left="720"/>
-      </w:pPr>
-      <w:r>
-        <w:rPr>
-          <w:lang w:val="gu_IN" w:bidi="gu_IN"/>
-        </w:rPr>
-      </w:r>
-      <w:hyperlink r:id="rId20">
-        <w:r>
-          <w:rPr>
-            <w:lang w:val="gu_IN" w:bidi="gu_IN"/>
-          </w:rPr>
-          <w:rPr>
-            <w:color w:val="0000EE"/>
-            <w:u w:val="single"/>
-          </w:rPr>
-          <w:t>પુનર્નિયમ 5:12–14</w:t>
-        </w:r>
-      </w:hyperlink>
-    </w:p>
-    <w:p>
-      <w:pPr>
-        <w:pStyle w:val="ListBullet"/>
-        <w:spacing w:line="240" w:lineRule="auto"/>
-        <w:ind w:left="720"/>
-      </w:pPr>
-      <w:r>
-        <w:rPr>
-          <w:lang w:val="gu_IN" w:bidi="gu_IN"/>
-        </w:rPr>
-      </w:r>
-      <w:hyperlink r:id="rId21">
-        <w:r>
-          <w:rPr>
-            <w:lang w:val="gu_IN" w:bidi="gu_IN"/>
-          </w:rPr>
-          <w:rPr>
-            <w:color w:val="0000EE"/>
-            <w:u w:val="single"/>
-          </w:rPr>
-          <w:t>લૂક 13:15–16</w:t>
-        </w:r>
-      </w:hyperlink>
-    </w:p>
-    <w:p>
-      <w:pPr>
-        <w:pStyle w:val="ListBullet"/>
-        <w:spacing w:line="240" w:lineRule="auto"/>
-        <w:ind w:left="720"/>
-      </w:pPr>
-      <w:r>
-        <w:rPr>
-          <w:lang w:val="gu_IN" w:bidi="gu_IN"/>
-        </w:rPr>
-      </w:r>
-      <w:hyperlink r:id="rId22">
-        <w:r>
-          <w:rPr>
-            <w:lang w:val="gu_IN" w:bidi="gu_IN"/>
-          </w:rPr>
-          <w:rPr>
-            <w:color w:val="0000EE"/>
-            <w:u w:val="single"/>
-          </w:rPr>
-          <w:t>માથ્થી 21:1–3</w:t>
-        </w:r>
-      </w:hyperlink>
+      <w:r>
+        <w:rPr>
+          <w:lang w:val="gu_IN" w:bidi="gu_IN"/>
+        </w:rPr>
+        <w:t>1 રાજા 1:32–34</w:t>
+      </w:r>
+    </w:p>
+    <w:p>
+      <w:pPr>
+        <w:pStyle w:val="ListBullet"/>
+        <w:spacing w:line="240" w:lineRule="auto"/>
+        <w:ind w:left="720"/>
+      </w:pPr>
+      <w:r>
+        <w:rPr>
+          <w:lang w:val="gu_IN" w:bidi="gu_IN"/>
+        </w:rPr>
+      </w:r>
+      <w:r>
+        <w:rPr>
+          <w:lang w:val="gu_IN" w:bidi="gu_IN"/>
+        </w:rPr>
+        <w:t>1 શમુએલ 9:3–4</w:t>
+      </w:r>
+    </w:p>
+    <w:p>
+      <w:pPr>
+        <w:pStyle w:val="ListBullet"/>
+        <w:spacing w:line="240" w:lineRule="auto"/>
+        <w:ind w:left="720"/>
+      </w:pPr>
+      <w:r>
+        <w:rPr>
+          <w:lang w:val="gu_IN" w:bidi="gu_IN"/>
+        </w:rPr>
+      </w:r>
+      <w:r>
+        <w:rPr>
+          <w:lang w:val="gu_IN" w:bidi="gu_IN"/>
+        </w:rPr>
+        <w:t>2 રાજા 4:21–22</w:t>
+      </w:r>
+    </w:p>
+    <w:p>
+      <w:pPr>
+        <w:pStyle w:val="ListBullet"/>
+        <w:spacing w:line="240" w:lineRule="auto"/>
+        <w:ind w:left="720"/>
+      </w:pPr>
+      <w:r>
+        <w:rPr>
+          <w:lang w:val="gu_IN" w:bidi="gu_IN"/>
+        </w:rPr>
+      </w:r>
+      <w:r>
+        <w:rPr>
+          <w:lang w:val="gu_IN" w:bidi="gu_IN"/>
+        </w:rPr>
+        <w:t>પુનર્નિયમ 5:12–14</w:t>
+      </w:r>
+    </w:p>
+    <w:p>
+      <w:pPr>
+        <w:pStyle w:val="ListBullet"/>
+        <w:spacing w:line="240" w:lineRule="auto"/>
+        <w:ind w:left="720"/>
+      </w:pPr>
+      <w:r>
+        <w:rPr>
+          <w:lang w:val="gu_IN" w:bidi="gu_IN"/>
+        </w:rPr>
+      </w:r>
+      <w:r>
+        <w:rPr>
+          <w:lang w:val="gu_IN" w:bidi="gu_IN"/>
+        </w:rPr>
+        <w:t>લૂક 13:15–16</w:t>
+      </w:r>
+    </w:p>
+    <w:p>
+      <w:pPr>
+        <w:pStyle w:val="ListBullet"/>
+        <w:spacing w:line="240" w:lineRule="auto"/>
+        <w:ind w:left="720"/>
+      </w:pPr>
+      <w:r>
+        <w:rPr>
+          <w:lang w:val="gu_IN" w:bidi="gu_IN"/>
+        </w:rPr>
+      </w:r>
+      <w:r>
+        <w:rPr>
+          <w:lang w:val="gu_IN" w:bidi="gu_IN"/>
+        </w:rPr>
+        <w:t>માથ્થી 21:1–3</w:t>
+      </w:r>
     </w:p>
     <w:p>
       <w:pPr>
@@ -1165,138 +1105,102 @@
           <w:lang w:val="gu_IN" w:bidi="gu_IN"/>
         </w:rPr>
       </w:r>
-      <w:hyperlink r:id="rId23">
-        <w:r>
-          <w:rPr>
-            <w:lang w:val="gu_IN" w:bidi="gu_IN"/>
-          </w:rPr>
-          <w:rPr>
-            <w:color w:val="0000EE"/>
-            <w:u w:val="single"/>
-          </w:rPr>
-          <w:t>2 પિતર 2:4–6</w:t>
-        </w:r>
-      </w:hyperlink>
-    </w:p>
-    <w:p>
-      <w:pPr>
-        <w:pStyle w:val="ListBullet"/>
-        <w:spacing w:line="240" w:lineRule="auto"/>
-        <w:ind w:left="720"/>
-      </w:pPr>
-      <w:r>
-        <w:rPr>
-          <w:lang w:val="gu_IN" w:bidi="gu_IN"/>
-        </w:rPr>
-      </w:r>
-      <w:hyperlink r:id="rId24">
-        <w:r>
-          <w:rPr>
-            <w:lang w:val="gu_IN" w:bidi="gu_IN"/>
-          </w:rPr>
-          <w:rPr>
-            <w:color w:val="0000EE"/>
-            <w:u w:val="single"/>
-          </w:rPr>
-          <w:t>ઉત્પત્તિ 10:19–20</w:t>
-        </w:r>
-      </w:hyperlink>
-    </w:p>
-    <w:p>
-      <w:pPr>
-        <w:pStyle w:val="ListBullet"/>
-        <w:spacing w:line="240" w:lineRule="auto"/>
-        <w:ind w:left="720"/>
-      </w:pPr>
-      <w:r>
-        <w:rPr>
-          <w:lang w:val="gu_IN" w:bidi="gu_IN"/>
-        </w:rPr>
-      </w:r>
-      <w:hyperlink r:id="rId25">
-        <w:r>
-          <w:rPr>
-            <w:lang w:val="gu_IN" w:bidi="gu_IN"/>
-          </w:rPr>
-          <w:rPr>
-            <w:color w:val="0000EE"/>
-            <w:u w:val="single"/>
-          </w:rPr>
-          <w:t>ઉત્પત્તિ 14:1–2</w:t>
-        </w:r>
-      </w:hyperlink>
-    </w:p>
-    <w:p>
-      <w:pPr>
-        <w:pStyle w:val="ListBullet"/>
-        <w:spacing w:line="240" w:lineRule="auto"/>
-        <w:ind w:left="720"/>
-      </w:pPr>
-      <w:r>
-        <w:rPr>
-          <w:lang w:val="gu_IN" w:bidi="gu_IN"/>
-        </w:rPr>
-      </w:r>
-      <w:hyperlink r:id="rId26">
-        <w:r>
-          <w:rPr>
-            <w:lang w:val="gu_IN" w:bidi="gu_IN"/>
-          </w:rPr>
-          <w:rPr>
-            <w:color w:val="0000EE"/>
-            <w:u w:val="single"/>
-          </w:rPr>
-          <w:t>ઉત્પત્તિ 18:20–21</w:t>
-        </w:r>
-      </w:hyperlink>
-    </w:p>
-    <w:p>
-      <w:pPr>
-        <w:pStyle w:val="ListBullet"/>
-        <w:spacing w:line="240" w:lineRule="auto"/>
-        <w:ind w:left="720"/>
-      </w:pPr>
-      <w:r>
-        <w:rPr>
-          <w:lang w:val="gu_IN" w:bidi="gu_IN"/>
-        </w:rPr>
-      </w:r>
-      <w:hyperlink r:id="rId27">
-        <w:r>
-          <w:rPr>
-            <w:lang w:val="gu_IN" w:bidi="gu_IN"/>
-          </w:rPr>
-          <w:rPr>
-            <w:color w:val="0000EE"/>
-            <w:u w:val="single"/>
-          </w:rPr>
-          <w:t>યશાયા 1:9</w:t>
-        </w:r>
-      </w:hyperlink>
-    </w:p>
-    <w:p>
-      <w:pPr>
-        <w:pStyle w:val="ListBullet"/>
-        <w:spacing w:line="240" w:lineRule="auto"/>
-        <w:ind w:left="720"/>
-      </w:pPr>
-      <w:r>
-        <w:rPr>
-          <w:lang w:val="gu_IN" w:bidi="gu_IN"/>
-        </w:rPr>
-      </w:r>
-      <w:hyperlink r:id="rId28">
-        <w:r>
-          <w:rPr>
-            <w:lang w:val="gu_IN" w:bidi="gu_IN"/>
-          </w:rPr>
-          <w:rPr>
-            <w:color w:val="0000EE"/>
-            <w:u w:val="single"/>
-          </w:rPr>
-          <w:t>માથ્થી 10:14–15</w:t>
-        </w:r>
-      </w:hyperlink>
+      <w:r>
+        <w:rPr>
+          <w:lang w:val="gu_IN" w:bidi="gu_IN"/>
+        </w:rPr>
+        <w:t>2 પિતર 2:4–6</w:t>
+      </w:r>
+    </w:p>
+    <w:p>
+      <w:pPr>
+        <w:pStyle w:val="ListBullet"/>
+        <w:spacing w:line="240" w:lineRule="auto"/>
+        <w:ind w:left="720"/>
+      </w:pPr>
+      <w:r>
+        <w:rPr>
+          <w:lang w:val="gu_IN" w:bidi="gu_IN"/>
+        </w:rPr>
+      </w:r>
+      <w:r>
+        <w:rPr>
+          <w:lang w:val="gu_IN" w:bidi="gu_IN"/>
+        </w:rPr>
+        <w:t>ઉત્પત્તિ 10:19–20</w:t>
+      </w:r>
+    </w:p>
+    <w:p>
+      <w:pPr>
+        <w:pStyle w:val="ListBullet"/>
+        <w:spacing w:line="240" w:lineRule="auto"/>
+        <w:ind w:left="720"/>
+      </w:pPr>
+      <w:r>
+        <w:rPr>
+          <w:lang w:val="gu_IN" w:bidi="gu_IN"/>
+        </w:rPr>
+      </w:r>
+      <w:r>
+        <w:rPr>
+          <w:lang w:val="gu_IN" w:bidi="gu_IN"/>
+        </w:rPr>
+        <w:t>ઉત્પત્તિ 14:1–2</w:t>
+      </w:r>
+    </w:p>
+    <w:p>
+      <w:pPr>
+        <w:pStyle w:val="ListBullet"/>
+        <w:spacing w:line="240" w:lineRule="auto"/>
+        <w:ind w:left="720"/>
+      </w:pPr>
+      <w:r>
+        <w:rPr>
+          <w:lang w:val="gu_IN" w:bidi="gu_IN"/>
+        </w:rPr>
+      </w:r>
+      <w:r>
+        <w:rPr>
+          <w:lang w:val="gu_IN" w:bidi="gu_IN"/>
+        </w:rPr>
+        <w:t>ઉત્પત્તિ 18:20–21</w:t>
+      </w:r>
+    </w:p>
+    <w:p>
+      <w:pPr>
+        <w:pStyle w:val="ListBullet"/>
+        <w:spacing w:line="240" w:lineRule="auto"/>
+        <w:ind w:left="720"/>
+      </w:pPr>
+      <w:r>
+        <w:rPr>
+          <w:lang w:val="gu_IN" w:bidi="gu_IN"/>
+        </w:rPr>
+      </w:r>
+      <w:r>
+        <w:rPr>
+          <w:lang w:val="gu_IN" w:bidi="gu_IN"/>
+        </w:rPr>
+        <w:t>યશાયા 1:9</w:t>
+      </w:r>
+    </w:p>
+    <w:p>
+      <w:pPr>
+        <w:pStyle w:val="ListBullet"/>
+        <w:spacing w:line="240" w:lineRule="auto"/>
+        <w:ind w:left="720"/>
+      </w:pPr>
+      <w:r>
+        <w:rPr>
+          <w:lang w:val="gu_IN" w:bidi="gu_IN"/>
+        </w:rPr>
+      </w:r>
+      <w:r>
+        <w:rPr>
+          <w:lang w:val="gu_IN" w:bidi="gu_IN"/>
+        </w:rPr>
+        <w:t>માથ્થી 10:14–15</w:t>
+      </w:r>
     </w:p>
     <w:p>
       <w:pPr>
@@ -1551,114 +1455,84 @@
           <w:lang w:val="gu_IN" w:bidi="gu_IN"/>
         </w:rPr>
       </w:r>
-      <w:hyperlink r:id="rId29">
-        <w:r>
-          <w:rPr>
-            <w:lang w:val="gu_IN" w:bidi="gu_IN"/>
-          </w:rPr>
-          <w:rPr>
-            <w:color w:val="0000EE"/>
-            <w:u w:val="single"/>
-          </w:rPr>
-          <w:t>2 શમુએલ 1:23–24</w:t>
-        </w:r>
-      </w:hyperlink>
-    </w:p>
-    <w:p>
-      <w:pPr>
-        <w:pStyle w:val="ListBullet"/>
-        <w:spacing w:line="240" w:lineRule="auto"/>
-        <w:ind w:left="720"/>
-      </w:pPr>
-      <w:r>
-        <w:rPr>
-          <w:lang w:val="gu_IN" w:bidi="gu_IN"/>
-        </w:rPr>
-      </w:r>
-      <w:hyperlink r:id="rId30">
-        <w:r>
-          <w:rPr>
-            <w:lang w:val="gu_IN" w:bidi="gu_IN"/>
-          </w:rPr>
-          <w:rPr>
-            <w:color w:val="0000EE"/>
-            <w:u w:val="single"/>
-          </w:rPr>
-          <w:t>દાનિયેલ 7:4–5</w:t>
-        </w:r>
-      </w:hyperlink>
-    </w:p>
-    <w:p>
-      <w:pPr>
-        <w:pStyle w:val="ListBullet"/>
-        <w:spacing w:line="240" w:lineRule="auto"/>
-        <w:ind w:left="720"/>
-      </w:pPr>
-      <w:r>
-        <w:rPr>
-          <w:lang w:val="gu_IN" w:bidi="gu_IN"/>
-        </w:rPr>
-      </w:r>
-      <w:hyperlink r:id="rId31">
-        <w:r>
-          <w:rPr>
-            <w:lang w:val="gu_IN" w:bidi="gu_IN"/>
-          </w:rPr>
-          <w:rPr>
-            <w:color w:val="0000EE"/>
-            <w:u w:val="single"/>
-          </w:rPr>
-          <w:t>યર્મિયા 4:13–15</w:t>
-        </w:r>
-      </w:hyperlink>
-    </w:p>
-    <w:p>
-      <w:pPr>
-        <w:pStyle w:val="ListBullet"/>
-        <w:spacing w:line="240" w:lineRule="auto"/>
-        <w:ind w:left="720"/>
-      </w:pPr>
-      <w:r>
-        <w:rPr>
-          <w:lang w:val="gu_IN" w:bidi="gu_IN"/>
-        </w:rPr>
-      </w:r>
-      <w:hyperlink r:id="rId32">
-        <w:r>
-          <w:rPr>
-            <w:lang w:val="gu_IN" w:bidi="gu_IN"/>
-          </w:rPr>
-          <w:rPr>
-            <w:color w:val="0000EE"/>
-            <w:u w:val="single"/>
-          </w:rPr>
-          <w:t>લેવીય 11:13–16</w:t>
-        </w:r>
-      </w:hyperlink>
-    </w:p>
-    <w:p>
-      <w:pPr>
-        <w:pStyle w:val="ListBullet"/>
-        <w:spacing w:line="240" w:lineRule="auto"/>
-        <w:ind w:left="720"/>
-      </w:pPr>
-      <w:r>
-        <w:rPr>
-          <w:lang w:val="gu_IN" w:bidi="gu_IN"/>
-        </w:rPr>
-      </w:r>
-      <w:hyperlink r:id="rId33">
-        <w:r>
-          <w:rPr>
-            <w:lang w:val="gu_IN" w:bidi="gu_IN"/>
-          </w:rPr>
-          <w:rPr>
-            <w:color w:val="0000EE"/>
-            <w:u w:val="single"/>
-          </w:rPr>
-          <w:t>પ્રકટીકરણ 4:7–8</w:t>
-        </w:r>
-      </w:hyperlink>
+      <w:r>
+        <w:rPr>
+          <w:lang w:val="gu_IN" w:bidi="gu_IN"/>
+        </w:rPr>
+        <w:t>2 શમુએલ 1:23–24</w:t>
+      </w:r>
+    </w:p>
+    <w:p>
+      <w:pPr>
+        <w:pStyle w:val="ListBullet"/>
+        <w:spacing w:line="240" w:lineRule="auto"/>
+        <w:ind w:left="720"/>
+      </w:pPr>
+      <w:r>
+        <w:rPr>
+          <w:lang w:val="gu_IN" w:bidi="gu_IN"/>
+        </w:rPr>
+      </w:r>
+      <w:r>
+        <w:rPr>
+          <w:lang w:val="gu_IN" w:bidi="gu_IN"/>
+        </w:rPr>
+        <w:t>દાનિયેલ 7:4–5</w:t>
+      </w:r>
+    </w:p>
+    <w:p>
+      <w:pPr>
+        <w:pStyle w:val="ListBullet"/>
+        <w:spacing w:line="240" w:lineRule="auto"/>
+        <w:ind w:left="720"/>
+      </w:pPr>
+      <w:r>
+        <w:rPr>
+          <w:lang w:val="gu_IN" w:bidi="gu_IN"/>
+        </w:rPr>
+      </w:r>
+      <w:r>
+        <w:rPr>
+          <w:lang w:val="gu_IN" w:bidi="gu_IN"/>
+        </w:rPr>
+        <w:t>યર્મિયા 4:13–15</w:t>
+      </w:r>
+    </w:p>
+    <w:p>
+      <w:pPr>
+        <w:pStyle w:val="ListBullet"/>
+        <w:spacing w:line="240" w:lineRule="auto"/>
+        <w:ind w:left="720"/>
+      </w:pPr>
+      <w:r>
+        <w:rPr>
+          <w:lang w:val="gu_IN" w:bidi="gu_IN"/>
+        </w:rPr>
+      </w:r>
+      <w:r>
+        <w:rPr>
+          <w:lang w:val="gu_IN" w:bidi="gu_IN"/>
+        </w:rPr>
+        <w:t>લેવીય 11:13–16</w:t>
+      </w:r>
+    </w:p>
+    <w:p>
+      <w:pPr>
+        <w:pStyle w:val="ListBullet"/>
+        <w:spacing w:line="240" w:lineRule="auto"/>
+        <w:ind w:left="720"/>
+      </w:pPr>
+      <w:r>
+        <w:rPr>
+          <w:lang w:val="gu_IN" w:bidi="gu_IN"/>
+        </w:rPr>
+      </w:r>
+      <w:r>
+        <w:rPr>
+          <w:lang w:val="gu_IN" w:bidi="gu_IN"/>
+        </w:rPr>
+        <w:t>પ્રકટીકરણ 4:7–8</w:t>
+      </w:r>
     </w:p>
     <w:p>
       <w:pPr>
@@ -1908,114 +1782,84 @@
           <w:lang w:val="gu_IN" w:bidi="gu_IN"/>
         </w:rPr>
       </w:r>
-      <w:hyperlink r:id="rId34">
-        <w:r>
-          <w:rPr>
-            <w:lang w:val="gu_IN" w:bidi="gu_IN"/>
-          </w:rPr>
-          <w:rPr>
-            <w:color w:val="0000EE"/>
-            <w:u w:val="single"/>
-          </w:rPr>
-          <w:t>ઉત્પત્તિ 21:1–4</w:t>
-        </w:r>
-      </w:hyperlink>
-    </w:p>
-    <w:p>
-      <w:pPr>
-        <w:pStyle w:val="ListBullet"/>
-        <w:spacing w:line="240" w:lineRule="auto"/>
-        <w:ind w:left="720"/>
-      </w:pPr>
-      <w:r>
-        <w:rPr>
-          <w:lang w:val="gu_IN" w:bidi="gu_IN"/>
-        </w:rPr>
-      </w:r>
-      <w:hyperlink r:id="rId35">
-        <w:r>
-          <w:rPr>
-            <w:lang w:val="gu_IN" w:bidi="gu_IN"/>
-          </w:rPr>
-          <w:rPr>
-            <w:color w:val="0000EE"/>
-            <w:u w:val="single"/>
-          </w:rPr>
-          <w:t>હોશિયા 2:4–5</w:t>
-        </w:r>
-      </w:hyperlink>
-    </w:p>
-    <w:p>
-      <w:pPr>
-        <w:pStyle w:val="ListBullet"/>
-        <w:spacing w:line="240" w:lineRule="auto"/>
-        <w:ind w:left="720"/>
-      </w:pPr>
-      <w:r>
-        <w:rPr>
-          <w:lang w:val="gu_IN" w:bidi="gu_IN"/>
-        </w:rPr>
-      </w:r>
-      <w:hyperlink r:id="rId36">
-        <w:r>
-          <w:rPr>
-            <w:lang w:val="gu_IN" w:bidi="gu_IN"/>
-          </w:rPr>
-          <w:rPr>
-            <w:color w:val="0000EE"/>
-            <w:u w:val="single"/>
-          </w:rPr>
-          <w:t>અયૂબ 15:34–35</w:t>
-        </w:r>
-      </w:hyperlink>
-    </w:p>
-    <w:p>
-      <w:pPr>
-        <w:pStyle w:val="ListBullet"/>
-        <w:spacing w:line="240" w:lineRule="auto"/>
-        <w:ind w:left="720"/>
-      </w:pPr>
-      <w:r>
-        <w:rPr>
-          <w:lang w:val="gu_IN" w:bidi="gu_IN"/>
-        </w:rPr>
-      </w:r>
-      <w:hyperlink r:id="rId37">
-        <w:r>
-          <w:rPr>
-            <w:lang w:val="gu_IN" w:bidi="gu_IN"/>
-          </w:rPr>
-          <w:rPr>
-            <w:color w:val="0000EE"/>
-            <w:u w:val="single"/>
-          </w:rPr>
-          <w:t>લૂક 1:24–25</w:t>
-        </w:r>
-      </w:hyperlink>
-    </w:p>
-    <w:p>
-      <w:pPr>
-        <w:pStyle w:val="ListBullet"/>
-        <w:spacing w:line="240" w:lineRule="auto"/>
-        <w:ind w:left="720"/>
-      </w:pPr>
-      <w:r>
-        <w:rPr>
-          <w:lang w:val="gu_IN" w:bidi="gu_IN"/>
-        </w:rPr>
-      </w:r>
-      <w:hyperlink r:id="rId38">
-        <w:r>
-          <w:rPr>
-            <w:lang w:val="gu_IN" w:bidi="gu_IN"/>
-          </w:rPr>
-          <w:rPr>
-            <w:color w:val="0000EE"/>
-            <w:u w:val="single"/>
-          </w:rPr>
-          <w:t>લૂક 2:21</w:t>
-        </w:r>
-      </w:hyperlink>
+      <w:r>
+        <w:rPr>
+          <w:lang w:val="gu_IN" w:bidi="gu_IN"/>
+        </w:rPr>
+        <w:t>ઉત્પત્તિ 21:1–4</w:t>
+      </w:r>
+    </w:p>
+    <w:p>
+      <w:pPr>
+        <w:pStyle w:val="ListBullet"/>
+        <w:spacing w:line="240" w:lineRule="auto"/>
+        <w:ind w:left="720"/>
+      </w:pPr>
+      <w:r>
+        <w:rPr>
+          <w:lang w:val="gu_IN" w:bidi="gu_IN"/>
+        </w:rPr>
+      </w:r>
+      <w:r>
+        <w:rPr>
+          <w:lang w:val="gu_IN" w:bidi="gu_IN"/>
+        </w:rPr>
+        <w:t>હોશિયા 2:4–5</w:t>
+      </w:r>
+    </w:p>
+    <w:p>
+      <w:pPr>
+        <w:pStyle w:val="ListBullet"/>
+        <w:spacing w:line="240" w:lineRule="auto"/>
+        <w:ind w:left="720"/>
+      </w:pPr>
+      <w:r>
+        <w:rPr>
+          <w:lang w:val="gu_IN" w:bidi="gu_IN"/>
+        </w:rPr>
+      </w:r>
+      <w:r>
+        <w:rPr>
+          <w:lang w:val="gu_IN" w:bidi="gu_IN"/>
+        </w:rPr>
+        <w:t>અયૂબ 15:34–35</w:t>
+      </w:r>
+    </w:p>
+    <w:p>
+      <w:pPr>
+        <w:pStyle w:val="ListBullet"/>
+        <w:spacing w:line="240" w:lineRule="auto"/>
+        <w:ind w:left="720"/>
+      </w:pPr>
+      <w:r>
+        <w:rPr>
+          <w:lang w:val="gu_IN" w:bidi="gu_IN"/>
+        </w:rPr>
+      </w:r>
+      <w:r>
+        <w:rPr>
+          <w:lang w:val="gu_IN" w:bidi="gu_IN"/>
+        </w:rPr>
+        <w:t>લૂક 1:24–25</w:t>
+      </w:r>
+    </w:p>
+    <w:p>
+      <w:pPr>
+        <w:pStyle w:val="ListBullet"/>
+        <w:spacing w:line="240" w:lineRule="auto"/>
+        <w:ind w:left="720"/>
+      </w:pPr>
+      <w:r>
+        <w:rPr>
+          <w:lang w:val="gu_IN" w:bidi="gu_IN"/>
+        </w:rPr>
+      </w:r>
+      <w:r>
+        <w:rPr>
+          <w:lang w:val="gu_IN" w:bidi="gu_IN"/>
+        </w:rPr>
+        <w:t>લૂક 2:21</w:t>
+      </w:r>
     </w:p>
     <w:p>
       <w:pPr>
@@ -2215,186 +2059,138 @@
           <w:lang w:val="gu_IN" w:bidi="gu_IN"/>
         </w:rPr>
       </w:r>
-      <w:hyperlink r:id="rId39">
-        <w:r>
-          <w:rPr>
-            <w:lang w:val="gu_IN" w:bidi="gu_IN"/>
-          </w:rPr>
-          <w:rPr>
-            <w:color w:val="0000EE"/>
-            <w:u w:val="single"/>
-          </w:rPr>
-          <w:t>ઉત્પત્તિ 25:23</w:t>
-        </w:r>
-      </w:hyperlink>
-    </w:p>
-    <w:p>
-      <w:pPr>
-        <w:pStyle w:val="ListBullet"/>
-        <w:spacing w:line="240" w:lineRule="auto"/>
-        <w:ind w:left="720"/>
-      </w:pPr>
-      <w:r>
-        <w:rPr>
-          <w:lang w:val="gu_IN" w:bidi="gu_IN"/>
-        </w:rPr>
-      </w:r>
-      <w:hyperlink r:id="rId40">
-        <w:r>
-          <w:rPr>
-            <w:lang w:val="gu_IN" w:bidi="gu_IN"/>
-          </w:rPr>
-          <w:rPr>
-            <w:color w:val="0000EE"/>
-            <w:u w:val="single"/>
-          </w:rPr>
-          <w:t>ઉત્પત્તિ 25:24–26</w:t>
-        </w:r>
-      </w:hyperlink>
-    </w:p>
-    <w:p>
-      <w:pPr>
-        <w:pStyle w:val="ListBullet"/>
-        <w:spacing w:line="240" w:lineRule="auto"/>
-        <w:ind w:left="720"/>
-      </w:pPr>
-      <w:r>
-        <w:rPr>
-          <w:lang w:val="gu_IN" w:bidi="gu_IN"/>
-        </w:rPr>
-      </w:r>
-      <w:hyperlink r:id="rId41">
-        <w:r>
-          <w:rPr>
-            <w:lang w:val="gu_IN" w:bidi="gu_IN"/>
-          </w:rPr>
-          <w:rPr>
-            <w:color w:val="0000EE"/>
-            <w:u w:val="single"/>
-          </w:rPr>
-          <w:t>ઉત્પત્તિ 38:27–28</w:t>
-        </w:r>
-      </w:hyperlink>
-    </w:p>
-    <w:p>
-      <w:pPr>
-        <w:pStyle w:val="ListBullet"/>
-        <w:spacing w:line="240" w:lineRule="auto"/>
-        <w:ind w:left="720"/>
-      </w:pPr>
-      <w:r>
-        <w:rPr>
-          <w:lang w:val="gu_IN" w:bidi="gu_IN"/>
-        </w:rPr>
-      </w:r>
-      <w:hyperlink r:id="rId42">
-        <w:r>
-          <w:rPr>
-            <w:lang w:val="gu_IN" w:bidi="gu_IN"/>
-          </w:rPr>
-          <w:rPr>
-            <w:color w:val="0000EE"/>
-            <w:u w:val="single"/>
-          </w:rPr>
-          <w:t>ઉત્પત્તિ 49:25</w:t>
-        </w:r>
-      </w:hyperlink>
-    </w:p>
-    <w:p>
-      <w:pPr>
-        <w:pStyle w:val="ListBullet"/>
-        <w:spacing w:line="240" w:lineRule="auto"/>
-        <w:ind w:left="720"/>
-      </w:pPr>
-      <w:r>
-        <w:rPr>
-          <w:lang w:val="gu_IN" w:bidi="gu_IN"/>
-        </w:rPr>
-      </w:r>
-      <w:hyperlink r:id="rId38">
-        <w:r>
-          <w:rPr>
-            <w:lang w:val="gu_IN" w:bidi="gu_IN"/>
-          </w:rPr>
-          <w:rPr>
-            <w:color w:val="0000EE"/>
-            <w:u w:val="single"/>
-          </w:rPr>
-          <w:t>લૂક 2:21</w:t>
-        </w:r>
-      </w:hyperlink>
-    </w:p>
-    <w:p>
-      <w:pPr>
-        <w:pStyle w:val="ListBullet"/>
-        <w:spacing w:line="240" w:lineRule="auto"/>
-        <w:ind w:left="720"/>
-      </w:pPr>
-      <w:r>
-        <w:rPr>
-          <w:lang w:val="gu_IN" w:bidi="gu_IN"/>
-        </w:rPr>
-      </w:r>
-      <w:hyperlink r:id="rId43">
-        <w:r>
-          <w:rPr>
-            <w:lang w:val="gu_IN" w:bidi="gu_IN"/>
-          </w:rPr>
-          <w:rPr>
-            <w:color w:val="0000EE"/>
-            <w:u w:val="single"/>
-          </w:rPr>
-          <w:t>લૂક 11:27–28</w:t>
-        </w:r>
-      </w:hyperlink>
-    </w:p>
-    <w:p>
-      <w:pPr>
-        <w:pStyle w:val="ListBullet"/>
-        <w:spacing w:line="240" w:lineRule="auto"/>
-        <w:ind w:left="720"/>
-      </w:pPr>
-      <w:r>
-        <w:rPr>
-          <w:lang w:val="gu_IN" w:bidi="gu_IN"/>
-        </w:rPr>
-      </w:r>
-      <w:hyperlink r:id="rId44">
-        <w:r>
-          <w:rPr>
-            <w:lang w:val="gu_IN" w:bidi="gu_IN"/>
-          </w:rPr>
-          <w:rPr>
-            <w:color w:val="0000EE"/>
-            <w:u w:val="single"/>
-          </w:rPr>
-          <w:t>લૂક 23:29–31</w:t>
-        </w:r>
-      </w:hyperlink>
-    </w:p>
-    <w:p>
-      <w:pPr>
-        <w:pStyle w:val="ListBullet"/>
-        <w:spacing w:line="240" w:lineRule="auto"/>
-        <w:ind w:left="720"/>
-      </w:pPr>
-      <w:r>
-        <w:rPr>
-          <w:lang w:val="gu_IN" w:bidi="gu_IN"/>
-        </w:rPr>
-      </w:r>
-      <w:hyperlink r:id="rId45">
-        <w:r>
-          <w:rPr>
-            <w:lang w:val="gu_IN" w:bidi="gu_IN"/>
-          </w:rPr>
-          <w:rPr>
-            <w:color w:val="0000EE"/>
-            <w:u w:val="single"/>
-          </w:rPr>
-          <w:t>માથ્થી 19:10–12</w:t>
-        </w:r>
-      </w:hyperlink>
+      <w:r>
+        <w:rPr>
+          <w:lang w:val="gu_IN" w:bidi="gu_IN"/>
+        </w:rPr>
+        <w:t>ઉત્પત્તિ 25:23</w:t>
+      </w:r>
+    </w:p>
+    <w:p>
+      <w:pPr>
+        <w:pStyle w:val="ListBullet"/>
+        <w:spacing w:line="240" w:lineRule="auto"/>
+        <w:ind w:left="720"/>
+      </w:pPr>
+      <w:r>
+        <w:rPr>
+          <w:lang w:val="gu_IN" w:bidi="gu_IN"/>
+        </w:rPr>
+      </w:r>
+      <w:r>
+        <w:rPr>
+          <w:lang w:val="gu_IN" w:bidi="gu_IN"/>
+        </w:rPr>
+        <w:t>ઉત્પત્તિ 25:24–26</w:t>
+      </w:r>
+    </w:p>
+    <w:p>
+      <w:pPr>
+        <w:pStyle w:val="ListBullet"/>
+        <w:spacing w:line="240" w:lineRule="auto"/>
+        <w:ind w:left="720"/>
+      </w:pPr>
+      <w:r>
+        <w:rPr>
+          <w:lang w:val="gu_IN" w:bidi="gu_IN"/>
+        </w:rPr>
+      </w:r>
+      <w:r>
+        <w:rPr>
+          <w:lang w:val="gu_IN" w:bidi="gu_IN"/>
+        </w:rPr>
+        <w:t>ઉત્પત્તિ 38:27–28</w:t>
+      </w:r>
+    </w:p>
+    <w:p>
+      <w:pPr>
+        <w:pStyle w:val="ListBullet"/>
+        <w:spacing w:line="240" w:lineRule="auto"/>
+        <w:ind w:left="720"/>
+      </w:pPr>
+      <w:r>
+        <w:rPr>
+          <w:lang w:val="gu_IN" w:bidi="gu_IN"/>
+        </w:rPr>
+      </w:r>
+      <w:r>
+        <w:rPr>
+          <w:lang w:val="gu_IN" w:bidi="gu_IN"/>
+        </w:rPr>
+        <w:t>ઉત્પત્તિ 49:25</w:t>
+      </w:r>
+    </w:p>
+    <w:p>
+      <w:pPr>
+        <w:pStyle w:val="ListBullet"/>
+        <w:spacing w:line="240" w:lineRule="auto"/>
+        <w:ind w:left="720"/>
+      </w:pPr>
+      <w:r>
+        <w:rPr>
+          <w:lang w:val="gu_IN" w:bidi="gu_IN"/>
+        </w:rPr>
+      </w:r>
+      <w:r>
+        <w:rPr>
+          <w:lang w:val="gu_IN" w:bidi="gu_IN"/>
+        </w:rPr>
+        <w:t>લૂક 2:21</w:t>
+      </w:r>
+    </w:p>
+    <w:p>
+      <w:pPr>
+        <w:pStyle w:val="ListBullet"/>
+        <w:spacing w:line="240" w:lineRule="auto"/>
+        <w:ind w:left="720"/>
+      </w:pPr>
+      <w:r>
+        <w:rPr>
+          <w:lang w:val="gu_IN" w:bidi="gu_IN"/>
+        </w:rPr>
+      </w:r>
+      <w:r>
+        <w:rPr>
+          <w:lang w:val="gu_IN" w:bidi="gu_IN"/>
+        </w:rPr>
+        <w:t>લૂક 11:27–28</w:t>
+      </w:r>
+    </w:p>
+    <w:p>
+      <w:pPr>
+        <w:pStyle w:val="ListBullet"/>
+        <w:spacing w:line="240" w:lineRule="auto"/>
+        <w:ind w:left="720"/>
+      </w:pPr>
+      <w:r>
+        <w:rPr>
+          <w:lang w:val="gu_IN" w:bidi="gu_IN"/>
+        </w:rPr>
+      </w:r>
+      <w:r>
+        <w:rPr>
+          <w:lang w:val="gu_IN" w:bidi="gu_IN"/>
+        </w:rPr>
+        <w:t>લૂક 23:29–31</w:t>
+      </w:r>
+    </w:p>
+    <w:p>
+      <w:pPr>
+        <w:pStyle w:val="ListBullet"/>
+        <w:spacing w:line="240" w:lineRule="auto"/>
+        <w:ind w:left="720"/>
+      </w:pPr>
+      <w:r>
+        <w:rPr>
+          <w:lang w:val="gu_IN" w:bidi="gu_IN"/>
+        </w:rPr>
+      </w:r>
+      <w:r>
+        <w:rPr>
+          <w:lang w:val="gu_IN" w:bidi="gu_IN"/>
+        </w:rPr>
+        <w:t>માથ્થી 19:10–12</w:t>
+      </w:r>
     </w:p>
     <w:p>
       <w:pPr>
@@ -2641,114 +2437,84 @@
           <w:lang w:val="gu_IN" w:bidi="gu_IN"/>
         </w:rPr>
       </w:r>
-      <w:hyperlink r:id="rId46">
-        <w:r>
-          <w:rPr>
-            <w:lang w:val="gu_IN" w:bidi="gu_IN"/>
-          </w:rPr>
-          <w:rPr>
-            <w:color w:val="0000EE"/>
-            <w:u w:val="single"/>
-          </w:rPr>
-          <w:t>2 તિમોથી 3:1–4</w:t>
-        </w:r>
-      </w:hyperlink>
-    </w:p>
-    <w:p>
-      <w:pPr>
-        <w:pStyle w:val="ListBullet"/>
-        <w:spacing w:line="240" w:lineRule="auto"/>
-        <w:ind w:left="720"/>
-      </w:pPr>
-      <w:r>
-        <w:rPr>
-          <w:lang w:val="gu_IN" w:bidi="gu_IN"/>
-        </w:rPr>
-      </w:r>
-      <w:hyperlink r:id="rId47">
-        <w:r>
-          <w:rPr>
-            <w:lang w:val="gu_IN" w:bidi="gu_IN"/>
-          </w:rPr>
-          <w:rPr>
-            <w:color w:val="0000EE"/>
-            <w:u w:val="single"/>
-          </w:rPr>
-          <w:t>યશાયા 2:17–19</w:t>
-        </w:r>
-      </w:hyperlink>
-    </w:p>
-    <w:p>
-      <w:pPr>
-        <w:pStyle w:val="ListBullet"/>
-        <w:spacing w:line="240" w:lineRule="auto"/>
-        <w:ind w:left="720"/>
-      </w:pPr>
-      <w:r>
-        <w:rPr>
-          <w:lang w:val="gu_IN" w:bidi="gu_IN"/>
-        </w:rPr>
-      </w:r>
-      <w:hyperlink r:id="rId48">
-        <w:r>
-          <w:rPr>
-            <w:lang w:val="gu_IN" w:bidi="gu_IN"/>
-          </w:rPr>
-          <w:rPr>
-            <w:color w:val="0000EE"/>
-            <w:u w:val="single"/>
-          </w:rPr>
-          <w:t>નીતિવચન 16:17–18</w:t>
-        </w:r>
-      </w:hyperlink>
-    </w:p>
-    <w:p>
-      <w:pPr>
-        <w:pStyle w:val="ListBullet"/>
-        <w:spacing w:line="240" w:lineRule="auto"/>
-        <w:ind w:left="720"/>
-      </w:pPr>
-      <w:r>
-        <w:rPr>
-          <w:lang w:val="gu_IN" w:bidi="gu_IN"/>
-        </w:rPr>
-      </w:r>
-      <w:hyperlink r:id="rId49">
-        <w:r>
-          <w:rPr>
-            <w:lang w:val="gu_IN" w:bidi="gu_IN"/>
-          </w:rPr>
-          <w:rPr>
-            <w:color w:val="0000EE"/>
-            <w:u w:val="single"/>
-          </w:rPr>
-          <w:t>નીતિવચન 21:23–24</w:t>
-        </w:r>
-      </w:hyperlink>
-    </w:p>
-    <w:p>
-      <w:pPr>
-        <w:pStyle w:val="ListBullet"/>
-        <w:spacing w:line="240" w:lineRule="auto"/>
-        <w:ind w:left="720"/>
-      </w:pPr>
-      <w:r>
-        <w:rPr>
-          <w:lang w:val="gu_IN" w:bidi="gu_IN"/>
-        </w:rPr>
-      </w:r>
-      <w:hyperlink r:id="rId50">
-        <w:r>
-          <w:rPr>
-            <w:lang w:val="gu_IN" w:bidi="gu_IN"/>
-          </w:rPr>
-          <w:rPr>
-            <w:color w:val="0000EE"/>
-            <w:u w:val="single"/>
-          </w:rPr>
-          <w:t>ગીતશાસ્ત્ર 131:1</w:t>
-        </w:r>
-      </w:hyperlink>
+      <w:r>
+        <w:rPr>
+          <w:lang w:val="gu_IN" w:bidi="gu_IN"/>
+        </w:rPr>
+        <w:t>2 તિમોથી 3:1–4</w:t>
+      </w:r>
+    </w:p>
+    <w:p>
+      <w:pPr>
+        <w:pStyle w:val="ListBullet"/>
+        <w:spacing w:line="240" w:lineRule="auto"/>
+        <w:ind w:left="720"/>
+      </w:pPr>
+      <w:r>
+        <w:rPr>
+          <w:lang w:val="gu_IN" w:bidi="gu_IN"/>
+        </w:rPr>
+      </w:r>
+      <w:r>
+        <w:rPr>
+          <w:lang w:val="gu_IN" w:bidi="gu_IN"/>
+        </w:rPr>
+        <w:t>યશાયા 2:17–19</w:t>
+      </w:r>
+    </w:p>
+    <w:p>
+      <w:pPr>
+        <w:pStyle w:val="ListBullet"/>
+        <w:spacing w:line="240" w:lineRule="auto"/>
+        <w:ind w:left="720"/>
+      </w:pPr>
+      <w:r>
+        <w:rPr>
+          <w:lang w:val="gu_IN" w:bidi="gu_IN"/>
+        </w:rPr>
+      </w:r>
+      <w:r>
+        <w:rPr>
+          <w:lang w:val="gu_IN" w:bidi="gu_IN"/>
+        </w:rPr>
+        <w:t>નીતિવચન 16:17–18</w:t>
+      </w:r>
+    </w:p>
+    <w:p>
+      <w:pPr>
+        <w:pStyle w:val="ListBullet"/>
+        <w:spacing w:line="240" w:lineRule="auto"/>
+        <w:ind w:left="720"/>
+      </w:pPr>
+      <w:r>
+        <w:rPr>
+          <w:lang w:val="gu_IN" w:bidi="gu_IN"/>
+        </w:rPr>
+      </w:r>
+      <w:r>
+        <w:rPr>
+          <w:lang w:val="gu_IN" w:bidi="gu_IN"/>
+        </w:rPr>
+        <w:t>નીતિવચન 21:23–24</w:t>
+      </w:r>
+    </w:p>
+    <w:p>
+      <w:pPr>
+        <w:pStyle w:val="ListBullet"/>
+        <w:spacing w:line="240" w:lineRule="auto"/>
+        <w:ind w:left="720"/>
+      </w:pPr>
+      <w:r>
+        <w:rPr>
+          <w:lang w:val="gu_IN" w:bidi="gu_IN"/>
+        </w:rPr>
+      </w:r>
+      <w:r>
+        <w:rPr>
+          <w:lang w:val="gu_IN" w:bidi="gu_IN"/>
+        </w:rPr>
+        <w:t>ગીતશાસ્ત્ર 131:1</w:t>
+      </w:r>
     </w:p>
     <w:p>
       <w:pPr>
@@ -3300,114 +3066,84 @@
           <w:lang w:val="gu_IN" w:bidi="gu_IN"/>
         </w:rPr>
       </w:r>
-      <w:hyperlink r:id="rId51">
-        <w:r>
-          <w:rPr>
-            <w:lang w:val="gu_IN" w:bidi="gu_IN"/>
-          </w:rPr>
-          <w:rPr>
-            <w:color w:val="0000EE"/>
-            <w:u w:val="single"/>
-          </w:rPr>
-          <w:t>1 કરિંથી 16:1–2</w:t>
-        </w:r>
-      </w:hyperlink>
-    </w:p>
-    <w:p>
-      <w:pPr>
-        <w:pStyle w:val="ListBullet"/>
-        <w:spacing w:line="240" w:lineRule="auto"/>
-        <w:ind w:left="720"/>
-      </w:pPr>
-      <w:r>
-        <w:rPr>
-          <w:lang w:val="gu_IN" w:bidi="gu_IN"/>
-        </w:rPr>
-      </w:r>
-      <w:hyperlink r:id="rId52">
-        <w:r>
-          <w:rPr>
-            <w:lang w:val="gu_IN" w:bidi="gu_IN"/>
-          </w:rPr>
-          <w:rPr>
-            <w:color w:val="0000EE"/>
-            <w:u w:val="single"/>
-          </w:rPr>
-          <w:t>1 પિતર 1:1–2</w:t>
-        </w:r>
-      </w:hyperlink>
-    </w:p>
-    <w:p>
-      <w:pPr>
-        <w:pStyle w:val="ListBullet"/>
-        <w:spacing w:line="240" w:lineRule="auto"/>
-        <w:ind w:left="720"/>
-      </w:pPr>
-      <w:r>
-        <w:rPr>
-          <w:lang w:val="gu_IN" w:bidi="gu_IN"/>
-        </w:rPr>
-      </w:r>
-      <w:hyperlink r:id="rId53">
-        <w:r>
-          <w:rPr>
-            <w:lang w:val="gu_IN" w:bidi="gu_IN"/>
-          </w:rPr>
-          <w:rPr>
-            <w:color w:val="0000EE"/>
-            <w:u w:val="single"/>
-          </w:rPr>
-          <w:t>2 તિમોથી 4:9–10</w:t>
-        </w:r>
-      </w:hyperlink>
-    </w:p>
-    <w:p>
-      <w:pPr>
-        <w:pStyle w:val="ListBullet"/>
-        <w:spacing w:line="240" w:lineRule="auto"/>
-        <w:ind w:left="720"/>
-      </w:pPr>
-      <w:r>
-        <w:rPr>
-          <w:lang w:val="gu_IN" w:bidi="gu_IN"/>
-        </w:rPr>
-      </w:r>
-      <w:hyperlink r:id="rId54">
-        <w:r>
-          <w:rPr>
-            <w:lang w:val="gu_IN" w:bidi="gu_IN"/>
-          </w:rPr>
-          <w:rPr>
-            <w:color w:val="0000EE"/>
-            <w:u w:val="single"/>
-          </w:rPr>
-          <w:t>પ્રેરિતો 16:6–8</w:t>
-        </w:r>
-      </w:hyperlink>
-    </w:p>
-    <w:p>
-      <w:pPr>
-        <w:pStyle w:val="ListBullet"/>
-        <w:spacing w:line="240" w:lineRule="auto"/>
-        <w:ind w:left="720"/>
-      </w:pPr>
-      <w:r>
-        <w:rPr>
-          <w:lang w:val="gu_IN" w:bidi="gu_IN"/>
-        </w:rPr>
-      </w:r>
-      <w:hyperlink r:id="rId55">
-        <w:r>
-          <w:rPr>
-            <w:lang w:val="gu_IN" w:bidi="gu_IN"/>
-          </w:rPr>
-          <w:rPr>
-            <w:color w:val="0000EE"/>
-            <w:u w:val="single"/>
-          </w:rPr>
-          <w:t>ગલાતી 1:1–2</w:t>
-        </w:r>
-      </w:hyperlink>
+      <w:r>
+        <w:rPr>
+          <w:lang w:val="gu_IN" w:bidi="gu_IN"/>
+        </w:rPr>
+        <w:t>1 કરિંથી 16:1–2</w:t>
+      </w:r>
+    </w:p>
+    <w:p>
+      <w:pPr>
+        <w:pStyle w:val="ListBullet"/>
+        <w:spacing w:line="240" w:lineRule="auto"/>
+        <w:ind w:left="720"/>
+      </w:pPr>
+      <w:r>
+        <w:rPr>
+          <w:lang w:val="gu_IN" w:bidi="gu_IN"/>
+        </w:rPr>
+      </w:r>
+      <w:r>
+        <w:rPr>
+          <w:lang w:val="gu_IN" w:bidi="gu_IN"/>
+        </w:rPr>
+        <w:t>1 પિતર 1:1–2</w:t>
+      </w:r>
+    </w:p>
+    <w:p>
+      <w:pPr>
+        <w:pStyle w:val="ListBullet"/>
+        <w:spacing w:line="240" w:lineRule="auto"/>
+        <w:ind w:left="720"/>
+      </w:pPr>
+      <w:r>
+        <w:rPr>
+          <w:lang w:val="gu_IN" w:bidi="gu_IN"/>
+        </w:rPr>
+      </w:r>
+      <w:r>
+        <w:rPr>
+          <w:lang w:val="gu_IN" w:bidi="gu_IN"/>
+        </w:rPr>
+        <w:t>2 તિમોથી 4:9–10</w:t>
+      </w:r>
+    </w:p>
+    <w:p>
+      <w:pPr>
+        <w:pStyle w:val="ListBullet"/>
+        <w:spacing w:line="240" w:lineRule="auto"/>
+        <w:ind w:left="720"/>
+      </w:pPr>
+      <w:r>
+        <w:rPr>
+          <w:lang w:val="gu_IN" w:bidi="gu_IN"/>
+        </w:rPr>
+      </w:r>
+      <w:r>
+        <w:rPr>
+          <w:lang w:val="gu_IN" w:bidi="gu_IN"/>
+        </w:rPr>
+        <w:t>પ્રેરિતો 16:6–8</w:t>
+      </w:r>
+    </w:p>
+    <w:p>
+      <w:pPr>
+        <w:pStyle w:val="ListBullet"/>
+        <w:spacing w:line="240" w:lineRule="auto"/>
+        <w:ind w:left="720"/>
+      </w:pPr>
+      <w:r>
+        <w:rPr>
+          <w:lang w:val="gu_IN" w:bidi="gu_IN"/>
+        </w:rPr>
+      </w:r>
+      <w:r>
+        <w:rPr>
+          <w:lang w:val="gu_IN" w:bidi="gu_IN"/>
+        </w:rPr>
+        <w:t>ગલાતી 1:1–2</w:t>
+      </w:r>
     </w:p>
     <w:p>
       <w:pPr>
@@ -3638,90 +3374,66 @@
           <w:lang w:val="gu_IN" w:bidi="gu_IN"/>
         </w:rPr>
       </w:r>
-      <w:hyperlink r:id="rId56">
-        <w:r>
-          <w:rPr>
-            <w:lang w:val="gu_IN" w:bidi="gu_IN"/>
-          </w:rPr>
-          <w:rPr>
-            <w:color w:val="0000EE"/>
-            <w:u w:val="single"/>
-          </w:rPr>
-          <w:t>1 કાળવૃતાંત 2:23–24</w:t>
-        </w:r>
-      </w:hyperlink>
-    </w:p>
-    <w:p>
-      <w:pPr>
-        <w:pStyle w:val="ListBullet"/>
-        <w:spacing w:line="240" w:lineRule="auto"/>
-        <w:ind w:left="720"/>
-      </w:pPr>
-      <w:r>
-        <w:rPr>
-          <w:lang w:val="gu_IN" w:bidi="gu_IN"/>
-        </w:rPr>
-      </w:r>
-      <w:hyperlink r:id="rId57">
-        <w:r>
-          <w:rPr>
-            <w:lang w:val="gu_IN" w:bidi="gu_IN"/>
-          </w:rPr>
-          <w:rPr>
-            <w:color w:val="0000EE"/>
-            <w:u w:val="single"/>
-          </w:rPr>
-          <w:t>2 શમુએલ 3:2–3</w:t>
-        </w:r>
-      </w:hyperlink>
-    </w:p>
-    <w:p>
-      <w:pPr>
-        <w:pStyle w:val="ListBullet"/>
-        <w:spacing w:line="240" w:lineRule="auto"/>
-        <w:ind w:left="720"/>
-      </w:pPr>
-      <w:r>
-        <w:rPr>
-          <w:lang w:val="gu_IN" w:bidi="gu_IN"/>
-        </w:rPr>
-      </w:r>
-      <w:hyperlink r:id="rId58">
-        <w:r>
-          <w:rPr>
-            <w:lang w:val="gu_IN" w:bidi="gu_IN"/>
-          </w:rPr>
-          <w:rPr>
-            <w:color w:val="0000EE"/>
-            <w:u w:val="single"/>
-          </w:rPr>
-          <w:t>પુનર્નિયમ 3:14</w:t>
-        </w:r>
-      </w:hyperlink>
-    </w:p>
-    <w:p>
-      <w:pPr>
-        <w:pStyle w:val="ListBullet"/>
-        <w:spacing w:line="240" w:lineRule="auto"/>
-        <w:ind w:left="720"/>
-      </w:pPr>
-      <w:r>
-        <w:rPr>
-          <w:lang w:val="gu_IN" w:bidi="gu_IN"/>
-        </w:rPr>
-      </w:r>
-      <w:hyperlink r:id="rId59">
-        <w:r>
-          <w:rPr>
-            <w:lang w:val="gu_IN" w:bidi="gu_IN"/>
-          </w:rPr>
-          <w:rPr>
-            <w:color w:val="0000EE"/>
-            <w:u w:val="single"/>
-          </w:rPr>
-          <w:t>યહોશુઆ 12:3–5</w:t>
-        </w:r>
-      </w:hyperlink>
+      <w:r>
+        <w:rPr>
+          <w:lang w:val="gu_IN" w:bidi="gu_IN"/>
+        </w:rPr>
+        <w:t>1 કાળવૃતાંત 2:23–24</w:t>
+      </w:r>
+    </w:p>
+    <w:p>
+      <w:pPr>
+        <w:pStyle w:val="ListBullet"/>
+        <w:spacing w:line="240" w:lineRule="auto"/>
+        <w:ind w:left="720"/>
+      </w:pPr>
+      <w:r>
+        <w:rPr>
+          <w:lang w:val="gu_IN" w:bidi="gu_IN"/>
+        </w:rPr>
+      </w:r>
+      <w:r>
+        <w:rPr>
+          <w:lang w:val="gu_IN" w:bidi="gu_IN"/>
+        </w:rPr>
+        <w:t>2 શમુએલ 3:2–3</w:t>
+      </w:r>
+    </w:p>
+    <w:p>
+      <w:pPr>
+        <w:pStyle w:val="ListBullet"/>
+        <w:spacing w:line="240" w:lineRule="auto"/>
+        <w:ind w:left="720"/>
+      </w:pPr>
+      <w:r>
+        <w:rPr>
+          <w:lang w:val="gu_IN" w:bidi="gu_IN"/>
+        </w:rPr>
+      </w:r>
+      <w:r>
+        <w:rPr>
+          <w:lang w:val="gu_IN" w:bidi="gu_IN"/>
+        </w:rPr>
+        <w:t>પુનર્નિયમ 3:14</w:t>
+      </w:r>
+    </w:p>
+    <w:p>
+      <w:pPr>
+        <w:pStyle w:val="ListBullet"/>
+        <w:spacing w:line="240" w:lineRule="auto"/>
+        <w:ind w:left="720"/>
+      </w:pPr>
+      <w:r>
+        <w:rPr>
+          <w:lang w:val="gu_IN" w:bidi="gu_IN"/>
+        </w:rPr>
+      </w:r>
+      <w:r>
+        <w:rPr>
+          <w:lang w:val="gu_IN" w:bidi="gu_IN"/>
+        </w:rPr>
+        <w:t>યહોશુઆ 12:3–5</w:t>
+      </w:r>
     </w:p>
     <w:p>
       <w:pPr>
@@ -3887,162 +3599,120 @@
           <w:lang w:val="gu_IN" w:bidi="gu_IN"/>
         </w:rPr>
       </w:r>
-      <w:hyperlink r:id="rId60">
-        <w:r>
-          <w:rPr>
-            <w:lang w:val="gu_IN" w:bidi="gu_IN"/>
-          </w:rPr>
-          <w:rPr>
-            <w:color w:val="0000EE"/>
-            <w:u w:val="single"/>
-          </w:rPr>
-          <w:t>1 પિતર 5:8–9</w:t>
-        </w:r>
-      </w:hyperlink>
-    </w:p>
-    <w:p>
-      <w:pPr>
-        <w:pStyle w:val="ListBullet"/>
-        <w:spacing w:line="240" w:lineRule="auto"/>
-        <w:ind w:left="720"/>
-      </w:pPr>
-      <w:r>
-        <w:rPr>
-          <w:lang w:val="gu_IN" w:bidi="gu_IN"/>
-        </w:rPr>
-      </w:r>
-      <w:hyperlink r:id="rId61">
-        <w:r>
-          <w:rPr>
-            <w:lang w:val="gu_IN" w:bidi="gu_IN"/>
-          </w:rPr>
-          <w:rPr>
-            <w:color w:val="0000EE"/>
-            <w:u w:val="single"/>
-          </w:rPr>
-          <w:t>આમોસ 1:9–10</w:t>
-        </w:r>
-      </w:hyperlink>
-    </w:p>
-    <w:p>
-      <w:pPr>
-        <w:pStyle w:val="ListBullet"/>
-        <w:spacing w:line="240" w:lineRule="auto"/>
-        <w:ind w:left="720"/>
-      </w:pPr>
-      <w:r>
-        <w:rPr>
-          <w:lang w:val="gu_IN" w:bidi="gu_IN"/>
-        </w:rPr>
-      </w:r>
-      <w:hyperlink r:id="rId62">
-        <w:r>
-          <w:rPr>
-            <w:lang w:val="gu_IN" w:bidi="gu_IN"/>
-          </w:rPr>
-          <w:rPr>
-            <w:color w:val="0000EE"/>
-            <w:u w:val="single"/>
-          </w:rPr>
-          <w:t>નિર્ગમન 24:16–18</w:t>
-        </w:r>
-      </w:hyperlink>
-    </w:p>
-    <w:p>
-      <w:pPr>
-        <w:pStyle w:val="ListBullet"/>
-        <w:spacing w:line="240" w:lineRule="auto"/>
-        <w:ind w:left="720"/>
-      </w:pPr>
-      <w:r>
-        <w:rPr>
-          <w:lang w:val="gu_IN" w:bidi="gu_IN"/>
-        </w:rPr>
-      </w:r>
-      <w:hyperlink r:id="rId63">
-        <w:r>
-          <w:rPr>
-            <w:lang w:val="gu_IN" w:bidi="gu_IN"/>
-          </w:rPr>
-          <w:rPr>
-            <w:color w:val="0000EE"/>
-            <w:u w:val="single"/>
-          </w:rPr>
-          <w:t>હઝકિયેલ 16:20–22</w:t>
-        </w:r>
-      </w:hyperlink>
-    </w:p>
-    <w:p>
-      <w:pPr>
-        <w:pStyle w:val="ListBullet"/>
-        <w:spacing w:line="240" w:lineRule="auto"/>
-        <w:ind w:left="720"/>
-      </w:pPr>
-      <w:r>
-        <w:rPr>
-          <w:lang w:val="gu_IN" w:bidi="gu_IN"/>
-        </w:rPr>
-      </w:r>
-      <w:hyperlink r:id="rId64">
-        <w:r>
-          <w:rPr>
-            <w:lang w:val="gu_IN" w:bidi="gu_IN"/>
-          </w:rPr>
-          <w:rPr>
-            <w:color w:val="0000EE"/>
-            <w:u w:val="single"/>
-          </w:rPr>
-          <w:t>લૂક 15:28–30</w:t>
-        </w:r>
-      </w:hyperlink>
-    </w:p>
-    <w:p>
-      <w:pPr>
-        <w:pStyle w:val="ListBullet"/>
-        <w:spacing w:line="240" w:lineRule="auto"/>
-        <w:ind w:left="720"/>
-      </w:pPr>
-      <w:r>
-        <w:rPr>
-          <w:lang w:val="gu_IN" w:bidi="gu_IN"/>
-        </w:rPr>
-      </w:r>
-      <w:hyperlink r:id="rId65">
-        <w:r>
-          <w:rPr>
-            <w:lang w:val="gu_IN" w:bidi="gu_IN"/>
-          </w:rPr>
-          <w:rPr>
-            <w:color w:val="0000EE"/>
-            <w:u w:val="single"/>
-          </w:rPr>
-          <w:t>માથ્થી 23:13–15</w:t>
-        </w:r>
-      </w:hyperlink>
-    </w:p>
-    <w:p>
-      <w:pPr>
-        <w:pStyle w:val="ListBullet"/>
-        <w:spacing w:line="240" w:lineRule="auto"/>
-        <w:ind w:left="720"/>
-      </w:pPr>
-      <w:r>
-        <w:rPr>
-          <w:lang w:val="gu_IN" w:bidi="gu_IN"/>
-        </w:rPr>
-      </w:r>
-      <w:hyperlink r:id="rId66">
-        <w:r>
-          <w:rPr>
-            <w:lang w:val="gu_IN" w:bidi="gu_IN"/>
-          </w:rPr>
-          <w:rPr>
-            <w:color w:val="0000EE"/>
-            <w:u w:val="single"/>
-          </w:rPr>
-          <w:t>ગીતશાસ્ત્ર 21:9–10</w:t>
-        </w:r>
-      </w:hyperlink>
+      <w:r>
+        <w:rPr>
+          <w:lang w:val="gu_IN" w:bidi="gu_IN"/>
+        </w:rPr>
+        <w:t>1 પિતર 5:8–9</w:t>
+      </w:r>
+    </w:p>
+    <w:p>
+      <w:pPr>
+        <w:pStyle w:val="ListBullet"/>
+        <w:spacing w:line="240" w:lineRule="auto"/>
+        <w:ind w:left="720"/>
+      </w:pPr>
+      <w:r>
+        <w:rPr>
+          <w:lang w:val="gu_IN" w:bidi="gu_IN"/>
+        </w:rPr>
+      </w:r>
+      <w:r>
+        <w:rPr>
+          <w:lang w:val="gu_IN" w:bidi="gu_IN"/>
+        </w:rPr>
+        <w:t>આમોસ 1:9–10</w:t>
+      </w:r>
+    </w:p>
+    <w:p>
+      <w:pPr>
+        <w:pStyle w:val="ListBullet"/>
+        <w:spacing w:line="240" w:lineRule="auto"/>
+        <w:ind w:left="720"/>
+      </w:pPr>
+      <w:r>
+        <w:rPr>
+          <w:lang w:val="gu_IN" w:bidi="gu_IN"/>
+        </w:rPr>
+      </w:r>
+      <w:r>
+        <w:rPr>
+          <w:lang w:val="gu_IN" w:bidi="gu_IN"/>
+        </w:rPr>
+        <w:t>નિર્ગમન 24:16–18</w:t>
+      </w:r>
+    </w:p>
+    <w:p>
+      <w:pPr>
+        <w:pStyle w:val="ListBullet"/>
+        <w:spacing w:line="240" w:lineRule="auto"/>
+        <w:ind w:left="720"/>
+      </w:pPr>
+      <w:r>
+        <w:rPr>
+          <w:lang w:val="gu_IN" w:bidi="gu_IN"/>
+        </w:rPr>
+      </w:r>
+      <w:r>
+        <w:rPr>
+          <w:lang w:val="gu_IN" w:bidi="gu_IN"/>
+        </w:rPr>
+        <w:t>હઝકિયેલ 16:20–22</w:t>
+      </w:r>
+    </w:p>
+    <w:p>
+      <w:pPr>
+        <w:pStyle w:val="ListBullet"/>
+        <w:spacing w:line="240" w:lineRule="auto"/>
+        <w:ind w:left="720"/>
+      </w:pPr>
+      <w:r>
+        <w:rPr>
+          <w:lang w:val="gu_IN" w:bidi="gu_IN"/>
+        </w:rPr>
+      </w:r>
+      <w:r>
+        <w:rPr>
+          <w:lang w:val="gu_IN" w:bidi="gu_IN"/>
+        </w:rPr>
+        <w:t>લૂક 15:28–30</w:t>
+      </w:r>
+    </w:p>
+    <w:p>
+      <w:pPr>
+        <w:pStyle w:val="ListBullet"/>
+        <w:spacing w:line="240" w:lineRule="auto"/>
+        <w:ind w:left="720"/>
+      </w:pPr>
+      <w:r>
+        <w:rPr>
+          <w:lang w:val="gu_IN" w:bidi="gu_IN"/>
+        </w:rPr>
+      </w:r>
+      <w:r>
+        <w:rPr>
+          <w:lang w:val="gu_IN" w:bidi="gu_IN"/>
+        </w:rPr>
+        <w:t>માથ્થી 23:13–15</w:t>
+      </w:r>
+    </w:p>
+    <w:p>
+      <w:pPr>
+        <w:pStyle w:val="ListBullet"/>
+        <w:spacing w:line="240" w:lineRule="auto"/>
+        <w:ind w:left="720"/>
+      </w:pPr>
+      <w:r>
+        <w:rPr>
+          <w:lang w:val="gu_IN" w:bidi="gu_IN"/>
+        </w:rPr>
+      </w:r>
+      <w:r>
+        <w:rPr>
+          <w:lang w:val="gu_IN" w:bidi="gu_IN"/>
+        </w:rPr>
+        <w:t>ગીતશાસ્ત્ર 21:9–10</w:t>
+      </w:r>
     </w:p>
     <w:p>
       <w:pPr>
@@ -4333,114 +4003,84 @@
           <w:lang w:val="gu_IN" w:bidi="gu_IN"/>
         </w:rPr>
       </w:r>
-      <w:hyperlink r:id="rId67">
-        <w:r>
-          <w:rPr>
-            <w:lang w:val="gu_IN" w:bidi="gu_IN"/>
-          </w:rPr>
-          <w:rPr>
-            <w:color w:val="0000EE"/>
-            <w:u w:val="single"/>
-          </w:rPr>
-          <w:t>1 રાજા 4:24–25</w:t>
-        </w:r>
-      </w:hyperlink>
-    </w:p>
-    <w:p>
-      <w:pPr>
-        <w:pStyle w:val="ListBullet"/>
-        <w:spacing w:line="240" w:lineRule="auto"/>
-        <w:ind w:left="720"/>
-      </w:pPr>
-      <w:r>
-        <w:rPr>
-          <w:lang w:val="gu_IN" w:bidi="gu_IN"/>
-        </w:rPr>
-      </w:r>
-      <w:hyperlink r:id="rId68">
-        <w:r>
-          <w:rPr>
-            <w:lang w:val="gu_IN" w:bidi="gu_IN"/>
-          </w:rPr>
-          <w:rPr>
-            <w:color w:val="0000EE"/>
-            <w:u w:val="single"/>
-          </w:rPr>
-          <w:t>પ્રેરિતો 8:26–28</w:t>
-        </w:r>
-      </w:hyperlink>
-    </w:p>
-    <w:p>
-      <w:pPr>
-        <w:pStyle w:val="ListBullet"/>
-        <w:spacing w:line="240" w:lineRule="auto"/>
-        <w:ind w:left="720"/>
-      </w:pPr>
-      <w:r>
-        <w:rPr>
-          <w:lang w:val="gu_IN" w:bidi="gu_IN"/>
-        </w:rPr>
-      </w:r>
-      <w:hyperlink r:id="rId24">
-        <w:r>
-          <w:rPr>
-            <w:lang w:val="gu_IN" w:bidi="gu_IN"/>
-          </w:rPr>
-          <w:rPr>
-            <w:color w:val="0000EE"/>
-            <w:u w:val="single"/>
-          </w:rPr>
-          <w:t>ઉત્પત્તિ 10:19–20</w:t>
-        </w:r>
-      </w:hyperlink>
-    </w:p>
-    <w:p>
-      <w:pPr>
-        <w:pStyle w:val="ListBullet"/>
-        <w:spacing w:line="240" w:lineRule="auto"/>
-        <w:ind w:left="720"/>
-      </w:pPr>
-      <w:r>
-        <w:rPr>
-          <w:lang w:val="gu_IN" w:bidi="gu_IN"/>
-        </w:rPr>
-      </w:r>
-      <w:hyperlink r:id="rId69">
-        <w:r>
-          <w:rPr>
-            <w:lang w:val="gu_IN" w:bidi="gu_IN"/>
-          </w:rPr>
-          <w:rPr>
-            <w:color w:val="0000EE"/>
-            <w:u w:val="single"/>
-          </w:rPr>
-          <w:t>યહોશુઆ 10:40–41</w:t>
-        </w:r>
-      </w:hyperlink>
-    </w:p>
-    <w:p>
-      <w:pPr>
-        <w:pStyle w:val="ListBullet"/>
-        <w:spacing w:line="240" w:lineRule="auto"/>
-        <w:ind w:left="720"/>
-      </w:pPr>
-      <w:r>
-        <w:rPr>
-          <w:lang w:val="gu_IN" w:bidi="gu_IN"/>
-        </w:rPr>
-      </w:r>
-      <w:hyperlink r:id="rId70">
-        <w:r>
-          <w:rPr>
-            <w:lang w:val="gu_IN" w:bidi="gu_IN"/>
-          </w:rPr>
-          <w:rPr>
-            <w:color w:val="0000EE"/>
-            <w:u w:val="single"/>
-          </w:rPr>
-          <w:t>ન્યાયાધીશો 6:3–4</w:t>
-        </w:r>
-      </w:hyperlink>
+      <w:r>
+        <w:rPr>
+          <w:lang w:val="gu_IN" w:bidi="gu_IN"/>
+        </w:rPr>
+        <w:t>1 રાજા 4:24–25</w:t>
+      </w:r>
+    </w:p>
+    <w:p>
+      <w:pPr>
+        <w:pStyle w:val="ListBullet"/>
+        <w:spacing w:line="240" w:lineRule="auto"/>
+        <w:ind w:left="720"/>
+      </w:pPr>
+      <w:r>
+        <w:rPr>
+          <w:lang w:val="gu_IN" w:bidi="gu_IN"/>
+        </w:rPr>
+      </w:r>
+      <w:r>
+        <w:rPr>
+          <w:lang w:val="gu_IN" w:bidi="gu_IN"/>
+        </w:rPr>
+        <w:t>પ્રેરિતો 8:26–28</w:t>
+      </w:r>
+    </w:p>
+    <w:p>
+      <w:pPr>
+        <w:pStyle w:val="ListBullet"/>
+        <w:spacing w:line="240" w:lineRule="auto"/>
+        <w:ind w:left="720"/>
+      </w:pPr>
+      <w:r>
+        <w:rPr>
+          <w:lang w:val="gu_IN" w:bidi="gu_IN"/>
+        </w:rPr>
+      </w:r>
+      <w:r>
+        <w:rPr>
+          <w:lang w:val="gu_IN" w:bidi="gu_IN"/>
+        </w:rPr>
+        <w:t>ઉત્પત્તિ 10:19–20</w:t>
+      </w:r>
+    </w:p>
+    <w:p>
+      <w:pPr>
+        <w:pStyle w:val="ListBullet"/>
+        <w:spacing w:line="240" w:lineRule="auto"/>
+        <w:ind w:left="720"/>
+      </w:pPr>
+      <w:r>
+        <w:rPr>
+          <w:lang w:val="gu_IN" w:bidi="gu_IN"/>
+        </w:rPr>
+      </w:r>
+      <w:r>
+        <w:rPr>
+          <w:lang w:val="gu_IN" w:bidi="gu_IN"/>
+        </w:rPr>
+        <w:t>યહોશુઆ 10:40–41</w:t>
+      </w:r>
+    </w:p>
+    <w:p>
+      <w:pPr>
+        <w:pStyle w:val="ListBullet"/>
+        <w:spacing w:line="240" w:lineRule="auto"/>
+        <w:ind w:left="720"/>
+      </w:pPr>
+      <w:r>
+        <w:rPr>
+          <w:lang w:val="gu_IN" w:bidi="gu_IN"/>
+        </w:rPr>
+      </w:r>
+      <w:r>
+        <w:rPr>
+          <w:lang w:val="gu_IN" w:bidi="gu_IN"/>
+        </w:rPr>
+        <w:t>ન્યાયાધીશો 6:3–4</w:t>
+      </w:r>
     </w:p>
     <w:p>
       <w:pPr>
@@ -4747,90 +4387,66 @@
           <w:lang w:val="gu_IN" w:bidi="gu_IN"/>
         </w:rPr>
       </w:r>
-      <w:hyperlink r:id="rId71">
-        <w:r>
-          <w:rPr>
-            <w:lang w:val="gu_IN" w:bidi="gu_IN"/>
-          </w:rPr>
-          <w:rPr>
-            <w:color w:val="0000EE"/>
-            <w:u w:val="single"/>
-          </w:rPr>
-          <w:t>1 રાજા 2:39–40</w:t>
-        </w:r>
-      </w:hyperlink>
-    </w:p>
-    <w:p>
-      <w:pPr>
-        <w:pStyle w:val="ListBullet"/>
-        <w:spacing w:line="240" w:lineRule="auto"/>
-        <w:ind w:left="720"/>
-      </w:pPr>
-      <w:r>
-        <w:rPr>
-          <w:lang w:val="gu_IN" w:bidi="gu_IN"/>
-        </w:rPr>
-      </w:r>
-      <w:hyperlink r:id="rId72">
-        <w:r>
-          <w:rPr>
-            <w:lang w:val="gu_IN" w:bidi="gu_IN"/>
-          </w:rPr>
-          <w:rPr>
-            <w:color w:val="0000EE"/>
-            <w:u w:val="single"/>
-          </w:rPr>
-          <w:t>1 શમુએલ 5:8–9</w:t>
-        </w:r>
-      </w:hyperlink>
-    </w:p>
-    <w:p>
-      <w:pPr>
-        <w:pStyle w:val="ListBullet"/>
-        <w:spacing w:line="240" w:lineRule="auto"/>
-        <w:ind w:left="720"/>
-      </w:pPr>
-      <w:r>
-        <w:rPr>
-          <w:lang w:val="gu_IN" w:bidi="gu_IN"/>
-        </w:rPr>
-      </w:r>
-      <w:hyperlink r:id="rId73">
-        <w:r>
-          <w:rPr>
-            <w:lang w:val="gu_IN" w:bidi="gu_IN"/>
-          </w:rPr>
-          <w:rPr>
-            <w:color w:val="0000EE"/>
-            <w:u w:val="single"/>
-          </w:rPr>
-          <w:t>2 કાળવૃતાંત 26:6–8</w:t>
-        </w:r>
-      </w:hyperlink>
-    </w:p>
-    <w:p>
-      <w:pPr>
-        <w:pStyle w:val="ListBullet"/>
-        <w:spacing w:line="240" w:lineRule="auto"/>
-        <w:ind w:left="720"/>
-      </w:pPr>
-      <w:r>
-        <w:rPr>
-          <w:lang w:val="gu_IN" w:bidi="gu_IN"/>
-        </w:rPr>
-      </w:r>
-      <w:hyperlink r:id="rId74">
-        <w:r>
-          <w:rPr>
-            <w:lang w:val="gu_IN" w:bidi="gu_IN"/>
-          </w:rPr>
-          <w:rPr>
-            <w:color w:val="0000EE"/>
-            <w:u w:val="single"/>
-          </w:rPr>
-          <w:t>યહોશુઆ 11:21–22</w:t>
-        </w:r>
-      </w:hyperlink>
+      <w:r>
+        <w:rPr>
+          <w:lang w:val="gu_IN" w:bidi="gu_IN"/>
+        </w:rPr>
+        <w:t>1 રાજા 2:39–40</w:t>
+      </w:r>
+    </w:p>
+    <w:p>
+      <w:pPr>
+        <w:pStyle w:val="ListBullet"/>
+        <w:spacing w:line="240" w:lineRule="auto"/>
+        <w:ind w:left="720"/>
+      </w:pPr>
+      <w:r>
+        <w:rPr>
+          <w:lang w:val="gu_IN" w:bidi="gu_IN"/>
+        </w:rPr>
+      </w:r>
+      <w:r>
+        <w:rPr>
+          <w:lang w:val="gu_IN" w:bidi="gu_IN"/>
+        </w:rPr>
+        <w:t>1 શમુએલ 5:8–9</w:t>
+      </w:r>
+    </w:p>
+    <w:p>
+      <w:pPr>
+        <w:pStyle w:val="ListBullet"/>
+        <w:spacing w:line="240" w:lineRule="auto"/>
+        <w:ind w:left="720"/>
+      </w:pPr>
+      <w:r>
+        <w:rPr>
+          <w:lang w:val="gu_IN" w:bidi="gu_IN"/>
+        </w:rPr>
+      </w:r>
+      <w:r>
+        <w:rPr>
+          <w:lang w:val="gu_IN" w:bidi="gu_IN"/>
+        </w:rPr>
+        <w:t>2 કાળવૃતાંત 26:6–8</w:t>
+      </w:r>
+    </w:p>
+    <w:p>
+      <w:pPr>
+        <w:pStyle w:val="ListBullet"/>
+        <w:spacing w:line="240" w:lineRule="auto"/>
+        <w:ind w:left="720"/>
+      </w:pPr>
+      <w:r>
+        <w:rPr>
+          <w:lang w:val="gu_IN" w:bidi="gu_IN"/>
+        </w:rPr>
+      </w:r>
+      <w:r>
+        <w:rPr>
+          <w:lang w:val="gu_IN" w:bidi="gu_IN"/>
+        </w:rPr>
+        <w:t>યહોશુઆ 11:21–22</w:t>
+      </w:r>
     </w:p>
     <w:p>
       <w:pPr>
@@ -5079,114 +4695,84 @@
           <w:lang w:val="gu_IN" w:bidi="gu_IN"/>
         </w:rPr>
       </w:r>
-      <w:hyperlink r:id="rId75">
-        <w:r>
-          <w:rPr>
-            <w:lang w:val="gu_IN" w:bidi="gu_IN"/>
-          </w:rPr>
-          <w:rPr>
-            <w:color w:val="0000EE"/>
-            <w:u w:val="single"/>
-          </w:rPr>
-          <w:t>1 કાળવૃતાંત 5:18–19</w:t>
-        </w:r>
-      </w:hyperlink>
-    </w:p>
-    <w:p>
-      <w:pPr>
-        <w:pStyle w:val="ListBullet"/>
-        <w:spacing w:line="240" w:lineRule="auto"/>
-        <w:ind w:left="720"/>
-      </w:pPr>
-      <w:r>
-        <w:rPr>
-          <w:lang w:val="gu_IN" w:bidi="gu_IN"/>
-        </w:rPr>
-      </w:r>
-      <w:hyperlink r:id="rId76">
-        <w:r>
-          <w:rPr>
-            <w:lang w:val="gu_IN" w:bidi="gu_IN"/>
-          </w:rPr>
-          <w:rPr>
-            <w:color w:val="0000EE"/>
-            <w:u w:val="single"/>
-          </w:rPr>
-          <w:t>નિર્ગમન 1:1–5</w:t>
-        </w:r>
-      </w:hyperlink>
-    </w:p>
-    <w:p>
-      <w:pPr>
-        <w:pStyle w:val="ListBullet"/>
-        <w:spacing w:line="240" w:lineRule="auto"/>
-        <w:ind w:left="720"/>
-      </w:pPr>
-      <w:r>
-        <w:rPr>
-          <w:lang w:val="gu_IN" w:bidi="gu_IN"/>
-        </w:rPr>
-      </w:r>
-      <w:hyperlink r:id="rId77">
-        <w:r>
-          <w:rPr>
-            <w:lang w:val="gu_IN" w:bidi="gu_IN"/>
-          </w:rPr>
-          <w:rPr>
-            <w:color w:val="0000EE"/>
-            <w:u w:val="single"/>
-          </w:rPr>
-          <w:t>ઉત્પત્તિ 30:9–11</w:t>
-        </w:r>
-      </w:hyperlink>
-    </w:p>
-    <w:p>
-      <w:pPr>
-        <w:pStyle w:val="ListBullet"/>
-        <w:spacing w:line="240" w:lineRule="auto"/>
-        <w:ind w:left="720"/>
-      </w:pPr>
-      <w:r>
-        <w:rPr>
-          <w:lang w:val="gu_IN" w:bidi="gu_IN"/>
-        </w:rPr>
-      </w:r>
-      <w:hyperlink r:id="rId78">
-        <w:r>
-          <w:rPr>
-            <w:lang w:val="gu_IN" w:bidi="gu_IN"/>
-          </w:rPr>
-          <w:rPr>
-            <w:color w:val="0000EE"/>
-            <w:u w:val="single"/>
-          </w:rPr>
-          <w:t>યહોશુઆ 1:12–13</w:t>
-        </w:r>
-      </w:hyperlink>
-    </w:p>
-    <w:p>
-      <w:pPr>
-        <w:pStyle w:val="ListBullet"/>
-        <w:spacing w:line="240" w:lineRule="auto"/>
-        <w:ind w:left="720"/>
-      </w:pPr>
-      <w:r>
-        <w:rPr>
-          <w:lang w:val="gu_IN" w:bidi="gu_IN"/>
-        </w:rPr>
-      </w:r>
-      <w:hyperlink r:id="rId79">
-        <w:r>
-          <w:rPr>
-            <w:lang w:val="gu_IN" w:bidi="gu_IN"/>
-          </w:rPr>
-          <w:rPr>
-            <w:color w:val="0000EE"/>
-            <w:u w:val="single"/>
-          </w:rPr>
-          <w:t>યહોશુઆ 21:36–38</w:t>
-        </w:r>
-      </w:hyperlink>
+      <w:r>
+        <w:rPr>
+          <w:lang w:val="gu_IN" w:bidi="gu_IN"/>
+        </w:rPr>
+        <w:t>1 કાળવૃતાંત 5:18–19</w:t>
+      </w:r>
+    </w:p>
+    <w:p>
+      <w:pPr>
+        <w:pStyle w:val="ListBullet"/>
+        <w:spacing w:line="240" w:lineRule="auto"/>
+        <w:ind w:left="720"/>
+      </w:pPr>
+      <w:r>
+        <w:rPr>
+          <w:lang w:val="gu_IN" w:bidi="gu_IN"/>
+        </w:rPr>
+      </w:r>
+      <w:r>
+        <w:rPr>
+          <w:lang w:val="gu_IN" w:bidi="gu_IN"/>
+        </w:rPr>
+        <w:t>નિર્ગમન 1:1–5</w:t>
+      </w:r>
+    </w:p>
+    <w:p>
+      <w:pPr>
+        <w:pStyle w:val="ListBullet"/>
+        <w:spacing w:line="240" w:lineRule="auto"/>
+        <w:ind w:left="720"/>
+      </w:pPr>
+      <w:r>
+        <w:rPr>
+          <w:lang w:val="gu_IN" w:bidi="gu_IN"/>
+        </w:rPr>
+      </w:r>
+      <w:r>
+        <w:rPr>
+          <w:lang w:val="gu_IN" w:bidi="gu_IN"/>
+        </w:rPr>
+        <w:t>ઉત્પત્તિ 30:9–11</w:t>
+      </w:r>
+    </w:p>
+    <w:p>
+      <w:pPr>
+        <w:pStyle w:val="ListBullet"/>
+        <w:spacing w:line="240" w:lineRule="auto"/>
+        <w:ind w:left="720"/>
+      </w:pPr>
+      <w:r>
+        <w:rPr>
+          <w:lang w:val="gu_IN" w:bidi="gu_IN"/>
+        </w:rPr>
+      </w:r>
+      <w:r>
+        <w:rPr>
+          <w:lang w:val="gu_IN" w:bidi="gu_IN"/>
+        </w:rPr>
+        <w:t>યહોશુઆ 1:12–13</w:t>
+      </w:r>
+    </w:p>
+    <w:p>
+      <w:pPr>
+        <w:pStyle w:val="ListBullet"/>
+        <w:spacing w:line="240" w:lineRule="auto"/>
+        <w:ind w:left="720"/>
+      </w:pPr>
+      <w:r>
+        <w:rPr>
+          <w:lang w:val="gu_IN" w:bidi="gu_IN"/>
+        </w:rPr>
+      </w:r>
+      <w:r>
+        <w:rPr>
+          <w:lang w:val="gu_IN" w:bidi="gu_IN"/>
+        </w:rPr>
+        <w:t>યહોશુઆ 21:36–38</w:t>
+      </w:r>
     </w:p>
     <w:p>
       <w:pPr>
@@ -5533,66 +5119,48 @@
           <w:lang w:val="gu_IN" w:bidi="gu_IN"/>
         </w:rPr>
       </w:r>
-      <w:hyperlink r:id="rId80">
-        <w:r>
-          <w:rPr>
-            <w:lang w:val="gu_IN" w:bidi="gu_IN"/>
-          </w:rPr>
-          <w:rPr>
-            <w:color w:val="0000EE"/>
-            <w:u w:val="single"/>
-          </w:rPr>
-          <w:t>દાનિયેલ 9:20–21</w:t>
-        </w:r>
-      </w:hyperlink>
-    </w:p>
-    <w:p>
-      <w:pPr>
-        <w:pStyle w:val="ListBullet"/>
-        <w:spacing w:line="240" w:lineRule="auto"/>
-        <w:ind w:left="720"/>
-      </w:pPr>
-      <w:r>
-        <w:rPr>
-          <w:lang w:val="gu_IN" w:bidi="gu_IN"/>
-        </w:rPr>
-      </w:r>
-      <w:hyperlink r:id="rId81">
-        <w:r>
-          <w:rPr>
-            <w:lang w:val="gu_IN" w:bidi="gu_IN"/>
-          </w:rPr>
-          <w:rPr>
-            <w:color w:val="0000EE"/>
-            <w:u w:val="single"/>
-          </w:rPr>
-          <w:t>લૂક 1:18–20</w:t>
-        </w:r>
-      </w:hyperlink>
-    </w:p>
-    <w:p>
-      <w:pPr>
-        <w:pStyle w:val="ListBullet"/>
-        <w:spacing w:line="240" w:lineRule="auto"/>
-        <w:ind w:left="720"/>
-      </w:pPr>
-      <w:r>
-        <w:rPr>
-          <w:lang w:val="gu_IN" w:bidi="gu_IN"/>
-        </w:rPr>
-      </w:r>
-      <w:hyperlink r:id="rId82">
-        <w:r>
-          <w:rPr>
-            <w:lang w:val="gu_IN" w:bidi="gu_IN"/>
-          </w:rPr>
-          <w:rPr>
-            <w:color w:val="0000EE"/>
-            <w:u w:val="single"/>
-          </w:rPr>
-          <w:t>લૂક 1:26–29</w:t>
-        </w:r>
-      </w:hyperlink>
+      <w:r>
+        <w:rPr>
+          <w:lang w:val="gu_IN" w:bidi="gu_IN"/>
+        </w:rPr>
+        <w:t>દાનિયેલ 9:20–21</w:t>
+      </w:r>
+    </w:p>
+    <w:p>
+      <w:pPr>
+        <w:pStyle w:val="ListBullet"/>
+        <w:spacing w:line="240" w:lineRule="auto"/>
+        <w:ind w:left="720"/>
+      </w:pPr>
+      <w:r>
+        <w:rPr>
+          <w:lang w:val="gu_IN" w:bidi="gu_IN"/>
+        </w:rPr>
+      </w:r>
+      <w:r>
+        <w:rPr>
+          <w:lang w:val="gu_IN" w:bidi="gu_IN"/>
+        </w:rPr>
+        <w:t>લૂક 1:18–20</w:t>
+      </w:r>
+    </w:p>
+    <w:p>
+      <w:pPr>
+        <w:pStyle w:val="ListBullet"/>
+        <w:spacing w:line="240" w:lineRule="auto"/>
+        <w:ind w:left="720"/>
+      </w:pPr>
+      <w:r>
+        <w:rPr>
+          <w:lang w:val="gu_IN" w:bidi="gu_IN"/>
+        </w:rPr>
+      </w:r>
+      <w:r>
+        <w:rPr>
+          <w:lang w:val="gu_IN" w:bidi="gu_IN"/>
+        </w:rPr>
+        <w:t>લૂક 1:26–29</w:t>
+      </w:r>
     </w:p>
     <w:p>
       <w:pPr>
@@ -5875,330 +5443,246 @@
           <w:lang w:val="gu_IN" w:bidi="gu_IN"/>
         </w:rPr>
       </w:r>
-      <w:hyperlink r:id="rId83">
-        <w:r>
-          <w:rPr>
-            <w:lang w:val="gu_IN" w:bidi="gu_IN"/>
-          </w:rPr>
-          <w:rPr>
-            <w:color w:val="0000EE"/>
-            <w:u w:val="single"/>
-          </w:rPr>
-          <w:t>ઉત્પત્તિ 15:9–11</w:t>
-        </w:r>
-      </w:hyperlink>
-    </w:p>
-    <w:p>
-      <w:pPr>
-        <w:pStyle w:val="ListBullet"/>
-        <w:spacing w:line="240" w:lineRule="auto"/>
-        <w:ind w:left="720"/>
-      </w:pPr>
-      <w:r>
-        <w:rPr>
-          <w:lang w:val="gu_IN" w:bidi="gu_IN"/>
-        </w:rPr>
-      </w:r>
-      <w:hyperlink r:id="rId84">
-        <w:r>
-          <w:rPr>
-            <w:lang w:val="gu_IN" w:bidi="gu_IN"/>
-          </w:rPr>
-          <w:rPr>
-            <w:color w:val="0000EE"/>
-            <w:u w:val="single"/>
-          </w:rPr>
-          <w:t>નિર્ગમન 24:5–6</w:t>
-        </w:r>
-      </w:hyperlink>
-    </w:p>
-    <w:p>
-      <w:pPr>
-        <w:pStyle w:val="ListBullet"/>
-        <w:spacing w:line="240" w:lineRule="auto"/>
-        <w:ind w:left="720"/>
-      </w:pPr>
-      <w:r>
-        <w:rPr>
-          <w:lang w:val="gu_IN" w:bidi="gu_IN"/>
-        </w:rPr>
-      </w:r>
-      <w:hyperlink r:id="rId85">
-        <w:r>
-          <w:rPr>
-            <w:lang w:val="gu_IN" w:bidi="gu_IN"/>
-          </w:rPr>
-          <w:rPr>
-            <w:color w:val="0000EE"/>
-            <w:u w:val="single"/>
-          </w:rPr>
-          <w:t>ગણના 19:1–2</w:t>
-        </w:r>
-      </w:hyperlink>
-    </w:p>
-    <w:p>
-      <w:pPr>
-        <w:pStyle w:val="ListBullet"/>
-        <w:spacing w:line="240" w:lineRule="auto"/>
-        <w:ind w:left="720"/>
-      </w:pPr>
-      <w:r>
-        <w:rPr>
-          <w:lang w:val="gu_IN" w:bidi="gu_IN"/>
-        </w:rPr>
-      </w:r>
-      <w:hyperlink r:id="rId86">
-        <w:r>
-          <w:rPr>
-            <w:lang w:val="gu_IN" w:bidi="gu_IN"/>
-          </w:rPr>
-          <w:rPr>
-            <w:color w:val="0000EE"/>
-            <w:u w:val="single"/>
-          </w:rPr>
-          <w:t>પુનર્નિયમ 21:3–4</w:t>
-        </w:r>
-      </w:hyperlink>
-    </w:p>
-    <w:p>
-      <w:pPr>
-        <w:pStyle w:val="ListBullet"/>
-        <w:spacing w:line="240" w:lineRule="auto"/>
-        <w:ind w:left="720"/>
-      </w:pPr>
-      <w:r>
-        <w:rPr>
-          <w:lang w:val="gu_IN" w:bidi="gu_IN"/>
-        </w:rPr>
-      </w:r>
-      <w:hyperlink r:id="rId87">
-        <w:r>
-          <w:rPr>
-            <w:lang w:val="gu_IN" w:bidi="gu_IN"/>
-          </w:rPr>
-          <w:rPr>
-            <w:color w:val="0000EE"/>
-            <w:u w:val="single"/>
-          </w:rPr>
-          <w:t>1 શમુએલ 1:24–25</w:t>
-        </w:r>
-      </w:hyperlink>
-    </w:p>
-    <w:p>
-      <w:pPr>
-        <w:pStyle w:val="ListBullet"/>
-        <w:spacing w:line="240" w:lineRule="auto"/>
-        <w:ind w:left="720"/>
-      </w:pPr>
-      <w:r>
-        <w:rPr>
-          <w:lang w:val="gu_IN" w:bidi="gu_IN"/>
-        </w:rPr>
-      </w:r>
-      <w:hyperlink r:id="rId88">
-        <w:r>
-          <w:rPr>
-            <w:lang w:val="gu_IN" w:bidi="gu_IN"/>
-          </w:rPr>
-          <w:rPr>
-            <w:color w:val="0000EE"/>
-            <w:u w:val="single"/>
-          </w:rPr>
-          <w:t>1 શમુએલ 15:1–3</w:t>
-        </w:r>
-      </w:hyperlink>
-    </w:p>
-    <w:p>
-      <w:pPr>
-        <w:pStyle w:val="ListBullet"/>
-        <w:spacing w:line="240" w:lineRule="auto"/>
-        <w:ind w:left="720"/>
-      </w:pPr>
-      <w:r>
-        <w:rPr>
-          <w:lang w:val="gu_IN" w:bidi="gu_IN"/>
-        </w:rPr>
-      </w:r>
-      <w:hyperlink r:id="rId89">
-        <w:r>
-          <w:rPr>
-            <w:lang w:val="gu_IN" w:bidi="gu_IN"/>
-          </w:rPr>
-          <w:rPr>
-            <w:color w:val="0000EE"/>
-            <w:u w:val="single"/>
-          </w:rPr>
-          <w:t>1 શમુએલ 16:2–3</w:t>
-        </w:r>
-      </w:hyperlink>
-    </w:p>
-    <w:p>
-      <w:pPr>
-        <w:pStyle w:val="ListBullet"/>
-        <w:spacing w:line="240" w:lineRule="auto"/>
-        <w:ind w:left="720"/>
-      </w:pPr>
-      <w:r>
-        <w:rPr>
-          <w:lang w:val="gu_IN" w:bidi="gu_IN"/>
-        </w:rPr>
-      </w:r>
-      <w:hyperlink r:id="rId90">
-        <w:r>
-          <w:rPr>
-            <w:lang w:val="gu_IN" w:bidi="gu_IN"/>
-          </w:rPr>
-          <w:rPr>
-            <w:color w:val="0000EE"/>
-            <w:u w:val="single"/>
-          </w:rPr>
-          <w:t>1 રાજા 1:9–10</w:t>
-        </w:r>
-      </w:hyperlink>
-    </w:p>
-    <w:p>
-      <w:pPr>
-        <w:pStyle w:val="ListBullet"/>
-        <w:spacing w:line="240" w:lineRule="auto"/>
-        <w:ind w:left="720"/>
-      </w:pPr>
-      <w:r>
-        <w:rPr>
-          <w:lang w:val="gu_IN" w:bidi="gu_IN"/>
-        </w:rPr>
-      </w:r>
-      <w:hyperlink r:id="rId91">
-        <w:r>
-          <w:rPr>
-            <w:lang w:val="gu_IN" w:bidi="gu_IN"/>
-          </w:rPr>
-          <w:rPr>
-            <w:color w:val="0000EE"/>
-            <w:u w:val="single"/>
-          </w:rPr>
-          <w:t>2 કાળવૃતાંત 11:13–15</w:t>
-        </w:r>
-      </w:hyperlink>
-    </w:p>
-    <w:p>
-      <w:pPr>
-        <w:pStyle w:val="ListBullet"/>
-        <w:spacing w:line="240" w:lineRule="auto"/>
-        <w:ind w:left="720"/>
-      </w:pPr>
-      <w:r>
-        <w:rPr>
-          <w:lang w:val="gu_IN" w:bidi="gu_IN"/>
-        </w:rPr>
-      </w:r>
-      <w:hyperlink r:id="rId92">
-        <w:r>
-          <w:rPr>
-            <w:lang w:val="gu_IN" w:bidi="gu_IN"/>
-          </w:rPr>
-          <w:rPr>
-            <w:color w:val="0000EE"/>
-            <w:u w:val="single"/>
-          </w:rPr>
-          <w:t>2 કાળવૃતાંત 15:10–11</w:t>
-        </w:r>
-      </w:hyperlink>
-    </w:p>
-    <w:p>
-      <w:pPr>
-        <w:pStyle w:val="ListBullet"/>
-        <w:spacing w:line="240" w:lineRule="auto"/>
-        <w:ind w:left="720"/>
-      </w:pPr>
-      <w:r>
-        <w:rPr>
-          <w:lang w:val="gu_IN" w:bidi="gu_IN"/>
-        </w:rPr>
-      </w:r>
-      <w:hyperlink r:id="rId93">
-        <w:r>
-          <w:rPr>
-            <w:lang w:val="gu_IN" w:bidi="gu_IN"/>
-          </w:rPr>
-          <w:rPr>
-            <w:color w:val="0000EE"/>
-            <w:u w:val="single"/>
-          </w:rPr>
-          <w:t>માથ્થી 22:4</w:t>
-        </w:r>
-      </w:hyperlink>
-    </w:p>
-    <w:p>
-      <w:pPr>
-        <w:pStyle w:val="ListBullet"/>
-        <w:spacing w:line="240" w:lineRule="auto"/>
-        <w:ind w:left="720"/>
-      </w:pPr>
-      <w:r>
-        <w:rPr>
-          <w:lang w:val="gu_IN" w:bidi="gu_IN"/>
-        </w:rPr>
-      </w:r>
-      <w:hyperlink r:id="rId21">
-        <w:r>
-          <w:rPr>
-            <w:lang w:val="gu_IN" w:bidi="gu_IN"/>
-          </w:rPr>
-          <w:rPr>
-            <w:color w:val="0000EE"/>
-            <w:u w:val="single"/>
-          </w:rPr>
-          <w:t>લૂક 13:15–16</w:t>
-        </w:r>
-      </w:hyperlink>
-    </w:p>
-    <w:p>
-      <w:pPr>
-        <w:pStyle w:val="ListBullet"/>
-        <w:spacing w:line="240" w:lineRule="auto"/>
-        <w:ind w:left="720"/>
-      </w:pPr>
-      <w:r>
-        <w:rPr>
-          <w:lang w:val="gu_IN" w:bidi="gu_IN"/>
-        </w:rPr>
-      </w:r>
-      <w:hyperlink r:id="rId94">
-        <w:r>
-          <w:rPr>
-            <w:lang w:val="gu_IN" w:bidi="gu_IN"/>
-          </w:rPr>
-          <w:rPr>
-            <w:color w:val="0000EE"/>
-            <w:u w:val="single"/>
-          </w:rPr>
-          <w:t>લૂક 14:4–6</w:t>
-        </w:r>
-      </w:hyperlink>
-    </w:p>
-    <w:p>
-      <w:pPr>
-        <w:pStyle w:val="ListBullet"/>
-        <w:spacing w:line="240" w:lineRule="auto"/>
-        <w:ind w:left="720"/>
-      </w:pPr>
-      <w:r>
-        <w:rPr>
-          <w:lang w:val="gu_IN" w:bidi="gu_IN"/>
-        </w:rPr>
-      </w:r>
-      <w:hyperlink r:id="rId95">
-        <w:r>
-          <w:rPr>
-            <w:lang w:val="gu_IN" w:bidi="gu_IN"/>
-          </w:rPr>
-          <w:rPr>
-            <w:color w:val="0000EE"/>
-            <w:u w:val="single"/>
-          </w:rPr>
-          <w:t>હિબ્રૂ 9:13–15</w:t>
-        </w:r>
-      </w:hyperlink>
+      <w:r>
+        <w:rPr>
+          <w:lang w:val="gu_IN" w:bidi="gu_IN"/>
+        </w:rPr>
+        <w:t>ઉત્પત્તિ 15:9–11</w:t>
+      </w:r>
+    </w:p>
+    <w:p>
+      <w:pPr>
+        <w:pStyle w:val="ListBullet"/>
+        <w:spacing w:line="240" w:lineRule="auto"/>
+        <w:ind w:left="720"/>
+      </w:pPr>
+      <w:r>
+        <w:rPr>
+          <w:lang w:val="gu_IN" w:bidi="gu_IN"/>
+        </w:rPr>
+      </w:r>
+      <w:r>
+        <w:rPr>
+          <w:lang w:val="gu_IN" w:bidi="gu_IN"/>
+        </w:rPr>
+        <w:t>નિર્ગમન 24:5–6</w:t>
+      </w:r>
+    </w:p>
+    <w:p>
+      <w:pPr>
+        <w:pStyle w:val="ListBullet"/>
+        <w:spacing w:line="240" w:lineRule="auto"/>
+        <w:ind w:left="720"/>
+      </w:pPr>
+      <w:r>
+        <w:rPr>
+          <w:lang w:val="gu_IN" w:bidi="gu_IN"/>
+        </w:rPr>
+      </w:r>
+      <w:r>
+        <w:rPr>
+          <w:lang w:val="gu_IN" w:bidi="gu_IN"/>
+        </w:rPr>
+        <w:t>ગણના 19:1–2</w:t>
+      </w:r>
+    </w:p>
+    <w:p>
+      <w:pPr>
+        <w:pStyle w:val="ListBullet"/>
+        <w:spacing w:line="240" w:lineRule="auto"/>
+        <w:ind w:left="720"/>
+      </w:pPr>
+      <w:r>
+        <w:rPr>
+          <w:lang w:val="gu_IN" w:bidi="gu_IN"/>
+        </w:rPr>
+      </w:r>
+      <w:r>
+        <w:rPr>
+          <w:lang w:val="gu_IN" w:bidi="gu_IN"/>
+        </w:rPr>
+        <w:t>પુનર્નિયમ 21:3–4</w:t>
+      </w:r>
+    </w:p>
+    <w:p>
+      <w:pPr>
+        <w:pStyle w:val="ListBullet"/>
+        <w:spacing w:line="240" w:lineRule="auto"/>
+        <w:ind w:left="720"/>
+      </w:pPr>
+      <w:r>
+        <w:rPr>
+          <w:lang w:val="gu_IN" w:bidi="gu_IN"/>
+        </w:rPr>
+      </w:r>
+      <w:r>
+        <w:rPr>
+          <w:lang w:val="gu_IN" w:bidi="gu_IN"/>
+        </w:rPr>
+        <w:t>1 શમુએલ 1:24–25</w:t>
+      </w:r>
+    </w:p>
+    <w:p>
+      <w:pPr>
+        <w:pStyle w:val="ListBullet"/>
+        <w:spacing w:line="240" w:lineRule="auto"/>
+        <w:ind w:left="720"/>
+      </w:pPr>
+      <w:r>
+        <w:rPr>
+          <w:lang w:val="gu_IN" w:bidi="gu_IN"/>
+        </w:rPr>
+      </w:r>
+      <w:r>
+        <w:rPr>
+          <w:lang w:val="gu_IN" w:bidi="gu_IN"/>
+        </w:rPr>
+        <w:t>1 શમુએલ 15:1–3</w:t>
+      </w:r>
+    </w:p>
+    <w:p>
+      <w:pPr>
+        <w:pStyle w:val="ListBullet"/>
+        <w:spacing w:line="240" w:lineRule="auto"/>
+        <w:ind w:left="720"/>
+      </w:pPr>
+      <w:r>
+        <w:rPr>
+          <w:lang w:val="gu_IN" w:bidi="gu_IN"/>
+        </w:rPr>
+      </w:r>
+      <w:r>
+        <w:rPr>
+          <w:lang w:val="gu_IN" w:bidi="gu_IN"/>
+        </w:rPr>
+        <w:t>1 શમુએલ 16:2–3</w:t>
+      </w:r>
+    </w:p>
+    <w:p>
+      <w:pPr>
+        <w:pStyle w:val="ListBullet"/>
+        <w:spacing w:line="240" w:lineRule="auto"/>
+        <w:ind w:left="720"/>
+      </w:pPr>
+      <w:r>
+        <w:rPr>
+          <w:lang w:val="gu_IN" w:bidi="gu_IN"/>
+        </w:rPr>
+      </w:r>
+      <w:r>
+        <w:rPr>
+          <w:lang w:val="gu_IN" w:bidi="gu_IN"/>
+        </w:rPr>
+        <w:t>1 રાજા 1:9–10</w:t>
+      </w:r>
+    </w:p>
+    <w:p>
+      <w:pPr>
+        <w:pStyle w:val="ListBullet"/>
+        <w:spacing w:line="240" w:lineRule="auto"/>
+        <w:ind w:left="720"/>
+      </w:pPr>
+      <w:r>
+        <w:rPr>
+          <w:lang w:val="gu_IN" w:bidi="gu_IN"/>
+        </w:rPr>
+      </w:r>
+      <w:r>
+        <w:rPr>
+          <w:lang w:val="gu_IN" w:bidi="gu_IN"/>
+        </w:rPr>
+        <w:t>2 કાળવૃતાંત 11:13–15</w:t>
+      </w:r>
+    </w:p>
+    <w:p>
+      <w:pPr>
+        <w:pStyle w:val="ListBullet"/>
+        <w:spacing w:line="240" w:lineRule="auto"/>
+        <w:ind w:left="720"/>
+      </w:pPr>
+      <w:r>
+        <w:rPr>
+          <w:lang w:val="gu_IN" w:bidi="gu_IN"/>
+        </w:rPr>
+      </w:r>
+      <w:r>
+        <w:rPr>
+          <w:lang w:val="gu_IN" w:bidi="gu_IN"/>
+        </w:rPr>
+        <w:t>2 કાળવૃતાંત 15:10–11</w:t>
+      </w:r>
+    </w:p>
+    <w:p>
+      <w:pPr>
+        <w:pStyle w:val="ListBullet"/>
+        <w:spacing w:line="240" w:lineRule="auto"/>
+        <w:ind w:left="720"/>
+      </w:pPr>
+      <w:r>
+        <w:rPr>
+          <w:lang w:val="gu_IN" w:bidi="gu_IN"/>
+        </w:rPr>
+      </w:r>
+      <w:r>
+        <w:rPr>
+          <w:lang w:val="gu_IN" w:bidi="gu_IN"/>
+        </w:rPr>
+        <w:t>માથ્થી 22:4</w:t>
+      </w:r>
+    </w:p>
+    <w:p>
+      <w:pPr>
+        <w:pStyle w:val="ListBullet"/>
+        <w:spacing w:line="240" w:lineRule="auto"/>
+        <w:ind w:left="720"/>
+      </w:pPr>
+      <w:r>
+        <w:rPr>
+          <w:lang w:val="gu_IN" w:bidi="gu_IN"/>
+        </w:rPr>
+      </w:r>
+      <w:r>
+        <w:rPr>
+          <w:lang w:val="gu_IN" w:bidi="gu_IN"/>
+        </w:rPr>
+        <w:t>લૂક 13:15–16</w:t>
+      </w:r>
+    </w:p>
+    <w:p>
+      <w:pPr>
+        <w:pStyle w:val="ListBullet"/>
+        <w:spacing w:line="240" w:lineRule="auto"/>
+        <w:ind w:left="720"/>
+      </w:pPr>
+      <w:r>
+        <w:rPr>
+          <w:lang w:val="gu_IN" w:bidi="gu_IN"/>
+        </w:rPr>
+      </w:r>
+      <w:r>
+        <w:rPr>
+          <w:lang w:val="gu_IN" w:bidi="gu_IN"/>
+        </w:rPr>
+        <w:t>લૂક 14:4–6</w:t>
+      </w:r>
+    </w:p>
+    <w:p>
+      <w:pPr>
+        <w:pStyle w:val="ListBullet"/>
+        <w:spacing w:line="240" w:lineRule="auto"/>
+        <w:ind w:left="720"/>
+      </w:pPr>
+      <w:r>
+        <w:rPr>
+          <w:lang w:val="gu_IN" w:bidi="gu_IN"/>
+        </w:rPr>
+      </w:r>
+      <w:r>
+        <w:rPr>
+          <w:lang w:val="gu_IN" w:bidi="gu_IN"/>
+        </w:rPr>
+        <w:t>હિબ્રૂ 9:13–15</w:t>
+      </w:r>
     </w:p>
     <w:p>
       <w:pPr>
@@ -6439,186 +5923,138 @@
           <w:lang w:val="gu_IN" w:bidi="gu_IN"/>
         </w:rPr>
       </w:r>
-      <w:hyperlink r:id="rId96">
-        <w:r>
-          <w:rPr>
-            <w:lang w:val="gu_IN" w:bidi="gu_IN"/>
-          </w:rPr>
-          <w:rPr>
-            <w:color w:val="0000EE"/>
-            <w:u w:val="single"/>
-          </w:rPr>
-          <w:t>પ્રેરિતો 9:31–32</w:t>
-        </w:r>
-      </w:hyperlink>
-    </w:p>
-    <w:p>
-      <w:pPr>
-        <w:pStyle w:val="ListBullet"/>
-        <w:spacing w:line="240" w:lineRule="auto"/>
-        <w:ind w:left="720"/>
-      </w:pPr>
-      <w:r>
-        <w:rPr>
-          <w:lang w:val="gu_IN" w:bidi="gu_IN"/>
-        </w:rPr>
-      </w:r>
-      <w:hyperlink r:id="rId97">
-        <w:r>
-          <w:rPr>
-            <w:lang w:val="gu_IN" w:bidi="gu_IN"/>
-          </w:rPr>
-          <w:rPr>
-            <w:color w:val="0000EE"/>
-            <w:u w:val="single"/>
-          </w:rPr>
-          <w:t>પ્રેરિતો 13:30–31</w:t>
-        </w:r>
-      </w:hyperlink>
-    </w:p>
-    <w:p>
-      <w:pPr>
-        <w:pStyle w:val="ListBullet"/>
-        <w:spacing w:line="240" w:lineRule="auto"/>
-        <w:ind w:left="720"/>
-      </w:pPr>
-      <w:r>
-        <w:rPr>
-          <w:lang w:val="gu_IN" w:bidi="gu_IN"/>
-        </w:rPr>
-      </w:r>
-      <w:hyperlink r:id="rId98">
-        <w:r>
-          <w:rPr>
-            <w:lang w:val="gu_IN" w:bidi="gu_IN"/>
-          </w:rPr>
-          <w:rPr>
-            <w:color w:val="0000EE"/>
-            <w:u w:val="single"/>
-          </w:rPr>
-          <w:t>યોહાન 2:1–2</w:t>
-        </w:r>
-      </w:hyperlink>
-    </w:p>
-    <w:p>
-      <w:pPr>
-        <w:pStyle w:val="ListBullet"/>
-        <w:spacing w:line="240" w:lineRule="auto"/>
-        <w:ind w:left="720"/>
-      </w:pPr>
-      <w:r>
-        <w:rPr>
-          <w:lang w:val="gu_IN" w:bidi="gu_IN"/>
-        </w:rPr>
-      </w:r>
-      <w:hyperlink r:id="rId99">
-        <w:r>
-          <w:rPr>
-            <w:lang w:val="gu_IN" w:bidi="gu_IN"/>
-          </w:rPr>
-          <w:rPr>
-            <w:color w:val="0000EE"/>
-            <w:u w:val="single"/>
-          </w:rPr>
-          <w:t>યોહાન 4:1–3</w:t>
-        </w:r>
-      </w:hyperlink>
-    </w:p>
-    <w:p>
-      <w:pPr>
-        <w:pStyle w:val="ListBullet"/>
-        <w:spacing w:line="240" w:lineRule="auto"/>
-        <w:ind w:left="720"/>
-      </w:pPr>
-      <w:r>
-        <w:rPr>
-          <w:lang w:val="gu_IN" w:bidi="gu_IN"/>
-        </w:rPr>
-      </w:r>
-      <w:hyperlink r:id="rId100">
-        <w:r>
-          <w:rPr>
-            <w:lang w:val="gu_IN" w:bidi="gu_IN"/>
-          </w:rPr>
-          <w:rPr>
-            <w:color w:val="0000EE"/>
-            <w:u w:val="single"/>
-          </w:rPr>
-          <w:t>લૂક 13:1–3</w:t>
-        </w:r>
-      </w:hyperlink>
-    </w:p>
-    <w:p>
-      <w:pPr>
-        <w:pStyle w:val="ListBullet"/>
-        <w:spacing w:line="240" w:lineRule="auto"/>
-        <w:ind w:left="720"/>
-      </w:pPr>
-      <w:r>
-        <w:rPr>
-          <w:lang w:val="gu_IN" w:bidi="gu_IN"/>
-        </w:rPr>
-      </w:r>
-      <w:hyperlink r:id="rId101">
-        <w:r>
-          <w:rPr>
-            <w:lang w:val="gu_IN" w:bidi="gu_IN"/>
-          </w:rPr>
-          <w:rPr>
-            <w:color w:val="0000EE"/>
-            <w:u w:val="single"/>
-          </w:rPr>
-          <w:t>માર્ક 3:7–8</w:t>
-        </w:r>
-      </w:hyperlink>
-    </w:p>
-    <w:p>
-      <w:pPr>
-        <w:pStyle w:val="ListBullet"/>
-        <w:spacing w:line="240" w:lineRule="auto"/>
-        <w:ind w:left="720"/>
-      </w:pPr>
-      <w:r>
-        <w:rPr>
-          <w:lang w:val="gu_IN" w:bidi="gu_IN"/>
-        </w:rPr>
-      </w:r>
-      <w:hyperlink r:id="rId102">
-        <w:r>
-          <w:rPr>
-            <w:lang w:val="gu_IN" w:bidi="gu_IN"/>
-          </w:rPr>
-          <w:rPr>
-            <w:color w:val="0000EE"/>
-            <w:u w:val="single"/>
-          </w:rPr>
-          <w:t>માથ્થી 2:22–23</w:t>
-        </w:r>
-      </w:hyperlink>
-    </w:p>
-    <w:p>
-      <w:pPr>
-        <w:pStyle w:val="ListBullet"/>
-        <w:spacing w:line="240" w:lineRule="auto"/>
-        <w:ind w:left="720"/>
-      </w:pPr>
-      <w:r>
-        <w:rPr>
-          <w:lang w:val="gu_IN" w:bidi="gu_IN"/>
-        </w:rPr>
-      </w:r>
-      <w:hyperlink r:id="rId103">
-        <w:r>
-          <w:rPr>
-            <w:lang w:val="gu_IN" w:bidi="gu_IN"/>
-          </w:rPr>
-          <w:rPr>
-            <w:color w:val="0000EE"/>
-            <w:u w:val="single"/>
-          </w:rPr>
-          <w:t>માથ્થી 3:13–15</w:t>
-        </w:r>
-      </w:hyperlink>
+      <w:r>
+        <w:rPr>
+          <w:lang w:val="gu_IN" w:bidi="gu_IN"/>
+        </w:rPr>
+        <w:t>પ્રેરિતો 9:31–32</w:t>
+      </w:r>
+    </w:p>
+    <w:p>
+      <w:pPr>
+        <w:pStyle w:val="ListBullet"/>
+        <w:spacing w:line="240" w:lineRule="auto"/>
+        <w:ind w:left="720"/>
+      </w:pPr>
+      <w:r>
+        <w:rPr>
+          <w:lang w:val="gu_IN" w:bidi="gu_IN"/>
+        </w:rPr>
+      </w:r>
+      <w:r>
+        <w:rPr>
+          <w:lang w:val="gu_IN" w:bidi="gu_IN"/>
+        </w:rPr>
+        <w:t>પ્રેરિતો 13:30–31</w:t>
+      </w:r>
+    </w:p>
+    <w:p>
+      <w:pPr>
+        <w:pStyle w:val="ListBullet"/>
+        <w:spacing w:line="240" w:lineRule="auto"/>
+        <w:ind w:left="720"/>
+      </w:pPr>
+      <w:r>
+        <w:rPr>
+          <w:lang w:val="gu_IN" w:bidi="gu_IN"/>
+        </w:rPr>
+      </w:r>
+      <w:r>
+        <w:rPr>
+          <w:lang w:val="gu_IN" w:bidi="gu_IN"/>
+        </w:rPr>
+        <w:t>યોહાન 2:1–2</w:t>
+      </w:r>
+    </w:p>
+    <w:p>
+      <w:pPr>
+        <w:pStyle w:val="ListBullet"/>
+        <w:spacing w:line="240" w:lineRule="auto"/>
+        <w:ind w:left="720"/>
+      </w:pPr>
+      <w:r>
+        <w:rPr>
+          <w:lang w:val="gu_IN" w:bidi="gu_IN"/>
+        </w:rPr>
+      </w:r>
+      <w:r>
+        <w:rPr>
+          <w:lang w:val="gu_IN" w:bidi="gu_IN"/>
+        </w:rPr>
+        <w:t>યોહાન 4:1–3</w:t>
+      </w:r>
+    </w:p>
+    <w:p>
+      <w:pPr>
+        <w:pStyle w:val="ListBullet"/>
+        <w:spacing w:line="240" w:lineRule="auto"/>
+        <w:ind w:left="720"/>
+      </w:pPr>
+      <w:r>
+        <w:rPr>
+          <w:lang w:val="gu_IN" w:bidi="gu_IN"/>
+        </w:rPr>
+      </w:r>
+      <w:r>
+        <w:rPr>
+          <w:lang w:val="gu_IN" w:bidi="gu_IN"/>
+        </w:rPr>
+        <w:t>લૂક 13:1–3</w:t>
+      </w:r>
+    </w:p>
+    <w:p>
+      <w:pPr>
+        <w:pStyle w:val="ListBullet"/>
+        <w:spacing w:line="240" w:lineRule="auto"/>
+        <w:ind w:left="720"/>
+      </w:pPr>
+      <w:r>
+        <w:rPr>
+          <w:lang w:val="gu_IN" w:bidi="gu_IN"/>
+        </w:rPr>
+      </w:r>
+      <w:r>
+        <w:rPr>
+          <w:lang w:val="gu_IN" w:bidi="gu_IN"/>
+        </w:rPr>
+        <w:t>માર્ક 3:7–8</w:t>
+      </w:r>
+    </w:p>
+    <w:p>
+      <w:pPr>
+        <w:pStyle w:val="ListBullet"/>
+        <w:spacing w:line="240" w:lineRule="auto"/>
+        <w:ind w:left="720"/>
+      </w:pPr>
+      <w:r>
+        <w:rPr>
+          <w:lang w:val="gu_IN" w:bidi="gu_IN"/>
+        </w:rPr>
+      </w:r>
+      <w:r>
+        <w:rPr>
+          <w:lang w:val="gu_IN" w:bidi="gu_IN"/>
+        </w:rPr>
+        <w:t>માથ્થી 2:22–23</w:t>
+      </w:r>
+    </w:p>
+    <w:p>
+      <w:pPr>
+        <w:pStyle w:val="ListBullet"/>
+        <w:spacing w:line="240" w:lineRule="auto"/>
+        <w:ind w:left="720"/>
+      </w:pPr>
+      <w:r>
+        <w:rPr>
+          <w:lang w:val="gu_IN" w:bidi="gu_IN"/>
+        </w:rPr>
+      </w:r>
+      <w:r>
+        <w:rPr>
+          <w:lang w:val="gu_IN" w:bidi="gu_IN"/>
+        </w:rPr>
+        <w:t>માથ્થી 3:13–15</w:t>
+      </w:r>
     </w:p>
     <w:p>
       <w:pPr>
@@ -7053,186 +6489,138 @@
           <w:lang w:val="gu_IN" w:bidi="gu_IN"/>
         </w:rPr>
       </w:r>
-      <w:hyperlink r:id="rId104">
-        <w:r>
-          <w:rPr>
-            <w:lang w:val="gu_IN" w:bidi="gu_IN"/>
-          </w:rPr>
-          <w:rPr>
-            <w:color w:val="0000EE"/>
-            <w:u w:val="single"/>
-          </w:rPr>
-          <w:t>યોહાન 6:1–3</w:t>
-        </w:r>
-      </w:hyperlink>
-    </w:p>
-    <w:p>
-      <w:pPr>
-        <w:pStyle w:val="ListBullet"/>
-        <w:spacing w:line="240" w:lineRule="auto"/>
-        <w:ind w:left="720"/>
-      </w:pPr>
-      <w:r>
-        <w:rPr>
-          <w:lang w:val="gu_IN" w:bidi="gu_IN"/>
-        </w:rPr>
-      </w:r>
-      <w:hyperlink r:id="rId105">
-        <w:r>
-          <w:rPr>
-            <w:lang w:val="gu_IN" w:bidi="gu_IN"/>
-          </w:rPr>
-          <w:rPr>
-            <w:color w:val="0000EE"/>
-            <w:u w:val="single"/>
-          </w:rPr>
-          <w:t>લૂક 5:1–3</w:t>
-        </w:r>
-      </w:hyperlink>
-    </w:p>
-    <w:p>
-      <w:pPr>
-        <w:pStyle w:val="ListBullet"/>
-        <w:spacing w:line="240" w:lineRule="auto"/>
-        <w:ind w:left="720"/>
-      </w:pPr>
-      <w:r>
-        <w:rPr>
-          <w:lang w:val="gu_IN" w:bidi="gu_IN"/>
-        </w:rPr>
-      </w:r>
-      <w:hyperlink r:id="rId106">
-        <w:r>
-          <w:rPr>
-            <w:lang w:val="gu_IN" w:bidi="gu_IN"/>
-          </w:rPr>
-          <w:rPr>
-            <w:color w:val="0000EE"/>
-            <w:u w:val="single"/>
-          </w:rPr>
-          <w:t>માર્ક 1:16–18</w:t>
-        </w:r>
-      </w:hyperlink>
-    </w:p>
-    <w:p>
-      <w:pPr>
-        <w:pStyle w:val="ListBullet"/>
-        <w:spacing w:line="240" w:lineRule="auto"/>
-        <w:ind w:left="720"/>
-      </w:pPr>
-      <w:r>
-        <w:rPr>
-          <w:lang w:val="gu_IN" w:bidi="gu_IN"/>
-        </w:rPr>
-      </w:r>
-      <w:hyperlink r:id="rId107">
-        <w:r>
-          <w:rPr>
-            <w:lang w:val="gu_IN" w:bidi="gu_IN"/>
-          </w:rPr>
-          <w:rPr>
-            <w:color w:val="0000EE"/>
-            <w:u w:val="single"/>
-          </w:rPr>
-          <w:t>માથ્થી 4:12–13</w:t>
-        </w:r>
-      </w:hyperlink>
-    </w:p>
-    <w:p>
-      <w:pPr>
-        <w:pStyle w:val="ListBullet"/>
-        <w:spacing w:line="240" w:lineRule="auto"/>
-        <w:ind w:left="720"/>
-      </w:pPr>
-      <w:r>
-        <w:rPr>
-          <w:lang w:val="gu_IN" w:bidi="gu_IN"/>
-        </w:rPr>
-      </w:r>
-      <w:hyperlink r:id="rId108">
-        <w:r>
-          <w:rPr>
-            <w:lang w:val="gu_IN" w:bidi="gu_IN"/>
-          </w:rPr>
-          <w:rPr>
-            <w:color w:val="0000EE"/>
-            <w:u w:val="single"/>
-          </w:rPr>
-          <w:t>માથ્થી 4:18–20</w:t>
-        </w:r>
-      </w:hyperlink>
-    </w:p>
-    <w:p>
-      <w:pPr>
-        <w:pStyle w:val="ListBullet"/>
-        <w:spacing w:line="240" w:lineRule="auto"/>
-        <w:ind w:left="720"/>
-      </w:pPr>
-      <w:r>
-        <w:rPr>
-          <w:lang w:val="gu_IN" w:bidi="gu_IN"/>
-        </w:rPr>
-      </w:r>
-      <w:hyperlink r:id="rId109">
-        <w:r>
-          <w:rPr>
-            <w:lang w:val="gu_IN" w:bidi="gu_IN"/>
-          </w:rPr>
-          <w:rPr>
-            <w:color w:val="0000EE"/>
-            <w:u w:val="single"/>
-          </w:rPr>
-          <w:t>માથ્થી 8:18–20</w:t>
-        </w:r>
-      </w:hyperlink>
-    </w:p>
-    <w:p>
-      <w:pPr>
-        <w:pStyle w:val="ListBullet"/>
-        <w:spacing w:line="240" w:lineRule="auto"/>
-        <w:ind w:left="720"/>
-      </w:pPr>
-      <w:r>
-        <w:rPr>
-          <w:lang w:val="gu_IN" w:bidi="gu_IN"/>
-        </w:rPr>
-      </w:r>
-      <w:hyperlink r:id="rId110">
-        <w:r>
-          <w:rPr>
-            <w:lang w:val="gu_IN" w:bidi="gu_IN"/>
-          </w:rPr>
-          <w:rPr>
-            <w:color w:val="0000EE"/>
-            <w:u w:val="single"/>
-          </w:rPr>
-          <w:t>માથ્થી 13:1–2</w:t>
-        </w:r>
-      </w:hyperlink>
-    </w:p>
-    <w:p>
-      <w:pPr>
-        <w:pStyle w:val="ListBullet"/>
-        <w:spacing w:line="240" w:lineRule="auto"/>
-        <w:ind w:left="720"/>
-      </w:pPr>
-      <w:r>
-        <w:rPr>
-          <w:lang w:val="gu_IN" w:bidi="gu_IN"/>
-        </w:rPr>
-      </w:r>
-      <w:hyperlink r:id="rId111">
-        <w:r>
-          <w:rPr>
-            <w:lang w:val="gu_IN" w:bidi="gu_IN"/>
-          </w:rPr>
-          <w:rPr>
-            <w:color w:val="0000EE"/>
-            <w:u w:val="single"/>
-          </w:rPr>
-          <w:t>માથ્થી 15:29–31</w:t>
-        </w:r>
-      </w:hyperlink>
+      <w:r>
+        <w:rPr>
+          <w:lang w:val="gu_IN" w:bidi="gu_IN"/>
+        </w:rPr>
+        <w:t>યોહાન 6:1–3</w:t>
+      </w:r>
+    </w:p>
+    <w:p>
+      <w:pPr>
+        <w:pStyle w:val="ListBullet"/>
+        <w:spacing w:line="240" w:lineRule="auto"/>
+        <w:ind w:left="720"/>
+      </w:pPr>
+      <w:r>
+        <w:rPr>
+          <w:lang w:val="gu_IN" w:bidi="gu_IN"/>
+        </w:rPr>
+      </w:r>
+      <w:r>
+        <w:rPr>
+          <w:lang w:val="gu_IN" w:bidi="gu_IN"/>
+        </w:rPr>
+        <w:t>લૂક 5:1–3</w:t>
+      </w:r>
+    </w:p>
+    <w:p>
+      <w:pPr>
+        <w:pStyle w:val="ListBullet"/>
+        <w:spacing w:line="240" w:lineRule="auto"/>
+        <w:ind w:left="720"/>
+      </w:pPr>
+      <w:r>
+        <w:rPr>
+          <w:lang w:val="gu_IN" w:bidi="gu_IN"/>
+        </w:rPr>
+      </w:r>
+      <w:r>
+        <w:rPr>
+          <w:lang w:val="gu_IN" w:bidi="gu_IN"/>
+        </w:rPr>
+        <w:t>માર્ક 1:16–18</w:t>
+      </w:r>
+    </w:p>
+    <w:p>
+      <w:pPr>
+        <w:pStyle w:val="ListBullet"/>
+        <w:spacing w:line="240" w:lineRule="auto"/>
+        <w:ind w:left="720"/>
+      </w:pPr>
+      <w:r>
+        <w:rPr>
+          <w:lang w:val="gu_IN" w:bidi="gu_IN"/>
+        </w:rPr>
+      </w:r>
+      <w:r>
+        <w:rPr>
+          <w:lang w:val="gu_IN" w:bidi="gu_IN"/>
+        </w:rPr>
+        <w:t>માથ્થી 4:12–13</w:t>
+      </w:r>
+    </w:p>
+    <w:p>
+      <w:pPr>
+        <w:pStyle w:val="ListBullet"/>
+        <w:spacing w:line="240" w:lineRule="auto"/>
+        <w:ind w:left="720"/>
+      </w:pPr>
+      <w:r>
+        <w:rPr>
+          <w:lang w:val="gu_IN" w:bidi="gu_IN"/>
+        </w:rPr>
+      </w:r>
+      <w:r>
+        <w:rPr>
+          <w:lang w:val="gu_IN" w:bidi="gu_IN"/>
+        </w:rPr>
+        <w:t>માથ્થી 4:18–20</w:t>
+      </w:r>
+    </w:p>
+    <w:p>
+      <w:pPr>
+        <w:pStyle w:val="ListBullet"/>
+        <w:spacing w:line="240" w:lineRule="auto"/>
+        <w:ind w:left="720"/>
+      </w:pPr>
+      <w:r>
+        <w:rPr>
+          <w:lang w:val="gu_IN" w:bidi="gu_IN"/>
+        </w:rPr>
+      </w:r>
+      <w:r>
+        <w:rPr>
+          <w:lang w:val="gu_IN" w:bidi="gu_IN"/>
+        </w:rPr>
+        <w:t>માથ્થી 8:18–20</w:t>
+      </w:r>
+    </w:p>
+    <w:p>
+      <w:pPr>
+        <w:pStyle w:val="ListBullet"/>
+        <w:spacing w:line="240" w:lineRule="auto"/>
+        <w:ind w:left="720"/>
+      </w:pPr>
+      <w:r>
+        <w:rPr>
+          <w:lang w:val="gu_IN" w:bidi="gu_IN"/>
+        </w:rPr>
+      </w:r>
+      <w:r>
+        <w:rPr>
+          <w:lang w:val="gu_IN" w:bidi="gu_IN"/>
+        </w:rPr>
+        <w:t>માથ્થી 13:1–2</w:t>
+      </w:r>
+    </w:p>
+    <w:p>
+      <w:pPr>
+        <w:pStyle w:val="ListBullet"/>
+        <w:spacing w:line="240" w:lineRule="auto"/>
+        <w:ind w:left="720"/>
+      </w:pPr>
+      <w:r>
+        <w:rPr>
+          <w:lang w:val="gu_IN" w:bidi="gu_IN"/>
+        </w:rPr>
+      </w:r>
+      <w:r>
+        <w:rPr>
+          <w:lang w:val="gu_IN" w:bidi="gu_IN"/>
+        </w:rPr>
+        <w:t>માથ્થી 15:29–31</w:t>
+      </w:r>
     </w:p>
     <w:p>
       <w:pPr>
@@ -7516,90 +6904,66 @@
           <w:lang w:val="gu_IN" w:bidi="gu_IN"/>
         </w:rPr>
       </w:r>
-      <w:hyperlink r:id="rId112">
-        <w:r>
-          <w:rPr>
-            <w:lang w:val="gu_IN" w:bidi="gu_IN"/>
-          </w:rPr>
-          <w:rPr>
-            <w:color w:val="0000EE"/>
-            <w:u w:val="single"/>
-          </w:rPr>
-          <w:t>હિબ્રૂ 11:32–34</w:t>
-        </w:r>
-      </w:hyperlink>
-    </w:p>
-    <w:p>
-      <w:pPr>
-        <w:pStyle w:val="ListBullet"/>
-        <w:spacing w:line="240" w:lineRule="auto"/>
-        <w:ind w:left="720"/>
-      </w:pPr>
-      <w:r>
-        <w:rPr>
-          <w:lang w:val="gu_IN" w:bidi="gu_IN"/>
-        </w:rPr>
-      </w:r>
-      <w:hyperlink r:id="rId113">
-        <w:r>
-          <w:rPr>
-            <w:lang w:val="gu_IN" w:bidi="gu_IN"/>
-          </w:rPr>
-          <w:rPr>
-            <w:color w:val="0000EE"/>
-            <w:u w:val="single"/>
-          </w:rPr>
-          <w:t>ન્યાયાધીશો 6:11–12</w:t>
-        </w:r>
-      </w:hyperlink>
-    </w:p>
-    <w:p>
-      <w:pPr>
-        <w:pStyle w:val="ListBullet"/>
-        <w:spacing w:line="240" w:lineRule="auto"/>
-        <w:ind w:left="720"/>
-      </w:pPr>
-      <w:r>
-        <w:rPr>
-          <w:lang w:val="gu_IN" w:bidi="gu_IN"/>
-        </w:rPr>
-      </w:r>
-      <w:hyperlink r:id="rId114">
-        <w:r>
-          <w:rPr>
-            <w:lang w:val="gu_IN" w:bidi="gu_IN"/>
-          </w:rPr>
-          <w:rPr>
-            <w:color w:val="0000EE"/>
-            <w:u w:val="single"/>
-          </w:rPr>
-          <w:t>ન્યાયાધીશો 6:22–24</w:t>
-        </w:r>
-      </w:hyperlink>
-    </w:p>
-    <w:p>
-      <w:pPr>
-        <w:pStyle w:val="ListBullet"/>
-        <w:spacing w:line="240" w:lineRule="auto"/>
-        <w:ind w:left="720"/>
-      </w:pPr>
-      <w:r>
-        <w:rPr>
-          <w:lang w:val="gu_IN" w:bidi="gu_IN"/>
-        </w:rPr>
-      </w:r>
-      <w:hyperlink r:id="rId115">
-        <w:r>
-          <w:rPr>
-            <w:lang w:val="gu_IN" w:bidi="gu_IN"/>
-          </w:rPr>
-          <w:rPr>
-            <w:color w:val="0000EE"/>
-            <w:u w:val="single"/>
-          </w:rPr>
-          <w:t>ન્યાયાધીશો 8:15–17</w:t>
-        </w:r>
-      </w:hyperlink>
+      <w:r>
+        <w:rPr>
+          <w:lang w:val="gu_IN" w:bidi="gu_IN"/>
+        </w:rPr>
+        <w:t>હિબ્રૂ 11:32–34</w:t>
+      </w:r>
+    </w:p>
+    <w:p>
+      <w:pPr>
+        <w:pStyle w:val="ListBullet"/>
+        <w:spacing w:line="240" w:lineRule="auto"/>
+        <w:ind w:left="720"/>
+      </w:pPr>
+      <w:r>
+        <w:rPr>
+          <w:lang w:val="gu_IN" w:bidi="gu_IN"/>
+        </w:rPr>
+      </w:r>
+      <w:r>
+        <w:rPr>
+          <w:lang w:val="gu_IN" w:bidi="gu_IN"/>
+        </w:rPr>
+        <w:t>ન્યાયાધીશો 6:11–12</w:t>
+      </w:r>
+    </w:p>
+    <w:p>
+      <w:pPr>
+        <w:pStyle w:val="ListBullet"/>
+        <w:spacing w:line="240" w:lineRule="auto"/>
+        <w:ind w:left="720"/>
+      </w:pPr>
+      <w:r>
+        <w:rPr>
+          <w:lang w:val="gu_IN" w:bidi="gu_IN"/>
+        </w:rPr>
+      </w:r>
+      <w:r>
+        <w:rPr>
+          <w:lang w:val="gu_IN" w:bidi="gu_IN"/>
+        </w:rPr>
+        <w:t>ન્યાયાધીશો 6:22–24</w:t>
+      </w:r>
+    </w:p>
+    <w:p>
+      <w:pPr>
+        <w:pStyle w:val="ListBullet"/>
+        <w:spacing w:line="240" w:lineRule="auto"/>
+        <w:ind w:left="720"/>
+      </w:pPr>
+      <w:r>
+        <w:rPr>
+          <w:lang w:val="gu_IN" w:bidi="gu_IN"/>
+        </w:rPr>
+      </w:r>
+      <w:r>
+        <w:rPr>
+          <w:lang w:val="gu_IN" w:bidi="gu_IN"/>
+        </w:rPr>
+        <w:t>ન્યાયાધીશો 8:15–17</w:t>
+      </w:r>
     </w:p>
     <w:p>
       <w:pPr>
@@ -8196,90 +7560,66 @@
           <w:lang w:val="gu_IN" w:bidi="gu_IN"/>
         </w:rPr>
       </w:r>
-      <w:hyperlink r:id="rId116">
-        <w:r>
-          <w:rPr>
-            <w:lang w:val="gu_IN" w:bidi="gu_IN"/>
-          </w:rPr>
-          <w:rPr>
-            <w:color w:val="0000EE"/>
-            <w:u w:val="single"/>
-          </w:rPr>
-          <w:t>1 શમુએલ 10:26–27</w:t>
-        </w:r>
-      </w:hyperlink>
-    </w:p>
-    <w:p>
-      <w:pPr>
-        <w:pStyle w:val="ListBullet"/>
-        <w:spacing w:line="240" w:lineRule="auto"/>
-        <w:ind w:left="720"/>
-      </w:pPr>
-      <w:r>
-        <w:rPr>
-          <w:lang w:val="gu_IN" w:bidi="gu_IN"/>
-        </w:rPr>
-      </w:r>
-      <w:hyperlink r:id="rId117">
-        <w:r>
-          <w:rPr>
-            <w:lang w:val="gu_IN" w:bidi="gu_IN"/>
-          </w:rPr>
-          <w:rPr>
-            <w:color w:val="0000EE"/>
-            <w:u w:val="single"/>
-          </w:rPr>
-          <w:t>2 શમુએલ 21:5–6</w:t>
-        </w:r>
-      </w:hyperlink>
-    </w:p>
-    <w:p>
-      <w:pPr>
-        <w:pStyle w:val="ListBullet"/>
-        <w:spacing w:line="240" w:lineRule="auto"/>
-        <w:ind w:left="720"/>
-      </w:pPr>
-      <w:r>
-        <w:rPr>
-          <w:lang w:val="gu_IN" w:bidi="gu_IN"/>
-        </w:rPr>
-      </w:r>
-      <w:hyperlink r:id="rId118">
-        <w:r>
-          <w:rPr>
-            <w:lang w:val="gu_IN" w:bidi="gu_IN"/>
-          </w:rPr>
-          <w:rPr>
-            <w:color w:val="0000EE"/>
-            <w:u w:val="single"/>
-          </w:rPr>
-          <w:t>હોશિયા 9:8–9</w:t>
-        </w:r>
-      </w:hyperlink>
-    </w:p>
-    <w:p>
-      <w:pPr>
-        <w:pStyle w:val="ListBullet"/>
-        <w:spacing w:line="240" w:lineRule="auto"/>
-        <w:ind w:left="720"/>
-      </w:pPr>
-      <w:r>
-        <w:rPr>
-          <w:lang w:val="gu_IN" w:bidi="gu_IN"/>
-        </w:rPr>
-      </w:r>
-      <w:hyperlink r:id="rId119">
-        <w:r>
-          <w:rPr>
-            <w:lang w:val="gu_IN" w:bidi="gu_IN"/>
-          </w:rPr>
-          <w:rPr>
-            <w:color w:val="0000EE"/>
-            <w:u w:val="single"/>
-          </w:rPr>
-          <w:t>ન્યાયાધીશો 19:12–13</w:t>
-        </w:r>
-      </w:hyperlink>
+      <w:r>
+        <w:rPr>
+          <w:lang w:val="gu_IN" w:bidi="gu_IN"/>
+        </w:rPr>
+        <w:t>1 શમુએલ 10:26–27</w:t>
+      </w:r>
+    </w:p>
+    <w:p>
+      <w:pPr>
+        <w:pStyle w:val="ListBullet"/>
+        <w:spacing w:line="240" w:lineRule="auto"/>
+        <w:ind w:left="720"/>
+      </w:pPr>
+      <w:r>
+        <w:rPr>
+          <w:lang w:val="gu_IN" w:bidi="gu_IN"/>
+        </w:rPr>
+      </w:r>
+      <w:r>
+        <w:rPr>
+          <w:lang w:val="gu_IN" w:bidi="gu_IN"/>
+        </w:rPr>
+        <w:t>2 શમુએલ 21:5–6</w:t>
+      </w:r>
+    </w:p>
+    <w:p>
+      <w:pPr>
+        <w:pStyle w:val="ListBullet"/>
+        <w:spacing w:line="240" w:lineRule="auto"/>
+        <w:ind w:left="720"/>
+      </w:pPr>
+      <w:r>
+        <w:rPr>
+          <w:lang w:val="gu_IN" w:bidi="gu_IN"/>
+        </w:rPr>
+      </w:r>
+      <w:r>
+        <w:rPr>
+          <w:lang w:val="gu_IN" w:bidi="gu_IN"/>
+        </w:rPr>
+        <w:t>હોશિયા 9:8–9</w:t>
+      </w:r>
+    </w:p>
+    <w:p>
+      <w:pPr>
+        <w:pStyle w:val="ListBullet"/>
+        <w:spacing w:line="240" w:lineRule="auto"/>
+        <w:ind w:left="720"/>
+      </w:pPr>
+      <w:r>
+        <w:rPr>
+          <w:lang w:val="gu_IN" w:bidi="gu_IN"/>
+        </w:rPr>
+      </w:r>
+      <w:r>
+        <w:rPr>
+          <w:lang w:val="gu_IN" w:bidi="gu_IN"/>
+        </w:rPr>
+        <w:t>ન્યાયાધીશો 19:12–13</w:t>
+      </w:r>
     </w:p>
     <w:p>
       <w:pPr>
@@ -8502,90 +7842,66 @@
           <w:lang w:val="gu_IN" w:bidi="gu_IN"/>
         </w:rPr>
       </w:r>
-      <w:hyperlink r:id="rId120">
-        <w:r>
-          <w:rPr>
-            <w:lang w:val="gu_IN" w:bidi="gu_IN"/>
-          </w:rPr>
-          <w:rPr>
-            <w:color w:val="0000EE"/>
-            <w:u w:val="single"/>
-          </w:rPr>
-          <w:t>1 કાળવૃતાંત 8:29–31</w:t>
-        </w:r>
-      </w:hyperlink>
-    </w:p>
-    <w:p>
-      <w:pPr>
-        <w:pStyle w:val="ListBullet"/>
-        <w:spacing w:line="240" w:lineRule="auto"/>
-        <w:ind w:left="720"/>
-      </w:pPr>
-      <w:r>
-        <w:rPr>
-          <w:lang w:val="gu_IN" w:bidi="gu_IN"/>
-        </w:rPr>
-      </w:r>
-      <w:hyperlink r:id="rId121">
-        <w:r>
-          <w:rPr>
-            <w:lang w:val="gu_IN" w:bidi="gu_IN"/>
-          </w:rPr>
-          <w:rPr>
-            <w:color w:val="0000EE"/>
-            <w:u w:val="single"/>
-          </w:rPr>
-          <w:t>1 રાજા 3:4–5</w:t>
-        </w:r>
-      </w:hyperlink>
-    </w:p>
-    <w:p>
-      <w:pPr>
-        <w:pStyle w:val="ListBullet"/>
-        <w:spacing w:line="240" w:lineRule="auto"/>
-        <w:ind w:left="720"/>
-      </w:pPr>
-      <w:r>
-        <w:rPr>
-          <w:lang w:val="gu_IN" w:bidi="gu_IN"/>
-        </w:rPr>
-      </w:r>
-      <w:hyperlink r:id="rId122">
-        <w:r>
-          <w:rPr>
-            <w:lang w:val="gu_IN" w:bidi="gu_IN"/>
-          </w:rPr>
-          <w:rPr>
-            <w:color w:val="0000EE"/>
-            <w:u w:val="single"/>
-          </w:rPr>
-          <w:t>2 શમુએલ 2:12–13</w:t>
-        </w:r>
-      </w:hyperlink>
-    </w:p>
-    <w:p>
-      <w:pPr>
-        <w:pStyle w:val="ListBullet"/>
-        <w:spacing w:line="240" w:lineRule="auto"/>
-        <w:ind w:left="720"/>
-      </w:pPr>
-      <w:r>
-        <w:rPr>
-          <w:lang w:val="gu_IN" w:bidi="gu_IN"/>
-        </w:rPr>
-      </w:r>
-      <w:hyperlink r:id="rId123">
-        <w:r>
-          <w:rPr>
-            <w:lang w:val="gu_IN" w:bidi="gu_IN"/>
-          </w:rPr>
-          <w:rPr>
-            <w:color w:val="0000EE"/>
-            <w:u w:val="single"/>
-          </w:rPr>
-          <w:t>યહોશુઆ 9:3–5</w:t>
-        </w:r>
-      </w:hyperlink>
+      <w:r>
+        <w:rPr>
+          <w:lang w:val="gu_IN" w:bidi="gu_IN"/>
+        </w:rPr>
+        <w:t>1 કાળવૃતાંત 8:29–31</w:t>
+      </w:r>
+    </w:p>
+    <w:p>
+      <w:pPr>
+        <w:pStyle w:val="ListBullet"/>
+        <w:spacing w:line="240" w:lineRule="auto"/>
+        <w:ind w:left="720"/>
+      </w:pPr>
+      <w:r>
+        <w:rPr>
+          <w:lang w:val="gu_IN" w:bidi="gu_IN"/>
+        </w:rPr>
+      </w:r>
+      <w:r>
+        <w:rPr>
+          <w:lang w:val="gu_IN" w:bidi="gu_IN"/>
+        </w:rPr>
+        <w:t>1 રાજા 3:4–5</w:t>
+      </w:r>
+    </w:p>
+    <w:p>
+      <w:pPr>
+        <w:pStyle w:val="ListBullet"/>
+        <w:spacing w:line="240" w:lineRule="auto"/>
+        <w:ind w:left="720"/>
+      </w:pPr>
+      <w:r>
+        <w:rPr>
+          <w:lang w:val="gu_IN" w:bidi="gu_IN"/>
+        </w:rPr>
+      </w:r>
+      <w:r>
+        <w:rPr>
+          <w:lang w:val="gu_IN" w:bidi="gu_IN"/>
+        </w:rPr>
+        <w:t>2 શમુએલ 2:12–13</w:t>
+      </w:r>
+    </w:p>
+    <w:p>
+      <w:pPr>
+        <w:pStyle w:val="ListBullet"/>
+        <w:spacing w:line="240" w:lineRule="auto"/>
+        <w:ind w:left="720"/>
+      </w:pPr>
+      <w:r>
+        <w:rPr>
+          <w:lang w:val="gu_IN" w:bidi="gu_IN"/>
+        </w:rPr>
+      </w:r>
+      <w:r>
+        <w:rPr>
+          <w:lang w:val="gu_IN" w:bidi="gu_IN"/>
+        </w:rPr>
+        <w:t>યહોશુઆ 9:3–5</w:t>
+      </w:r>
     </w:p>
     <w:p>
       <w:pPr>
@@ -8967,114 +8283,84 @@
           <w:lang w:val="gu_IN" w:bidi="gu_IN"/>
         </w:rPr>
       </w:r>
-      <w:hyperlink r:id="rId124">
-        <w:r>
-          <w:rPr>
-            <w:lang w:val="gu_IN" w:bidi="gu_IN"/>
-          </w:rPr>
-          <w:rPr>
-            <w:color w:val="0000EE"/>
-            <w:u w:val="single"/>
-          </w:rPr>
-          <w:t>1 કાળવૃતાંત 1:13–16</w:t>
-        </w:r>
-      </w:hyperlink>
-    </w:p>
-    <w:p>
-      <w:pPr>
-        <w:pStyle w:val="ListBullet"/>
-        <w:spacing w:line="240" w:lineRule="auto"/>
-        <w:ind w:left="720"/>
-      </w:pPr>
-      <w:r>
-        <w:rPr>
-          <w:lang w:val="gu_IN" w:bidi="gu_IN"/>
-        </w:rPr>
-      </w:r>
-      <w:hyperlink r:id="rId125">
-        <w:r>
-          <w:rPr>
-            <w:lang w:val="gu_IN" w:bidi="gu_IN"/>
-          </w:rPr>
-          <w:rPr>
-            <w:color w:val="0000EE"/>
-            <w:u w:val="single"/>
-          </w:rPr>
-          <w:t>પુનર્નિયમ 7:1</w:t>
-        </w:r>
-      </w:hyperlink>
-    </w:p>
-    <w:p>
-      <w:pPr>
-        <w:pStyle w:val="ListBullet"/>
-        <w:spacing w:line="240" w:lineRule="auto"/>
-        <w:ind w:left="720"/>
-      </w:pPr>
-      <w:r>
-        <w:rPr>
-          <w:lang w:val="gu_IN" w:bidi="gu_IN"/>
-        </w:rPr>
-      </w:r>
-      <w:hyperlink r:id="rId126">
-        <w:r>
-          <w:rPr>
-            <w:lang w:val="gu_IN" w:bidi="gu_IN"/>
-          </w:rPr>
-          <w:rPr>
-            <w:color w:val="0000EE"/>
-            <w:u w:val="single"/>
-          </w:rPr>
-          <w:t>ઉત્પત્તિ 10:15–18</w:t>
-        </w:r>
-      </w:hyperlink>
-    </w:p>
-    <w:p>
-      <w:pPr>
-        <w:pStyle w:val="ListBullet"/>
-        <w:spacing w:line="240" w:lineRule="auto"/>
-        <w:ind w:left="720"/>
-      </w:pPr>
-      <w:r>
-        <w:rPr>
-          <w:lang w:val="gu_IN" w:bidi="gu_IN"/>
-        </w:rPr>
-      </w:r>
-      <w:hyperlink r:id="rId127">
-        <w:r>
-          <w:rPr>
-            <w:lang w:val="gu_IN" w:bidi="gu_IN"/>
-          </w:rPr>
-          <w:rPr>
-            <w:color w:val="0000EE"/>
-            <w:u w:val="single"/>
-          </w:rPr>
-          <w:t>યહોશુઆ 3:9–11</w:t>
-        </w:r>
-      </w:hyperlink>
-    </w:p>
-    <w:p>
-      <w:pPr>
-        <w:pStyle w:val="ListBullet"/>
-        <w:spacing w:line="240" w:lineRule="auto"/>
-        <w:ind w:left="720"/>
-      </w:pPr>
-      <w:r>
-        <w:rPr>
-          <w:lang w:val="gu_IN" w:bidi="gu_IN"/>
-        </w:rPr>
-      </w:r>
-      <w:hyperlink r:id="rId128">
-        <w:r>
-          <w:rPr>
-            <w:lang w:val="gu_IN" w:bidi="gu_IN"/>
-          </w:rPr>
-          <w:rPr>
-            <w:color w:val="0000EE"/>
-            <w:u w:val="single"/>
-          </w:rPr>
-          <w:t>યહોશુઆ 24:11–12</w:t>
-        </w:r>
-      </w:hyperlink>
+      <w:r>
+        <w:rPr>
+          <w:lang w:val="gu_IN" w:bidi="gu_IN"/>
+        </w:rPr>
+        <w:t>1 કાળવૃતાંત 1:13–16</w:t>
+      </w:r>
+    </w:p>
+    <w:p>
+      <w:pPr>
+        <w:pStyle w:val="ListBullet"/>
+        <w:spacing w:line="240" w:lineRule="auto"/>
+        <w:ind w:left="720"/>
+      </w:pPr>
+      <w:r>
+        <w:rPr>
+          <w:lang w:val="gu_IN" w:bidi="gu_IN"/>
+        </w:rPr>
+      </w:r>
+      <w:r>
+        <w:rPr>
+          <w:lang w:val="gu_IN" w:bidi="gu_IN"/>
+        </w:rPr>
+        <w:t>પુનર્નિયમ 7:1</w:t>
+      </w:r>
+    </w:p>
+    <w:p>
+      <w:pPr>
+        <w:pStyle w:val="ListBullet"/>
+        <w:spacing w:line="240" w:lineRule="auto"/>
+        <w:ind w:left="720"/>
+      </w:pPr>
+      <w:r>
+        <w:rPr>
+          <w:lang w:val="gu_IN" w:bidi="gu_IN"/>
+        </w:rPr>
+      </w:r>
+      <w:r>
+        <w:rPr>
+          <w:lang w:val="gu_IN" w:bidi="gu_IN"/>
+        </w:rPr>
+        <w:t>ઉત્પત્તિ 10:15–18</w:t>
+      </w:r>
+    </w:p>
+    <w:p>
+      <w:pPr>
+        <w:pStyle w:val="ListBullet"/>
+        <w:spacing w:line="240" w:lineRule="auto"/>
+        <w:ind w:left="720"/>
+      </w:pPr>
+      <w:r>
+        <w:rPr>
+          <w:lang w:val="gu_IN" w:bidi="gu_IN"/>
+        </w:rPr>
+      </w:r>
+      <w:r>
+        <w:rPr>
+          <w:lang w:val="gu_IN" w:bidi="gu_IN"/>
+        </w:rPr>
+        <w:t>યહોશુઆ 3:9–11</w:t>
+      </w:r>
+    </w:p>
+    <w:p>
+      <w:pPr>
+        <w:pStyle w:val="ListBullet"/>
+        <w:spacing w:line="240" w:lineRule="auto"/>
+        <w:ind w:left="720"/>
+      </w:pPr>
+      <w:r>
+        <w:rPr>
+          <w:lang w:val="gu_IN" w:bidi="gu_IN"/>
+        </w:rPr>
+      </w:r>
+      <w:r>
+        <w:rPr>
+          <w:lang w:val="gu_IN" w:bidi="gu_IN"/>
+        </w:rPr>
+        <w:t>યહોશુઆ 24:11–12</w:t>
+      </w:r>
     </w:p>
     <w:p>
       <w:pPr>
@@ -9350,90 +8636,66 @@
           <w:lang w:val="gu_IN" w:bidi="gu_IN"/>
         </w:rPr>
       </w:r>
-      <w:hyperlink r:id="rId129">
-        <w:r>
-          <w:rPr>
-            <w:lang w:val="gu_IN" w:bidi="gu_IN"/>
-          </w:rPr>
-          <w:rPr>
-            <w:color w:val="0000EE"/>
-            <w:u w:val="single"/>
-          </w:rPr>
-          <w:t>1 શમુએલ 7:15–17</w:t>
-        </w:r>
-      </w:hyperlink>
-    </w:p>
-    <w:p>
-      <w:pPr>
-        <w:pStyle w:val="ListBullet"/>
-        <w:spacing w:line="240" w:lineRule="auto"/>
-        <w:ind w:left="720"/>
-      </w:pPr>
-      <w:r>
-        <w:rPr>
-          <w:lang w:val="gu_IN" w:bidi="gu_IN"/>
-        </w:rPr>
-      </w:r>
-      <w:hyperlink r:id="rId130">
-        <w:r>
-          <w:rPr>
-            <w:lang w:val="gu_IN" w:bidi="gu_IN"/>
-          </w:rPr>
-          <w:rPr>
-            <w:color w:val="0000EE"/>
-            <w:u w:val="single"/>
-          </w:rPr>
-          <w:t>2 રાજા 2:1–2</w:t>
-        </w:r>
-      </w:hyperlink>
-    </w:p>
-    <w:p>
-      <w:pPr>
-        <w:pStyle w:val="ListBullet"/>
-        <w:spacing w:line="240" w:lineRule="auto"/>
-        <w:ind w:left="720"/>
-      </w:pPr>
-      <w:r>
-        <w:rPr>
-          <w:lang w:val="gu_IN" w:bidi="gu_IN"/>
-        </w:rPr>
-      </w:r>
-      <w:hyperlink r:id="rId131">
-        <w:r>
-          <w:rPr>
-            <w:lang w:val="gu_IN" w:bidi="gu_IN"/>
-          </w:rPr>
-          <w:rPr>
-            <w:color w:val="0000EE"/>
-            <w:u w:val="single"/>
-          </w:rPr>
-          <w:t>હોશિયા 4:15–16</w:t>
-        </w:r>
-      </w:hyperlink>
-    </w:p>
-    <w:p>
-      <w:pPr>
-        <w:pStyle w:val="ListBullet"/>
-        <w:spacing w:line="240" w:lineRule="auto"/>
-        <w:ind w:left="720"/>
-      </w:pPr>
-      <w:r>
-        <w:rPr>
-          <w:lang w:val="gu_IN" w:bidi="gu_IN"/>
-        </w:rPr>
-      </w:r>
-      <w:hyperlink r:id="rId132">
-        <w:r>
-          <w:rPr>
-            <w:lang w:val="gu_IN" w:bidi="gu_IN"/>
-          </w:rPr>
-          <w:rPr>
-            <w:color w:val="0000EE"/>
-            <w:u w:val="single"/>
-          </w:rPr>
-          <w:t>ન્યાયાધીશો 2:1–2</w:t>
-        </w:r>
-      </w:hyperlink>
+      <w:r>
+        <w:rPr>
+          <w:lang w:val="gu_IN" w:bidi="gu_IN"/>
+        </w:rPr>
+        <w:t>1 શમુએલ 7:15–17</w:t>
+      </w:r>
+    </w:p>
+    <w:p>
+      <w:pPr>
+        <w:pStyle w:val="ListBullet"/>
+        <w:spacing w:line="240" w:lineRule="auto"/>
+        <w:ind w:left="720"/>
+      </w:pPr>
+      <w:r>
+        <w:rPr>
+          <w:lang w:val="gu_IN" w:bidi="gu_IN"/>
+        </w:rPr>
+      </w:r>
+      <w:r>
+        <w:rPr>
+          <w:lang w:val="gu_IN" w:bidi="gu_IN"/>
+        </w:rPr>
+        <w:t>2 રાજા 2:1–2</w:t>
+      </w:r>
+    </w:p>
+    <w:p>
+      <w:pPr>
+        <w:pStyle w:val="ListBullet"/>
+        <w:spacing w:line="240" w:lineRule="auto"/>
+        <w:ind w:left="720"/>
+      </w:pPr>
+      <w:r>
+        <w:rPr>
+          <w:lang w:val="gu_IN" w:bidi="gu_IN"/>
+        </w:rPr>
+      </w:r>
+      <w:r>
+        <w:rPr>
+          <w:lang w:val="gu_IN" w:bidi="gu_IN"/>
+        </w:rPr>
+        <w:t>હોશિયા 4:15–16</w:t>
+      </w:r>
+    </w:p>
+    <w:p>
+      <w:pPr>
+        <w:pStyle w:val="ListBullet"/>
+        <w:spacing w:line="240" w:lineRule="auto"/>
+        <w:ind w:left="720"/>
+      </w:pPr>
+      <w:r>
+        <w:rPr>
+          <w:lang w:val="gu_IN" w:bidi="gu_IN"/>
+        </w:rPr>
+      </w:r>
+      <w:r>
+        <w:rPr>
+          <w:lang w:val="gu_IN" w:bidi="gu_IN"/>
+        </w:rPr>
+        <w:t>ન્યાયાધીશો 2:1–2</w:t>
+      </w:r>
     </w:p>
     <w:p>
       <w:pPr>
@@ -9681,138 +8943,102 @@
           <w:lang w:val="gu_IN" w:bidi="gu_IN"/>
         </w:rPr>
       </w:r>
-      <w:hyperlink r:id="rId133">
-        <w:r>
-          <w:rPr>
-            <w:lang w:val="gu_IN" w:bidi="gu_IN"/>
-          </w:rPr>
-          <w:rPr>
-            <w:color w:val="0000EE"/>
-            <w:u w:val="single"/>
-          </w:rPr>
-          <w:t>1 કાળવૃતાંત 2:22</w:t>
-        </w:r>
-      </w:hyperlink>
-    </w:p>
-    <w:p>
-      <w:pPr>
-        <w:pStyle w:val="ListBullet"/>
-        <w:spacing w:line="240" w:lineRule="auto"/>
-        <w:ind w:left="720"/>
-      </w:pPr>
-      <w:r>
-        <w:rPr>
-          <w:lang w:val="gu_IN" w:bidi="gu_IN"/>
-        </w:rPr>
-      </w:r>
-      <w:hyperlink r:id="rId134">
-        <w:r>
-          <w:rPr>
-            <w:lang w:val="gu_IN" w:bidi="gu_IN"/>
-          </w:rPr>
-          <w:rPr>
-            <w:color w:val="0000EE"/>
-            <w:u w:val="single"/>
-          </w:rPr>
-          <w:t>1 શમુએલ 11:1</w:t>
-        </w:r>
-      </w:hyperlink>
-    </w:p>
-    <w:p>
-      <w:pPr>
-        <w:pStyle w:val="ListBullet"/>
-        <w:spacing w:line="240" w:lineRule="auto"/>
-        <w:ind w:left="720"/>
-      </w:pPr>
-      <w:r>
-        <w:rPr>
-          <w:lang w:val="gu_IN" w:bidi="gu_IN"/>
-        </w:rPr>
-      </w:r>
-      <w:hyperlink r:id="rId135">
-        <w:r>
-          <w:rPr>
-            <w:lang w:val="gu_IN" w:bidi="gu_IN"/>
-          </w:rPr>
-          <w:rPr>
-            <w:color w:val="0000EE"/>
-            <w:u w:val="single"/>
-          </w:rPr>
-          <w:t>આમોસ 1:3</w:t>
-        </w:r>
-      </w:hyperlink>
-    </w:p>
-    <w:p>
-      <w:pPr>
-        <w:pStyle w:val="ListBullet"/>
-        <w:spacing w:line="240" w:lineRule="auto"/>
-        <w:ind w:left="720"/>
-      </w:pPr>
-      <w:r>
-        <w:rPr>
-          <w:lang w:val="gu_IN" w:bidi="gu_IN"/>
-        </w:rPr>
-      </w:r>
-      <w:hyperlink r:id="rId136">
-        <w:r>
-          <w:rPr>
-            <w:lang w:val="gu_IN" w:bidi="gu_IN"/>
-          </w:rPr>
-          <w:rPr>
-            <w:color w:val="0000EE"/>
-            <w:u w:val="single"/>
-          </w:rPr>
-          <w:t>પુનર્નિયમ 2:36–37</w:t>
-        </w:r>
-      </w:hyperlink>
-    </w:p>
-    <w:p>
-      <w:pPr>
-        <w:pStyle w:val="ListBullet"/>
-        <w:spacing w:line="240" w:lineRule="auto"/>
-        <w:ind w:left="720"/>
-      </w:pPr>
-      <w:r>
-        <w:rPr>
-          <w:lang w:val="gu_IN" w:bidi="gu_IN"/>
-        </w:rPr>
-      </w:r>
-      <w:hyperlink r:id="rId137">
-        <w:r>
-          <w:rPr>
-            <w:lang w:val="gu_IN" w:bidi="gu_IN"/>
-          </w:rPr>
-          <w:rPr>
-            <w:color w:val="0000EE"/>
-            <w:u w:val="single"/>
-          </w:rPr>
-          <w:t>ઉત્પત્તિ 31:21</w:t>
-        </w:r>
-      </w:hyperlink>
-    </w:p>
-    <w:p>
-      <w:pPr>
-        <w:pStyle w:val="ListBullet"/>
-        <w:spacing w:line="240" w:lineRule="auto"/>
-        <w:ind w:left="720"/>
-      </w:pPr>
-      <w:r>
-        <w:rPr>
-          <w:lang w:val="gu_IN" w:bidi="gu_IN"/>
-        </w:rPr>
-      </w:r>
-      <w:hyperlink r:id="rId138">
-        <w:r>
-          <w:rPr>
-            <w:lang w:val="gu_IN" w:bidi="gu_IN"/>
-          </w:rPr>
-          <w:rPr>
-            <w:color w:val="0000EE"/>
-            <w:u w:val="single"/>
-          </w:rPr>
-          <w:t>ઉત્પત્તિ 37:25–26</w:t>
-        </w:r>
-      </w:hyperlink>
+      <w:r>
+        <w:rPr>
+          <w:lang w:val="gu_IN" w:bidi="gu_IN"/>
+        </w:rPr>
+        <w:t>1 કાળવૃતાંત 2:22</w:t>
+      </w:r>
+    </w:p>
+    <w:p>
+      <w:pPr>
+        <w:pStyle w:val="ListBullet"/>
+        <w:spacing w:line="240" w:lineRule="auto"/>
+        <w:ind w:left="720"/>
+      </w:pPr>
+      <w:r>
+        <w:rPr>
+          <w:lang w:val="gu_IN" w:bidi="gu_IN"/>
+        </w:rPr>
+      </w:r>
+      <w:r>
+        <w:rPr>
+          <w:lang w:val="gu_IN" w:bidi="gu_IN"/>
+        </w:rPr>
+        <w:t>1 શમુએલ 11:1</w:t>
+      </w:r>
+    </w:p>
+    <w:p>
+      <w:pPr>
+        <w:pStyle w:val="ListBullet"/>
+        <w:spacing w:line="240" w:lineRule="auto"/>
+        <w:ind w:left="720"/>
+      </w:pPr>
+      <w:r>
+        <w:rPr>
+          <w:lang w:val="gu_IN" w:bidi="gu_IN"/>
+        </w:rPr>
+      </w:r>
+      <w:r>
+        <w:rPr>
+          <w:lang w:val="gu_IN" w:bidi="gu_IN"/>
+        </w:rPr>
+        <w:t>આમોસ 1:3</w:t>
+      </w:r>
+    </w:p>
+    <w:p>
+      <w:pPr>
+        <w:pStyle w:val="ListBullet"/>
+        <w:spacing w:line="240" w:lineRule="auto"/>
+        <w:ind w:left="720"/>
+      </w:pPr>
+      <w:r>
+        <w:rPr>
+          <w:lang w:val="gu_IN" w:bidi="gu_IN"/>
+        </w:rPr>
+      </w:r>
+      <w:r>
+        <w:rPr>
+          <w:lang w:val="gu_IN" w:bidi="gu_IN"/>
+        </w:rPr>
+        <w:t>પુનર્નિયમ 2:36–37</w:t>
+      </w:r>
+    </w:p>
+    <w:p>
+      <w:pPr>
+        <w:pStyle w:val="ListBullet"/>
+        <w:spacing w:line="240" w:lineRule="auto"/>
+        <w:ind w:left="720"/>
+      </w:pPr>
+      <w:r>
+        <w:rPr>
+          <w:lang w:val="gu_IN" w:bidi="gu_IN"/>
+        </w:rPr>
+      </w:r>
+      <w:r>
+        <w:rPr>
+          <w:lang w:val="gu_IN" w:bidi="gu_IN"/>
+        </w:rPr>
+        <w:t>ઉત્પત્તિ 31:21</w:t>
+      </w:r>
+    </w:p>
+    <w:p>
+      <w:pPr>
+        <w:pStyle w:val="ListBullet"/>
+        <w:spacing w:line="240" w:lineRule="auto"/>
+        <w:ind w:left="720"/>
+      </w:pPr>
+      <w:r>
+        <w:rPr>
+          <w:lang w:val="gu_IN" w:bidi="gu_IN"/>
+        </w:rPr>
+      </w:r>
+      <w:r>
+        <w:rPr>
+          <w:lang w:val="gu_IN" w:bidi="gu_IN"/>
+        </w:rPr>
+        <w:t>ઉત્પત્તિ 37:25–26</w:t>
+      </w:r>
     </w:p>
     <w:p>
       <w:pPr>
@@ -10011,114 +9237,84 @@
           <w:lang w:val="gu_IN" w:bidi="gu_IN"/>
         </w:rPr>
       </w:r>
-      <w:hyperlink r:id="rId139">
-        <w:r>
-          <w:rPr>
-            <w:lang w:val="gu_IN" w:bidi="gu_IN"/>
-          </w:rPr>
-          <w:rPr>
-            <w:color w:val="0000EE"/>
-            <w:u w:val="single"/>
-          </w:rPr>
-          <w:t>2 તિમોથી 2:8–10</w:t>
-        </w:r>
-      </w:hyperlink>
-    </w:p>
-    <w:p>
-      <w:pPr>
-        <w:pStyle w:val="ListBullet"/>
-        <w:spacing w:line="240" w:lineRule="auto"/>
-        <w:ind w:left="720"/>
-      </w:pPr>
-      <w:r>
-        <w:rPr>
-          <w:lang w:val="gu_IN" w:bidi="gu_IN"/>
-        </w:rPr>
-      </w:r>
-      <w:hyperlink r:id="rId140">
-        <w:r>
-          <w:rPr>
-            <w:lang w:val="gu_IN" w:bidi="gu_IN"/>
-          </w:rPr>
-          <w:rPr>
-            <w:color w:val="0000EE"/>
-            <w:u w:val="single"/>
-          </w:rPr>
-          <w:t>હોશિયા 6:8–9</w:t>
-        </w:r>
-      </w:hyperlink>
-    </w:p>
-    <w:p>
-      <w:pPr>
-        <w:pStyle w:val="ListBullet"/>
-        <w:spacing w:line="240" w:lineRule="auto"/>
-        <w:ind w:left="720"/>
-      </w:pPr>
-      <w:r>
-        <w:rPr>
-          <w:lang w:val="gu_IN" w:bidi="gu_IN"/>
-        </w:rPr>
-      </w:r>
-      <w:hyperlink r:id="rId141">
-        <w:r>
-          <w:rPr>
-            <w:lang w:val="gu_IN" w:bidi="gu_IN"/>
-          </w:rPr>
-          <w:rPr>
-            <w:color w:val="0000EE"/>
-            <w:u w:val="single"/>
-          </w:rPr>
-          <w:t>અયૂબ 31:26–28</w:t>
-        </w:r>
-      </w:hyperlink>
-    </w:p>
-    <w:p>
-      <w:pPr>
-        <w:pStyle w:val="ListBullet"/>
-        <w:spacing w:line="240" w:lineRule="auto"/>
-        <w:ind w:left="720"/>
-      </w:pPr>
-      <w:r>
-        <w:rPr>
-          <w:lang w:val="gu_IN" w:bidi="gu_IN"/>
-        </w:rPr>
-      </w:r>
-      <w:hyperlink r:id="rId142">
-        <w:r>
-          <w:rPr>
-            <w:lang w:val="gu_IN" w:bidi="gu_IN"/>
-          </w:rPr>
-          <w:rPr>
-            <w:color w:val="0000EE"/>
-            <w:u w:val="single"/>
-          </w:rPr>
-          <w:t>લૂક 23:32</w:t>
-        </w:r>
-      </w:hyperlink>
-    </w:p>
-    <w:p>
-      <w:pPr>
-        <w:pStyle w:val="ListBullet"/>
-        <w:spacing w:line="240" w:lineRule="auto"/>
-        <w:ind w:left="720"/>
-      </w:pPr>
-      <w:r>
-        <w:rPr>
-          <w:lang w:val="gu_IN" w:bidi="gu_IN"/>
-        </w:rPr>
-      </w:r>
-      <w:hyperlink r:id="rId143">
-        <w:r>
-          <w:rPr>
-            <w:lang w:val="gu_IN" w:bidi="gu_IN"/>
-          </w:rPr>
-          <w:rPr>
-            <w:color w:val="0000EE"/>
-            <w:u w:val="single"/>
-          </w:rPr>
-          <w:t>માથ્થી 27:23–24</w:t>
-        </w:r>
-      </w:hyperlink>
+      <w:r>
+        <w:rPr>
+          <w:lang w:val="gu_IN" w:bidi="gu_IN"/>
+        </w:rPr>
+        <w:t>2 તિમોથી 2:8–10</w:t>
+      </w:r>
+    </w:p>
+    <w:p>
+      <w:pPr>
+        <w:pStyle w:val="ListBullet"/>
+        <w:spacing w:line="240" w:lineRule="auto"/>
+        <w:ind w:left="720"/>
+      </w:pPr>
+      <w:r>
+        <w:rPr>
+          <w:lang w:val="gu_IN" w:bidi="gu_IN"/>
+        </w:rPr>
+      </w:r>
+      <w:r>
+        <w:rPr>
+          <w:lang w:val="gu_IN" w:bidi="gu_IN"/>
+        </w:rPr>
+        <w:t>હોશિયા 6:8–9</w:t>
+      </w:r>
+    </w:p>
+    <w:p>
+      <w:pPr>
+        <w:pStyle w:val="ListBullet"/>
+        <w:spacing w:line="240" w:lineRule="auto"/>
+        <w:ind w:left="720"/>
+      </w:pPr>
+      <w:r>
+        <w:rPr>
+          <w:lang w:val="gu_IN" w:bidi="gu_IN"/>
+        </w:rPr>
+      </w:r>
+      <w:r>
+        <w:rPr>
+          <w:lang w:val="gu_IN" w:bidi="gu_IN"/>
+        </w:rPr>
+        <w:t>અયૂબ 31:26–28</w:t>
+      </w:r>
+    </w:p>
+    <w:p>
+      <w:pPr>
+        <w:pStyle w:val="ListBullet"/>
+        <w:spacing w:line="240" w:lineRule="auto"/>
+        <w:ind w:left="720"/>
+      </w:pPr>
+      <w:r>
+        <w:rPr>
+          <w:lang w:val="gu_IN" w:bidi="gu_IN"/>
+        </w:rPr>
+      </w:r>
+      <w:r>
+        <w:rPr>
+          <w:lang w:val="gu_IN" w:bidi="gu_IN"/>
+        </w:rPr>
+        <w:t>લૂક 23:32</w:t>
+      </w:r>
+    </w:p>
+    <w:p>
+      <w:pPr>
+        <w:pStyle w:val="ListBullet"/>
+        <w:spacing w:line="240" w:lineRule="auto"/>
+        <w:ind w:left="720"/>
+      </w:pPr>
+      <w:r>
+        <w:rPr>
+          <w:lang w:val="gu_IN" w:bidi="gu_IN"/>
+        </w:rPr>
+      </w:r>
+      <w:r>
+        <w:rPr>
+          <w:lang w:val="gu_IN" w:bidi="gu_IN"/>
+        </w:rPr>
+        <w:t>માથ્થી 27:23–24</w:t>
+      </w:r>
     </w:p>
     <w:p>
       <w:pPr>
@@ -10312,162 +9508,120 @@
           <w:lang w:val="gu_IN" w:bidi="gu_IN"/>
         </w:rPr>
       </w:r>
-      <w:hyperlink r:id="rId144">
-        <w:r>
-          <w:rPr>
-            <w:lang w:val="gu_IN" w:bidi="gu_IN"/>
-          </w:rPr>
-          <w:rPr>
-            <w:color w:val="0000EE"/>
-            <w:u w:val="single"/>
-          </w:rPr>
-          <w:t>એફેસી 4:25–27</w:t>
-        </w:r>
-      </w:hyperlink>
-    </w:p>
-    <w:p>
-      <w:pPr>
-        <w:pStyle w:val="ListBullet"/>
-        <w:spacing w:line="240" w:lineRule="auto"/>
-        <w:ind w:left="720"/>
-      </w:pPr>
-      <w:r>
-        <w:rPr>
-          <w:lang w:val="gu_IN" w:bidi="gu_IN"/>
-        </w:rPr>
-      </w:r>
-      <w:hyperlink r:id="rId145">
-        <w:r>
-          <w:rPr>
-            <w:lang w:val="gu_IN" w:bidi="gu_IN"/>
-          </w:rPr>
-          <w:rPr>
-            <w:color w:val="0000EE"/>
-            <w:u w:val="single"/>
-          </w:rPr>
-          <w:t>નિર્ગમન 2:9–11</w:t>
-        </w:r>
-      </w:hyperlink>
-    </w:p>
-    <w:p>
-      <w:pPr>
-        <w:pStyle w:val="ListBullet"/>
-        <w:spacing w:line="240" w:lineRule="auto"/>
-        <w:ind w:left="720"/>
-      </w:pPr>
-      <w:r>
-        <w:rPr>
-          <w:lang w:val="gu_IN" w:bidi="gu_IN"/>
-        </w:rPr>
-      </w:r>
-      <w:hyperlink r:id="rId146">
-        <w:r>
-          <w:rPr>
-            <w:lang w:val="gu_IN" w:bidi="gu_IN"/>
-          </w:rPr>
-          <w:rPr>
-            <w:color w:val="0000EE"/>
-            <w:u w:val="single"/>
-          </w:rPr>
-          <w:t>યશાયા 57:16–17</w:t>
-        </w:r>
-      </w:hyperlink>
-    </w:p>
-    <w:p>
-      <w:pPr>
-        <w:pStyle w:val="ListBullet"/>
-        <w:spacing w:line="240" w:lineRule="auto"/>
-        <w:ind w:left="720"/>
-      </w:pPr>
-      <w:r>
-        <w:rPr>
-          <w:lang w:val="gu_IN" w:bidi="gu_IN"/>
-        </w:rPr>
-      </w:r>
-      <w:hyperlink r:id="rId147">
-        <w:r>
-          <w:rPr>
-            <w:lang w:val="gu_IN" w:bidi="gu_IN"/>
-          </w:rPr>
-          <w:rPr>
-            <w:color w:val="0000EE"/>
-            <w:u w:val="single"/>
-          </w:rPr>
-          <w:t>યોહાન 6:52 -53</w:t>
-        </w:r>
-      </w:hyperlink>
-    </w:p>
-    <w:p>
-      <w:pPr>
-        <w:pStyle w:val="ListBullet"/>
-        <w:spacing w:line="240" w:lineRule="auto"/>
-        <w:ind w:left="720"/>
-      </w:pPr>
-      <w:r>
-        <w:rPr>
-          <w:lang w:val="gu_IN" w:bidi="gu_IN"/>
-        </w:rPr>
-      </w:r>
-      <w:hyperlink r:id="rId148">
-        <w:r>
-          <w:rPr>
-            <w:lang w:val="gu_IN" w:bidi="gu_IN"/>
-          </w:rPr>
-          <w:rPr>
-            <w:color w:val="0000EE"/>
-            <w:u w:val="single"/>
-          </w:rPr>
-          <w:t>માર્ક 10:13–14</w:t>
-        </w:r>
-      </w:hyperlink>
-    </w:p>
-    <w:p>
-      <w:pPr>
-        <w:pStyle w:val="ListBullet"/>
-        <w:spacing w:line="240" w:lineRule="auto"/>
-        <w:ind w:left="720"/>
-      </w:pPr>
-      <w:r>
-        <w:rPr>
-          <w:lang w:val="gu_IN" w:bidi="gu_IN"/>
-        </w:rPr>
-      </w:r>
-      <w:hyperlink r:id="rId149">
-        <w:r>
-          <w:rPr>
-            <w:lang w:val="gu_IN" w:bidi="gu_IN"/>
-          </w:rPr>
-          <w:rPr>
-            <w:color w:val="0000EE"/>
-            <w:u w:val="single"/>
-          </w:rPr>
-          <w:t>માથ્થી 26:6–9</w:t>
-        </w:r>
-      </w:hyperlink>
-    </w:p>
-    <w:p>
-      <w:pPr>
-        <w:pStyle w:val="ListBullet"/>
-        <w:spacing w:line="240" w:lineRule="auto"/>
-        <w:ind w:left="720"/>
-      </w:pPr>
-      <w:r>
-        <w:rPr>
-          <w:lang w:val="gu_IN" w:bidi="gu_IN"/>
-        </w:rPr>
-      </w:r>
-      <w:hyperlink r:id="rId150">
-        <w:r>
-          <w:rPr>
-            <w:lang w:val="gu_IN" w:bidi="gu_IN"/>
-          </w:rPr>
-          <w:rPr>
-            <w:color w:val="0000EE"/>
-            <w:u w:val="single"/>
-          </w:rPr>
-          <w:t>ગીતશાસ્ત્ર 18:7–8</w:t>
-        </w:r>
-      </w:hyperlink>
+      <w:r>
+        <w:rPr>
+          <w:lang w:val="gu_IN" w:bidi="gu_IN"/>
+        </w:rPr>
+        <w:t>એફેસી 4:25–27</w:t>
+      </w:r>
+    </w:p>
+    <w:p>
+      <w:pPr>
+        <w:pStyle w:val="ListBullet"/>
+        <w:spacing w:line="240" w:lineRule="auto"/>
+        <w:ind w:left="720"/>
+      </w:pPr>
+      <w:r>
+        <w:rPr>
+          <w:lang w:val="gu_IN" w:bidi="gu_IN"/>
+        </w:rPr>
+      </w:r>
+      <w:r>
+        <w:rPr>
+          <w:lang w:val="gu_IN" w:bidi="gu_IN"/>
+        </w:rPr>
+        <w:t>નિર્ગમન 2:9–11</w:t>
+      </w:r>
+    </w:p>
+    <w:p>
+      <w:pPr>
+        <w:pStyle w:val="ListBullet"/>
+        <w:spacing w:line="240" w:lineRule="auto"/>
+        <w:ind w:left="720"/>
+      </w:pPr>
+      <w:r>
+        <w:rPr>
+          <w:lang w:val="gu_IN" w:bidi="gu_IN"/>
+        </w:rPr>
+      </w:r>
+      <w:r>
+        <w:rPr>
+          <w:lang w:val="gu_IN" w:bidi="gu_IN"/>
+        </w:rPr>
+        <w:t>યશાયા 57:16–17</w:t>
+      </w:r>
+    </w:p>
+    <w:p>
+      <w:pPr>
+        <w:pStyle w:val="ListBullet"/>
+        <w:spacing w:line="240" w:lineRule="auto"/>
+        <w:ind w:left="720"/>
+      </w:pPr>
+      <w:r>
+        <w:rPr>
+          <w:lang w:val="gu_IN" w:bidi="gu_IN"/>
+        </w:rPr>
+      </w:r>
+      <w:r>
+        <w:rPr>
+          <w:lang w:val="gu_IN" w:bidi="gu_IN"/>
+        </w:rPr>
+        <w:t>યોહાન 6:52 -53</w:t>
+      </w:r>
+    </w:p>
+    <w:p>
+      <w:pPr>
+        <w:pStyle w:val="ListBullet"/>
+        <w:spacing w:line="240" w:lineRule="auto"/>
+        <w:ind w:left="720"/>
+      </w:pPr>
+      <w:r>
+        <w:rPr>
+          <w:lang w:val="gu_IN" w:bidi="gu_IN"/>
+        </w:rPr>
+      </w:r>
+      <w:r>
+        <w:rPr>
+          <w:lang w:val="gu_IN" w:bidi="gu_IN"/>
+        </w:rPr>
+        <w:t>માર્ક 10:13–14</w:t>
+      </w:r>
+    </w:p>
+    <w:p>
+      <w:pPr>
+        <w:pStyle w:val="ListBullet"/>
+        <w:spacing w:line="240" w:lineRule="auto"/>
+        <w:ind w:left="720"/>
+      </w:pPr>
+      <w:r>
+        <w:rPr>
+          <w:lang w:val="gu_IN" w:bidi="gu_IN"/>
+        </w:rPr>
+      </w:r>
+      <w:r>
+        <w:rPr>
+          <w:lang w:val="gu_IN" w:bidi="gu_IN"/>
+        </w:rPr>
+        <w:t>માથ્થી 26:6–9</w:t>
+      </w:r>
+    </w:p>
+    <w:p>
+      <w:pPr>
+        <w:pStyle w:val="ListBullet"/>
+        <w:spacing w:line="240" w:lineRule="auto"/>
+        <w:ind w:left="720"/>
+      </w:pPr>
+      <w:r>
+        <w:rPr>
+          <w:lang w:val="gu_IN" w:bidi="gu_IN"/>
+        </w:rPr>
+      </w:r>
+      <w:r>
+        <w:rPr>
+          <w:lang w:val="gu_IN" w:bidi="gu_IN"/>
+        </w:rPr>
+        <w:t>ગીતશાસ્ત્ર 18:7–8</w:t>
+      </w:r>
     </w:p>
     <w:p>
       <w:pPr>
@@ -10691,42 +9845,30 @@
           <w:lang w:val="gu_IN" w:bidi="gu_IN"/>
         </w:rPr>
       </w:r>
-      <w:hyperlink r:id="rId151">
-        <w:r>
-          <w:rPr>
-            <w:lang w:val="gu_IN" w:bidi="gu_IN"/>
-          </w:rPr>
-          <w:rPr>
-            <w:color w:val="0000EE"/>
-            <w:u w:val="single"/>
-          </w:rPr>
-          <w:t>માર્ક 14:32–34</w:t>
-        </w:r>
-      </w:hyperlink>
-    </w:p>
-    <w:p>
-      <w:pPr>
-        <w:pStyle w:val="ListBullet"/>
-        <w:spacing w:line="240" w:lineRule="auto"/>
-        <w:ind w:left="720"/>
-      </w:pPr>
-      <w:r>
-        <w:rPr>
-          <w:lang w:val="gu_IN" w:bidi="gu_IN"/>
-        </w:rPr>
-      </w:r>
-      <w:hyperlink r:id="rId152">
-        <w:r>
-          <w:rPr>
-            <w:lang w:val="gu_IN" w:bidi="gu_IN"/>
-          </w:rPr>
-          <w:rPr>
-            <w:color w:val="0000EE"/>
-            <w:u w:val="single"/>
-          </w:rPr>
-          <w:t>માથ્થી 26:36–38</w:t>
-        </w:r>
-      </w:hyperlink>
+      <w:r>
+        <w:rPr>
+          <w:lang w:val="gu_IN" w:bidi="gu_IN"/>
+        </w:rPr>
+        <w:t>માર્ક 14:32–34</w:t>
+      </w:r>
+    </w:p>
+    <w:p>
+      <w:pPr>
+        <w:pStyle w:val="ListBullet"/>
+        <w:spacing w:line="240" w:lineRule="auto"/>
+        <w:ind w:left="720"/>
+      </w:pPr>
+      <w:r>
+        <w:rPr>
+          <w:lang w:val="gu_IN" w:bidi="gu_IN"/>
+        </w:rPr>
+      </w:r>
+      <w:r>
+        <w:rPr>
+          <w:lang w:val="gu_IN" w:bidi="gu_IN"/>
+        </w:rPr>
+        <w:t>માથ્થી 26:36–38</w:t>
+      </w:r>
     </w:p>
     <w:p>
       <w:pPr>
@@ -10962,90 +10104,66 @@
           <w:lang w:val="gu_IN" w:bidi="gu_IN"/>
         </w:rPr>
       </w:r>
-      <w:hyperlink r:id="rId153">
-        <w:r>
-          <w:rPr>
-            <w:lang w:val="gu_IN" w:bidi="gu_IN"/>
-          </w:rPr>
-          <w:rPr>
-            <w:color w:val="0000EE"/>
-            <w:u w:val="single"/>
-          </w:rPr>
-          <w:t>2 કાળવૃતાંત 14:12–13</w:t>
-        </w:r>
-      </w:hyperlink>
-    </w:p>
-    <w:p>
-      <w:pPr>
-        <w:pStyle w:val="ListBullet"/>
-        <w:spacing w:line="240" w:lineRule="auto"/>
-        <w:ind w:left="720"/>
-      </w:pPr>
-      <w:r>
-        <w:rPr>
-          <w:lang w:val="gu_IN" w:bidi="gu_IN"/>
-        </w:rPr>
-      </w:r>
-      <w:hyperlink r:id="rId154">
-        <w:r>
-          <w:rPr>
-            <w:lang w:val="gu_IN" w:bidi="gu_IN"/>
-          </w:rPr>
-          <w:rPr>
-            <w:color w:val="0000EE"/>
-            <w:u w:val="single"/>
-          </w:rPr>
-          <w:t>ઉત્પત્તિ 20:1–3</w:t>
-        </w:r>
-      </w:hyperlink>
-    </w:p>
-    <w:p>
-      <w:pPr>
-        <w:pStyle w:val="ListBullet"/>
-        <w:spacing w:line="240" w:lineRule="auto"/>
-        <w:ind w:left="720"/>
-      </w:pPr>
-      <w:r>
-        <w:rPr>
-          <w:lang w:val="gu_IN" w:bidi="gu_IN"/>
-        </w:rPr>
-      </w:r>
-      <w:hyperlink r:id="rId155">
-        <w:r>
-          <w:rPr>
-            <w:lang w:val="gu_IN" w:bidi="gu_IN"/>
-          </w:rPr>
-          <w:rPr>
-            <w:color w:val="0000EE"/>
-            <w:u w:val="single"/>
-          </w:rPr>
-          <w:t>ઉત્પત્તિ 26:1</w:t>
-        </w:r>
-      </w:hyperlink>
-    </w:p>
-    <w:p>
-      <w:pPr>
-        <w:pStyle w:val="ListBullet"/>
-        <w:spacing w:line="240" w:lineRule="auto"/>
-        <w:ind w:left="720"/>
-      </w:pPr>
-      <w:r>
-        <w:rPr>
-          <w:lang w:val="gu_IN" w:bidi="gu_IN"/>
-        </w:rPr>
-      </w:r>
-      <w:hyperlink r:id="rId156">
-        <w:r>
-          <w:rPr>
-            <w:lang w:val="gu_IN" w:bidi="gu_IN"/>
-          </w:rPr>
-          <w:rPr>
-            <w:color w:val="0000EE"/>
-            <w:u w:val="single"/>
-          </w:rPr>
-          <w:t>ઉત્પત્તિ 26:6–8</w:t>
-        </w:r>
-      </w:hyperlink>
+      <w:r>
+        <w:rPr>
+          <w:lang w:val="gu_IN" w:bidi="gu_IN"/>
+        </w:rPr>
+        <w:t>2 કાળવૃતાંત 14:12–13</w:t>
+      </w:r>
+    </w:p>
+    <w:p>
+      <w:pPr>
+        <w:pStyle w:val="ListBullet"/>
+        <w:spacing w:line="240" w:lineRule="auto"/>
+        <w:ind w:left="720"/>
+      </w:pPr>
+      <w:r>
+        <w:rPr>
+          <w:lang w:val="gu_IN" w:bidi="gu_IN"/>
+        </w:rPr>
+      </w:r>
+      <w:r>
+        <w:rPr>
+          <w:lang w:val="gu_IN" w:bidi="gu_IN"/>
+        </w:rPr>
+        <w:t>ઉત્પત્તિ 20:1–3</w:t>
+      </w:r>
+    </w:p>
+    <w:p>
+      <w:pPr>
+        <w:pStyle w:val="ListBullet"/>
+        <w:spacing w:line="240" w:lineRule="auto"/>
+        <w:ind w:left="720"/>
+      </w:pPr>
+      <w:r>
+        <w:rPr>
+          <w:lang w:val="gu_IN" w:bidi="gu_IN"/>
+        </w:rPr>
+      </w:r>
+      <w:r>
+        <w:rPr>
+          <w:lang w:val="gu_IN" w:bidi="gu_IN"/>
+        </w:rPr>
+        <w:t>ઉત્પત્તિ 26:1</w:t>
+      </w:r>
+    </w:p>
+    <w:p>
+      <w:pPr>
+        <w:pStyle w:val="ListBullet"/>
+        <w:spacing w:line="240" w:lineRule="auto"/>
+        <w:ind w:left="720"/>
+      </w:pPr>
+      <w:r>
+        <w:rPr>
+          <w:lang w:val="gu_IN" w:bidi="gu_IN"/>
+        </w:rPr>
+      </w:r>
+      <w:r>
+        <w:rPr>
+          <w:lang w:val="gu_IN" w:bidi="gu_IN"/>
+        </w:rPr>
+        <w:t>ઉત્પત્તિ 26:6–8</w:t>
+      </w:r>
     </w:p>
     <w:p>
       <w:pPr>
@@ -11282,90 +10400,66 @@
           <w:lang w:val="gu_IN" w:bidi="gu_IN"/>
         </w:rPr>
       </w:r>
-      <w:hyperlink r:id="rId157">
-        <w:r>
-          <w:rPr>
-            <w:lang w:val="gu_IN" w:bidi="gu_IN"/>
-          </w:rPr>
-          <w:rPr>
-            <w:color w:val="0000EE"/>
-            <w:u w:val="single"/>
-          </w:rPr>
-          <w:t>1 કાળવૃતાંત 20:4–5</w:t>
-        </w:r>
-      </w:hyperlink>
-    </w:p>
-    <w:p>
-      <w:pPr>
-        <w:pStyle w:val="ListBullet"/>
-        <w:spacing w:line="240" w:lineRule="auto"/>
-        <w:ind w:left="720"/>
-      </w:pPr>
-      <w:r>
-        <w:rPr>
-          <w:lang w:val="gu_IN" w:bidi="gu_IN"/>
-        </w:rPr>
-      </w:r>
-      <w:hyperlink r:id="rId158">
-        <w:r>
-          <w:rPr>
-            <w:lang w:val="gu_IN" w:bidi="gu_IN"/>
-          </w:rPr>
-          <w:rPr>
-            <w:color w:val="0000EE"/>
-            <w:u w:val="single"/>
-          </w:rPr>
-          <w:t>1 શમુએલ 17:4–5</w:t>
-        </w:r>
-      </w:hyperlink>
-    </w:p>
-    <w:p>
-      <w:pPr>
-        <w:pStyle w:val="ListBullet"/>
-        <w:spacing w:line="240" w:lineRule="auto"/>
-        <w:ind w:left="720"/>
-      </w:pPr>
-      <w:r>
-        <w:rPr>
-          <w:lang w:val="gu_IN" w:bidi="gu_IN"/>
-        </w:rPr>
-      </w:r>
-      <w:hyperlink r:id="rId159">
-        <w:r>
-          <w:rPr>
-            <w:lang w:val="gu_IN" w:bidi="gu_IN"/>
-          </w:rPr>
-          <w:rPr>
-            <w:color w:val="0000EE"/>
-            <w:u w:val="single"/>
-          </w:rPr>
-          <w:t>1 શમુએલ 21:8–9</w:t>
-        </w:r>
-      </w:hyperlink>
-    </w:p>
-    <w:p>
-      <w:pPr>
-        <w:pStyle w:val="ListBullet"/>
-        <w:spacing w:line="240" w:lineRule="auto"/>
-        <w:ind w:left="720"/>
-      </w:pPr>
-      <w:r>
-        <w:rPr>
-          <w:lang w:val="gu_IN" w:bidi="gu_IN"/>
-        </w:rPr>
-      </w:r>
-      <w:hyperlink r:id="rId160">
-        <w:r>
-          <w:rPr>
-            <w:lang w:val="gu_IN" w:bidi="gu_IN"/>
-          </w:rPr>
-          <w:rPr>
-            <w:color w:val="0000EE"/>
-            <w:u w:val="single"/>
-          </w:rPr>
-          <w:t>1 શમુએલ 22:9–10</w:t>
-        </w:r>
-      </w:hyperlink>
+      <w:r>
+        <w:rPr>
+          <w:lang w:val="gu_IN" w:bidi="gu_IN"/>
+        </w:rPr>
+        <w:t>1 કાળવૃતાંત 20:4–5</w:t>
+      </w:r>
+    </w:p>
+    <w:p>
+      <w:pPr>
+        <w:pStyle w:val="ListBullet"/>
+        <w:spacing w:line="240" w:lineRule="auto"/>
+        <w:ind w:left="720"/>
+      </w:pPr>
+      <w:r>
+        <w:rPr>
+          <w:lang w:val="gu_IN" w:bidi="gu_IN"/>
+        </w:rPr>
+      </w:r>
+      <w:r>
+        <w:rPr>
+          <w:lang w:val="gu_IN" w:bidi="gu_IN"/>
+        </w:rPr>
+        <w:t>1 શમુએલ 17:4–5</w:t>
+      </w:r>
+    </w:p>
+    <w:p>
+      <w:pPr>
+        <w:pStyle w:val="ListBullet"/>
+        <w:spacing w:line="240" w:lineRule="auto"/>
+        <w:ind w:left="720"/>
+      </w:pPr>
+      <w:r>
+        <w:rPr>
+          <w:lang w:val="gu_IN" w:bidi="gu_IN"/>
+        </w:rPr>
+      </w:r>
+      <w:r>
+        <w:rPr>
+          <w:lang w:val="gu_IN" w:bidi="gu_IN"/>
+        </w:rPr>
+        <w:t>1 શમુએલ 21:8–9</w:t>
+      </w:r>
+    </w:p>
+    <w:p>
+      <w:pPr>
+        <w:pStyle w:val="ListBullet"/>
+        <w:spacing w:line="240" w:lineRule="auto"/>
+        <w:ind w:left="720"/>
+      </w:pPr>
+      <w:r>
+        <w:rPr>
+          <w:lang w:val="gu_IN" w:bidi="gu_IN"/>
+        </w:rPr>
+      </w:r>
+      <w:r>
+        <w:rPr>
+          <w:lang w:val="gu_IN" w:bidi="gu_IN"/>
+        </w:rPr>
+        <w:t>1 શમુએલ 22:9–10</w:t>
+      </w:r>
     </w:p>
     <w:p>
       <w:pPr>
@@ -11633,114 +10727,84 @@
           <w:lang w:val="gu_IN" w:bidi="gu_IN"/>
         </w:rPr>
       </w:r>
-      <w:hyperlink r:id="rId161">
-        <w:r>
-          <w:rPr>
-            <w:lang w:val="gu_IN" w:bidi="gu_IN"/>
-          </w:rPr>
-          <w:rPr>
-            <w:color w:val="0000EE"/>
-            <w:u w:val="single"/>
-          </w:rPr>
-          <w:t>નિર્ગમન 8:22–24</w:t>
-        </w:r>
-      </w:hyperlink>
-    </w:p>
-    <w:p>
-      <w:pPr>
-        <w:pStyle w:val="ListBullet"/>
-        <w:spacing w:line="240" w:lineRule="auto"/>
-        <w:ind w:left="720"/>
-      </w:pPr>
-      <w:r>
-        <w:rPr>
-          <w:lang w:val="gu_IN" w:bidi="gu_IN"/>
-        </w:rPr>
-      </w:r>
-      <w:hyperlink r:id="rId162">
-        <w:r>
-          <w:rPr>
-            <w:lang w:val="gu_IN" w:bidi="gu_IN"/>
-          </w:rPr>
-          <w:rPr>
-            <w:color w:val="0000EE"/>
-            <w:u w:val="single"/>
-          </w:rPr>
-          <w:t>ઉત્પત્તિ 45:9–11</w:t>
-        </w:r>
-      </w:hyperlink>
-    </w:p>
-    <w:p>
-      <w:pPr>
-        <w:pStyle w:val="ListBullet"/>
-        <w:spacing w:line="240" w:lineRule="auto"/>
-        <w:ind w:left="720"/>
-      </w:pPr>
-      <w:r>
-        <w:rPr>
-          <w:lang w:val="gu_IN" w:bidi="gu_IN"/>
-        </w:rPr>
-      </w:r>
-      <w:hyperlink r:id="rId163">
-        <w:r>
-          <w:rPr>
-            <w:lang w:val="gu_IN" w:bidi="gu_IN"/>
-          </w:rPr>
-          <w:rPr>
-            <w:color w:val="0000EE"/>
-            <w:u w:val="single"/>
-          </w:rPr>
-          <w:t>ઉત્પત્તિ 47:1–2</w:t>
-        </w:r>
-      </w:hyperlink>
-    </w:p>
-    <w:p>
-      <w:pPr>
-        <w:pStyle w:val="ListBullet"/>
-        <w:spacing w:line="240" w:lineRule="auto"/>
-        <w:ind w:left="720"/>
-      </w:pPr>
-      <w:r>
-        <w:rPr>
-          <w:lang w:val="gu_IN" w:bidi="gu_IN"/>
-        </w:rPr>
-      </w:r>
-      <w:hyperlink r:id="rId164">
-        <w:r>
-          <w:rPr>
-            <w:lang w:val="gu_IN" w:bidi="gu_IN"/>
-          </w:rPr>
-          <w:rPr>
-            <w:color w:val="0000EE"/>
-            <w:u w:val="single"/>
-          </w:rPr>
-          <w:t>ઉત્પત્તિ 50:7–9</w:t>
-        </w:r>
-      </w:hyperlink>
-    </w:p>
-    <w:p>
-      <w:pPr>
-        <w:pStyle w:val="ListBullet"/>
-        <w:spacing w:line="240" w:lineRule="auto"/>
-        <w:ind w:left="720"/>
-      </w:pPr>
-      <w:r>
-        <w:rPr>
-          <w:lang w:val="gu_IN" w:bidi="gu_IN"/>
-        </w:rPr>
-      </w:r>
-      <w:hyperlink r:id="rId69">
-        <w:r>
-          <w:rPr>
-            <w:lang w:val="gu_IN" w:bidi="gu_IN"/>
-          </w:rPr>
-          <w:rPr>
-            <w:color w:val="0000EE"/>
-            <w:u w:val="single"/>
-          </w:rPr>
-          <w:t>યહોશુઆ 10:40–41</w:t>
-        </w:r>
-      </w:hyperlink>
+      <w:r>
+        <w:rPr>
+          <w:lang w:val="gu_IN" w:bidi="gu_IN"/>
+        </w:rPr>
+        <w:t>નિર્ગમન 8:22–24</w:t>
+      </w:r>
+    </w:p>
+    <w:p>
+      <w:pPr>
+        <w:pStyle w:val="ListBullet"/>
+        <w:spacing w:line="240" w:lineRule="auto"/>
+        <w:ind w:left="720"/>
+      </w:pPr>
+      <w:r>
+        <w:rPr>
+          <w:lang w:val="gu_IN" w:bidi="gu_IN"/>
+        </w:rPr>
+      </w:r>
+      <w:r>
+        <w:rPr>
+          <w:lang w:val="gu_IN" w:bidi="gu_IN"/>
+        </w:rPr>
+        <w:t>ઉત્પત્તિ 45:9–11</w:t>
+      </w:r>
+    </w:p>
+    <w:p>
+      <w:pPr>
+        <w:pStyle w:val="ListBullet"/>
+        <w:spacing w:line="240" w:lineRule="auto"/>
+        <w:ind w:left="720"/>
+      </w:pPr>
+      <w:r>
+        <w:rPr>
+          <w:lang w:val="gu_IN" w:bidi="gu_IN"/>
+        </w:rPr>
+      </w:r>
+      <w:r>
+        <w:rPr>
+          <w:lang w:val="gu_IN" w:bidi="gu_IN"/>
+        </w:rPr>
+        <w:t>ઉત્પત્તિ 47:1–2</w:t>
+      </w:r>
+    </w:p>
+    <w:p>
+      <w:pPr>
+        <w:pStyle w:val="ListBullet"/>
+        <w:spacing w:line="240" w:lineRule="auto"/>
+        <w:ind w:left="720"/>
+      </w:pPr>
+      <w:r>
+        <w:rPr>
+          <w:lang w:val="gu_IN" w:bidi="gu_IN"/>
+        </w:rPr>
+      </w:r>
+      <w:r>
+        <w:rPr>
+          <w:lang w:val="gu_IN" w:bidi="gu_IN"/>
+        </w:rPr>
+        <w:t>ઉત્પત્તિ 50:7–9</w:t>
+      </w:r>
+    </w:p>
+    <w:p>
+      <w:pPr>
+        <w:pStyle w:val="ListBullet"/>
+        <w:spacing w:line="240" w:lineRule="auto"/>
+        <w:ind w:left="720"/>
+      </w:pPr>
+      <w:r>
+        <w:rPr>
+          <w:lang w:val="gu_IN" w:bidi="gu_IN"/>
+        </w:rPr>
+      </w:r>
+      <w:r>
+        <w:rPr>
+          <w:lang w:val="gu_IN" w:bidi="gu_IN"/>
+        </w:rPr>
+        <w:t>યહોશુઆ 10:40–41</w:t>
+      </w:r>
     </w:p>
     <w:p>
       <w:pPr>
@@ -12199,402 +11263,300 @@
           <w:lang w:val="gu_IN" w:bidi="gu_IN"/>
         </w:rPr>
       </w:r>
-      <w:hyperlink r:id="rId62">
-        <w:r>
-          <w:rPr>
-            <w:lang w:val="gu_IN" w:bidi="gu_IN"/>
-          </w:rPr>
-          <w:rPr>
-            <w:color w:val="0000EE"/>
-            <w:u w:val="single"/>
-          </w:rPr>
-          <w:t>નિર્ગમન 24:16–18</w:t>
-        </w:r>
-      </w:hyperlink>
-    </w:p>
-    <w:p>
-      <w:pPr>
-        <w:pStyle w:val="ListBullet"/>
-        <w:spacing w:line="240" w:lineRule="auto"/>
-        <w:ind w:left="720"/>
-      </w:pPr>
-      <w:r>
-        <w:rPr>
-          <w:lang w:val="gu_IN" w:bidi="gu_IN"/>
-        </w:rPr>
-      </w:r>
-      <w:hyperlink r:id="rId165">
-        <w:r>
-          <w:rPr>
-            <w:lang w:val="gu_IN" w:bidi="gu_IN"/>
-          </w:rPr>
-          <w:rPr>
-            <w:color w:val="0000EE"/>
-            <w:u w:val="single"/>
-          </w:rPr>
-          <w:t>ગણના 14:9–10</w:t>
-        </w:r>
-      </w:hyperlink>
-    </w:p>
-    <w:p>
-      <w:pPr>
-        <w:pStyle w:val="ListBullet"/>
-        <w:spacing w:line="240" w:lineRule="auto"/>
-        <w:ind w:left="720"/>
-      </w:pPr>
-      <w:r>
-        <w:rPr>
-          <w:lang w:val="gu_IN" w:bidi="gu_IN"/>
-        </w:rPr>
-      </w:r>
-      <w:hyperlink r:id="rId166">
-        <w:r>
-          <w:rPr>
-            <w:lang w:val="gu_IN" w:bidi="gu_IN"/>
-          </w:rPr>
-          <w:rPr>
-            <w:color w:val="0000EE"/>
-            <w:u w:val="single"/>
-          </w:rPr>
-          <w:t>યશાયા 35:1–2</w:t>
-        </w:r>
-      </w:hyperlink>
-    </w:p>
-    <w:p>
-      <w:pPr>
-        <w:pStyle w:val="ListBullet"/>
-        <w:spacing w:line="240" w:lineRule="auto"/>
-        <w:ind w:left="720"/>
-      </w:pPr>
-      <w:r>
-        <w:rPr>
-          <w:lang w:val="gu_IN" w:bidi="gu_IN"/>
-        </w:rPr>
-      </w:r>
-      <w:hyperlink r:id="rId167">
-        <w:r>
-          <w:rPr>
-            <w:lang w:val="gu_IN" w:bidi="gu_IN"/>
-          </w:rPr>
-          <w:rPr>
-            <w:color w:val="0000EE"/>
-            <w:u w:val="single"/>
-          </w:rPr>
-          <w:t>લૂક 18:42–43</w:t>
-        </w:r>
-      </w:hyperlink>
-    </w:p>
-    <w:p>
-      <w:pPr>
-        <w:pStyle w:val="ListBullet"/>
-        <w:spacing w:line="240" w:lineRule="auto"/>
-        <w:ind w:left="720"/>
-      </w:pPr>
-      <w:r>
-        <w:rPr>
-          <w:lang w:val="gu_IN" w:bidi="gu_IN"/>
-        </w:rPr>
-      </w:r>
-      <w:hyperlink r:id="rId168">
-        <w:r>
-          <w:rPr>
-            <w:lang w:val="gu_IN" w:bidi="gu_IN"/>
-          </w:rPr>
-          <w:rPr>
-            <w:color w:val="0000EE"/>
-            <w:u w:val="single"/>
-          </w:rPr>
-          <w:t>લૂક 2:8–9</w:t>
-        </w:r>
-      </w:hyperlink>
-    </w:p>
-    <w:p>
-      <w:pPr>
-        <w:pStyle w:val="ListBullet"/>
-        <w:spacing w:line="240" w:lineRule="auto"/>
-        <w:ind w:left="720"/>
-      </w:pPr>
-      <w:r>
-        <w:rPr>
-          <w:lang w:val="gu_IN" w:bidi="gu_IN"/>
-        </w:rPr>
-      </w:r>
-      <w:hyperlink r:id="rId169">
-        <w:r>
-          <w:rPr>
-            <w:lang w:val="gu_IN" w:bidi="gu_IN"/>
-          </w:rPr>
-          <w:rPr>
-            <w:color w:val="0000EE"/>
-            <w:u w:val="single"/>
-          </w:rPr>
-          <w:t>યોહાન 12:27–29</w:t>
-        </w:r>
-      </w:hyperlink>
-    </w:p>
-    <w:p>
-      <w:pPr>
-        <w:pStyle w:val="ListBullet"/>
-        <w:spacing w:line="240" w:lineRule="auto"/>
-        <w:ind w:left="720"/>
-      </w:pPr>
-      <w:r>
-        <w:rPr>
-          <w:lang w:val="gu_IN" w:bidi="gu_IN"/>
-        </w:rPr>
-      </w:r>
-      <w:hyperlink r:id="rId170">
-        <w:r>
-          <w:rPr>
-            <w:lang w:val="gu_IN" w:bidi="gu_IN"/>
-          </w:rPr>
-          <w:rPr>
-            <w:color w:val="0000EE"/>
-            <w:u w:val="single"/>
-          </w:rPr>
-          <w:t>પ્રેરિતો 3:13–14</w:t>
-        </w:r>
-      </w:hyperlink>
-    </w:p>
-    <w:p>
-      <w:pPr>
-        <w:pStyle w:val="ListBullet"/>
-        <w:spacing w:line="240" w:lineRule="auto"/>
-        <w:ind w:left="720"/>
-      </w:pPr>
-      <w:r>
-        <w:rPr>
-          <w:lang w:val="gu_IN" w:bidi="gu_IN"/>
-        </w:rPr>
-      </w:r>
-      <w:hyperlink r:id="rId171">
-        <w:r>
-          <w:rPr>
-            <w:lang w:val="gu_IN" w:bidi="gu_IN"/>
-          </w:rPr>
-          <w:rPr>
-            <w:color w:val="0000EE"/>
-            <w:u w:val="single"/>
-          </w:rPr>
-          <w:t>પ્રેરિતો 7:1–3</w:t>
-        </w:r>
-      </w:hyperlink>
-    </w:p>
-    <w:p>
-      <w:pPr>
-        <w:pStyle w:val="ListBullet"/>
-        <w:spacing w:line="240" w:lineRule="auto"/>
-        <w:ind w:left="720"/>
-      </w:pPr>
-      <w:r>
-        <w:rPr>
-          <w:lang w:val="gu_IN" w:bidi="gu_IN"/>
-        </w:rPr>
-      </w:r>
-      <w:hyperlink r:id="rId172">
-        <w:r>
-          <w:rPr>
-            <w:lang w:val="gu_IN" w:bidi="gu_IN"/>
-          </w:rPr>
-          <w:rPr>
-            <w:color w:val="0000EE"/>
-            <w:u w:val="single"/>
-          </w:rPr>
-          <w:t>રોમન 8:16–17</w:t>
-        </w:r>
-      </w:hyperlink>
-    </w:p>
-    <w:p>
-      <w:pPr>
-        <w:pStyle w:val="ListBullet"/>
-        <w:spacing w:line="240" w:lineRule="auto"/>
-        <w:ind w:left="720"/>
-      </w:pPr>
-      <w:r>
-        <w:rPr>
-          <w:lang w:val="gu_IN" w:bidi="gu_IN"/>
-        </w:rPr>
-      </w:r>
-      <w:hyperlink r:id="rId173">
-        <w:r>
-          <w:rPr>
-            <w:lang w:val="gu_IN" w:bidi="gu_IN"/>
-          </w:rPr>
-          <w:rPr>
-            <w:color w:val="0000EE"/>
-            <w:u w:val="single"/>
-          </w:rPr>
-          <w:t>1 કરિંથી 6:19–20</w:t>
-        </w:r>
-      </w:hyperlink>
-    </w:p>
-    <w:p>
-      <w:pPr>
-        <w:pStyle w:val="ListBullet"/>
-        <w:spacing w:line="240" w:lineRule="auto"/>
-        <w:ind w:left="720"/>
-      </w:pPr>
-      <w:r>
-        <w:rPr>
-          <w:lang w:val="gu_IN" w:bidi="gu_IN"/>
-        </w:rPr>
-      </w:r>
-      <w:hyperlink r:id="rId174">
-        <w:r>
-          <w:rPr>
-            <w:lang w:val="gu_IN" w:bidi="gu_IN"/>
-          </w:rPr>
-          <w:rPr>
-            <w:color w:val="0000EE"/>
-            <w:u w:val="single"/>
-          </w:rPr>
-          <w:t>ફિલિપ્પી 2:14–16</w:t>
-        </w:r>
-      </w:hyperlink>
-    </w:p>
-    <w:p>
-      <w:pPr>
-        <w:pStyle w:val="ListBullet"/>
-        <w:spacing w:line="240" w:lineRule="auto"/>
-        <w:ind w:left="720"/>
-      </w:pPr>
-      <w:r>
-        <w:rPr>
-          <w:lang w:val="gu_IN" w:bidi="gu_IN"/>
-        </w:rPr>
-      </w:r>
-      <w:hyperlink r:id="rId175">
-        <w:r>
-          <w:rPr>
-            <w:lang w:val="gu_IN" w:bidi="gu_IN"/>
-          </w:rPr>
-          <w:rPr>
-            <w:color w:val="0000EE"/>
-            <w:u w:val="single"/>
-          </w:rPr>
-          <w:t>ફિલિપ્પી 4:18–20</w:t>
-        </w:r>
-      </w:hyperlink>
-    </w:p>
-    <w:p>
-      <w:pPr>
-        <w:pStyle w:val="ListBullet"/>
-        <w:spacing w:line="240" w:lineRule="auto"/>
-        <w:ind w:left="720"/>
-      </w:pPr>
-      <w:r>
-        <w:rPr>
-          <w:lang w:val="gu_IN" w:bidi="gu_IN"/>
-        </w:rPr>
-      </w:r>
-      <w:hyperlink r:id="rId176">
-        <w:r>
-          <w:rPr>
-            <w:lang w:val="gu_IN" w:bidi="gu_IN"/>
-          </w:rPr>
-          <w:rPr>
-            <w:color w:val="0000EE"/>
-            <w:u w:val="single"/>
-          </w:rPr>
-          <w:t>કલોસ્સી 3:1–4</w:t>
-        </w:r>
-      </w:hyperlink>
-    </w:p>
-    <w:p>
-      <w:pPr>
-        <w:pStyle w:val="ListBullet"/>
-        <w:spacing w:line="240" w:lineRule="auto"/>
-        <w:ind w:left="720"/>
-      </w:pPr>
-      <w:r>
-        <w:rPr>
-          <w:lang w:val="gu_IN" w:bidi="gu_IN"/>
-        </w:rPr>
-      </w:r>
-      <w:hyperlink r:id="rId177">
-        <w:r>
-          <w:rPr>
-            <w:lang w:val="gu_IN" w:bidi="gu_IN"/>
-          </w:rPr>
-          <w:rPr>
-            <w:color w:val="0000EE"/>
-            <w:u w:val="single"/>
-          </w:rPr>
-          <w:t>1 થેસ્સલોનિકી 2:5–6</w:t>
-        </w:r>
-      </w:hyperlink>
-    </w:p>
-    <w:p>
-      <w:pPr>
-        <w:pStyle w:val="ListBullet"/>
-        <w:spacing w:line="240" w:lineRule="auto"/>
-        <w:ind w:left="720"/>
-      </w:pPr>
-      <w:r>
-        <w:rPr>
-          <w:lang w:val="gu_IN" w:bidi="gu_IN"/>
-        </w:rPr>
-      </w:r>
-      <w:hyperlink r:id="rId178">
-        <w:r>
-          <w:rPr>
-            <w:lang w:val="gu_IN" w:bidi="gu_IN"/>
-          </w:rPr>
-          <w:rPr>
-            <w:color w:val="0000EE"/>
-            <w:u w:val="single"/>
-          </w:rPr>
-          <w:t>યાકૂબ 2:1–4</w:t>
-        </w:r>
-      </w:hyperlink>
-    </w:p>
-    <w:p>
-      <w:pPr>
-        <w:pStyle w:val="ListBullet"/>
-        <w:spacing w:line="240" w:lineRule="auto"/>
-        <w:ind w:left="720"/>
-      </w:pPr>
-      <w:r>
-        <w:rPr>
-          <w:lang w:val="gu_IN" w:bidi="gu_IN"/>
-        </w:rPr>
-      </w:r>
-      <w:hyperlink r:id="rId179">
-        <w:r>
-          <w:rPr>
-            <w:lang w:val="gu_IN" w:bidi="gu_IN"/>
-          </w:rPr>
-          <w:rPr>
-            <w:color w:val="0000EE"/>
-            <w:u w:val="single"/>
-          </w:rPr>
-          <w:t>1 પિતર 4:15–16</w:t>
-        </w:r>
-      </w:hyperlink>
-    </w:p>
-    <w:p>
-      <w:pPr>
-        <w:pStyle w:val="ListBullet"/>
-        <w:spacing w:line="240" w:lineRule="auto"/>
-        <w:ind w:left="720"/>
-      </w:pPr>
-      <w:r>
-        <w:rPr>
-          <w:lang w:val="gu_IN" w:bidi="gu_IN"/>
-        </w:rPr>
-      </w:r>
-      <w:hyperlink r:id="rId180">
-        <w:r>
-          <w:rPr>
-            <w:lang w:val="gu_IN" w:bidi="gu_IN"/>
-          </w:rPr>
-          <w:rPr>
-            <w:color w:val="0000EE"/>
-            <w:u w:val="single"/>
-          </w:rPr>
-          <w:t>પ્રકટીકરણ 15:3–4</w:t>
-        </w:r>
-      </w:hyperlink>
+      <w:r>
+        <w:rPr>
+          <w:lang w:val="gu_IN" w:bidi="gu_IN"/>
+        </w:rPr>
+        <w:t>નિર્ગમન 24:16–18</w:t>
+      </w:r>
+    </w:p>
+    <w:p>
+      <w:pPr>
+        <w:pStyle w:val="ListBullet"/>
+        <w:spacing w:line="240" w:lineRule="auto"/>
+        <w:ind w:left="720"/>
+      </w:pPr>
+      <w:r>
+        <w:rPr>
+          <w:lang w:val="gu_IN" w:bidi="gu_IN"/>
+        </w:rPr>
+      </w:r>
+      <w:r>
+        <w:rPr>
+          <w:lang w:val="gu_IN" w:bidi="gu_IN"/>
+        </w:rPr>
+        <w:t>ગણના 14:9–10</w:t>
+      </w:r>
+    </w:p>
+    <w:p>
+      <w:pPr>
+        <w:pStyle w:val="ListBullet"/>
+        <w:spacing w:line="240" w:lineRule="auto"/>
+        <w:ind w:left="720"/>
+      </w:pPr>
+      <w:r>
+        <w:rPr>
+          <w:lang w:val="gu_IN" w:bidi="gu_IN"/>
+        </w:rPr>
+      </w:r>
+      <w:r>
+        <w:rPr>
+          <w:lang w:val="gu_IN" w:bidi="gu_IN"/>
+        </w:rPr>
+        <w:t>યશાયા 35:1–2</w:t>
+      </w:r>
+    </w:p>
+    <w:p>
+      <w:pPr>
+        <w:pStyle w:val="ListBullet"/>
+        <w:spacing w:line="240" w:lineRule="auto"/>
+        <w:ind w:left="720"/>
+      </w:pPr>
+      <w:r>
+        <w:rPr>
+          <w:lang w:val="gu_IN" w:bidi="gu_IN"/>
+        </w:rPr>
+      </w:r>
+      <w:r>
+        <w:rPr>
+          <w:lang w:val="gu_IN" w:bidi="gu_IN"/>
+        </w:rPr>
+        <w:t>લૂક 18:42–43</w:t>
+      </w:r>
+    </w:p>
+    <w:p>
+      <w:pPr>
+        <w:pStyle w:val="ListBullet"/>
+        <w:spacing w:line="240" w:lineRule="auto"/>
+        <w:ind w:left="720"/>
+      </w:pPr>
+      <w:r>
+        <w:rPr>
+          <w:lang w:val="gu_IN" w:bidi="gu_IN"/>
+        </w:rPr>
+      </w:r>
+      <w:r>
+        <w:rPr>
+          <w:lang w:val="gu_IN" w:bidi="gu_IN"/>
+        </w:rPr>
+        <w:t>લૂક 2:8–9</w:t>
+      </w:r>
+    </w:p>
+    <w:p>
+      <w:pPr>
+        <w:pStyle w:val="ListBullet"/>
+        <w:spacing w:line="240" w:lineRule="auto"/>
+        <w:ind w:left="720"/>
+      </w:pPr>
+      <w:r>
+        <w:rPr>
+          <w:lang w:val="gu_IN" w:bidi="gu_IN"/>
+        </w:rPr>
+      </w:r>
+      <w:r>
+        <w:rPr>
+          <w:lang w:val="gu_IN" w:bidi="gu_IN"/>
+        </w:rPr>
+        <w:t>યોહાન 12:27–29</w:t>
+      </w:r>
+    </w:p>
+    <w:p>
+      <w:pPr>
+        <w:pStyle w:val="ListBullet"/>
+        <w:spacing w:line="240" w:lineRule="auto"/>
+        <w:ind w:left="720"/>
+      </w:pPr>
+      <w:r>
+        <w:rPr>
+          <w:lang w:val="gu_IN" w:bidi="gu_IN"/>
+        </w:rPr>
+      </w:r>
+      <w:r>
+        <w:rPr>
+          <w:lang w:val="gu_IN" w:bidi="gu_IN"/>
+        </w:rPr>
+        <w:t>પ્રેરિતો 3:13–14</w:t>
+      </w:r>
+    </w:p>
+    <w:p>
+      <w:pPr>
+        <w:pStyle w:val="ListBullet"/>
+        <w:spacing w:line="240" w:lineRule="auto"/>
+        <w:ind w:left="720"/>
+      </w:pPr>
+      <w:r>
+        <w:rPr>
+          <w:lang w:val="gu_IN" w:bidi="gu_IN"/>
+        </w:rPr>
+      </w:r>
+      <w:r>
+        <w:rPr>
+          <w:lang w:val="gu_IN" w:bidi="gu_IN"/>
+        </w:rPr>
+        <w:t>પ્રેરિતો 7:1–3</w:t>
+      </w:r>
+    </w:p>
+    <w:p>
+      <w:pPr>
+        <w:pStyle w:val="ListBullet"/>
+        <w:spacing w:line="240" w:lineRule="auto"/>
+        <w:ind w:left="720"/>
+      </w:pPr>
+      <w:r>
+        <w:rPr>
+          <w:lang w:val="gu_IN" w:bidi="gu_IN"/>
+        </w:rPr>
+      </w:r>
+      <w:r>
+        <w:rPr>
+          <w:lang w:val="gu_IN" w:bidi="gu_IN"/>
+        </w:rPr>
+        <w:t>રોમન 8:16–17</w:t>
+      </w:r>
+    </w:p>
+    <w:p>
+      <w:pPr>
+        <w:pStyle w:val="ListBullet"/>
+        <w:spacing w:line="240" w:lineRule="auto"/>
+        <w:ind w:left="720"/>
+      </w:pPr>
+      <w:r>
+        <w:rPr>
+          <w:lang w:val="gu_IN" w:bidi="gu_IN"/>
+        </w:rPr>
+      </w:r>
+      <w:r>
+        <w:rPr>
+          <w:lang w:val="gu_IN" w:bidi="gu_IN"/>
+        </w:rPr>
+        <w:t>1 કરિંથી 6:19–20</w:t>
+      </w:r>
+    </w:p>
+    <w:p>
+      <w:pPr>
+        <w:pStyle w:val="ListBullet"/>
+        <w:spacing w:line="240" w:lineRule="auto"/>
+        <w:ind w:left="720"/>
+      </w:pPr>
+      <w:r>
+        <w:rPr>
+          <w:lang w:val="gu_IN" w:bidi="gu_IN"/>
+        </w:rPr>
+      </w:r>
+      <w:r>
+        <w:rPr>
+          <w:lang w:val="gu_IN" w:bidi="gu_IN"/>
+        </w:rPr>
+        <w:t>ફિલિપ્પી 2:14–16</w:t>
+      </w:r>
+    </w:p>
+    <w:p>
+      <w:pPr>
+        <w:pStyle w:val="ListBullet"/>
+        <w:spacing w:line="240" w:lineRule="auto"/>
+        <w:ind w:left="720"/>
+      </w:pPr>
+      <w:r>
+        <w:rPr>
+          <w:lang w:val="gu_IN" w:bidi="gu_IN"/>
+        </w:rPr>
+      </w:r>
+      <w:r>
+        <w:rPr>
+          <w:lang w:val="gu_IN" w:bidi="gu_IN"/>
+        </w:rPr>
+        <w:t>ફિલિપ્પી 4:18–20</w:t>
+      </w:r>
+    </w:p>
+    <w:p>
+      <w:pPr>
+        <w:pStyle w:val="ListBullet"/>
+        <w:spacing w:line="240" w:lineRule="auto"/>
+        <w:ind w:left="720"/>
+      </w:pPr>
+      <w:r>
+        <w:rPr>
+          <w:lang w:val="gu_IN" w:bidi="gu_IN"/>
+        </w:rPr>
+      </w:r>
+      <w:r>
+        <w:rPr>
+          <w:lang w:val="gu_IN" w:bidi="gu_IN"/>
+        </w:rPr>
+        <w:t>કલોસ્સી 3:1–4</w:t>
+      </w:r>
+    </w:p>
+    <w:p>
+      <w:pPr>
+        <w:pStyle w:val="ListBullet"/>
+        <w:spacing w:line="240" w:lineRule="auto"/>
+        <w:ind w:left="720"/>
+      </w:pPr>
+      <w:r>
+        <w:rPr>
+          <w:lang w:val="gu_IN" w:bidi="gu_IN"/>
+        </w:rPr>
+      </w:r>
+      <w:r>
+        <w:rPr>
+          <w:lang w:val="gu_IN" w:bidi="gu_IN"/>
+        </w:rPr>
+        <w:t>1 થેસ્સલોનિકી 2:5–6</w:t>
+      </w:r>
+    </w:p>
+    <w:p>
+      <w:pPr>
+        <w:pStyle w:val="ListBullet"/>
+        <w:spacing w:line="240" w:lineRule="auto"/>
+        <w:ind w:left="720"/>
+      </w:pPr>
+      <w:r>
+        <w:rPr>
+          <w:lang w:val="gu_IN" w:bidi="gu_IN"/>
+        </w:rPr>
+      </w:r>
+      <w:r>
+        <w:rPr>
+          <w:lang w:val="gu_IN" w:bidi="gu_IN"/>
+        </w:rPr>
+        <w:t>યાકૂબ 2:1–4</w:t>
+      </w:r>
+    </w:p>
+    <w:p>
+      <w:pPr>
+        <w:pStyle w:val="ListBullet"/>
+        <w:spacing w:line="240" w:lineRule="auto"/>
+        <w:ind w:left="720"/>
+      </w:pPr>
+      <w:r>
+        <w:rPr>
+          <w:lang w:val="gu_IN" w:bidi="gu_IN"/>
+        </w:rPr>
+      </w:r>
+      <w:r>
+        <w:rPr>
+          <w:lang w:val="gu_IN" w:bidi="gu_IN"/>
+        </w:rPr>
+        <w:t>1 પિતર 4:15–16</w:t>
+      </w:r>
+    </w:p>
+    <w:p>
+      <w:pPr>
+        <w:pStyle w:val="ListBullet"/>
+        <w:spacing w:line="240" w:lineRule="auto"/>
+        <w:ind w:left="720"/>
+      </w:pPr>
+      <w:r>
+        <w:rPr>
+          <w:lang w:val="gu_IN" w:bidi="gu_IN"/>
+        </w:rPr>
+      </w:r>
+      <w:r>
+        <w:rPr>
+          <w:lang w:val="gu_IN" w:bidi="gu_IN"/>
+        </w:rPr>
+        <w:t>પ્રકટીકરણ 15:3–4</w:t>
+      </w:r>
     </w:p>
     <w:p>
       <w:pPr>
@@ -13041,162 +12003,120 @@
           <w:lang w:val="gu_IN" w:bidi="gu_IN"/>
         </w:rPr>
       </w:r>
-      <w:hyperlink r:id="rId181">
-        <w:r>
-          <w:rPr>
-            <w:lang w:val="gu_IN" w:bidi="gu_IN"/>
-          </w:rPr>
-          <w:rPr>
-            <w:color w:val="0000EE"/>
-            <w:u w:val="single"/>
-          </w:rPr>
-          <w:t>પ્રેરિતો 6:1</w:t>
-        </w:r>
-      </w:hyperlink>
-    </w:p>
-    <w:p>
-      <w:pPr>
-        <w:pStyle w:val="ListBullet"/>
-        <w:spacing w:line="240" w:lineRule="auto"/>
-        <w:ind w:left="720"/>
-      </w:pPr>
-      <w:r>
-        <w:rPr>
-          <w:lang w:val="gu_IN" w:bidi="gu_IN"/>
-        </w:rPr>
-      </w:r>
-      <w:hyperlink r:id="rId182">
-        <w:r>
-          <w:rPr>
-            <w:lang w:val="gu_IN" w:bidi="gu_IN"/>
-          </w:rPr>
-          <w:rPr>
-            <w:color w:val="0000EE"/>
-            <w:u w:val="single"/>
-          </w:rPr>
-          <w:t>પ્રેરિતો 9:28–30</w:t>
-        </w:r>
-      </w:hyperlink>
-    </w:p>
-    <w:p>
-      <w:pPr>
-        <w:pStyle w:val="ListBullet"/>
-        <w:spacing w:line="240" w:lineRule="auto"/>
-        <w:ind w:left="720"/>
-      </w:pPr>
-      <w:r>
-        <w:rPr>
-          <w:lang w:val="gu_IN" w:bidi="gu_IN"/>
-        </w:rPr>
-      </w:r>
-      <w:hyperlink r:id="rId183">
-        <w:r>
-          <w:rPr>
-            <w:lang w:val="gu_IN" w:bidi="gu_IN"/>
-          </w:rPr>
-          <w:rPr>
-            <w:color w:val="0000EE"/>
-            <w:u w:val="single"/>
-          </w:rPr>
-          <w:t>પ્રેરિતો 11:19–21</w:t>
-        </w:r>
-      </w:hyperlink>
-    </w:p>
-    <w:p>
-      <w:pPr>
-        <w:pStyle w:val="ListBullet"/>
-        <w:spacing w:line="240" w:lineRule="auto"/>
-        <w:ind w:left="720"/>
-      </w:pPr>
-      <w:r>
-        <w:rPr>
-          <w:lang w:val="gu_IN" w:bidi="gu_IN"/>
-        </w:rPr>
-      </w:r>
-      <w:hyperlink r:id="rId184">
-        <w:r>
-          <w:rPr>
-            <w:lang w:val="gu_IN" w:bidi="gu_IN"/>
-          </w:rPr>
-          <w:rPr>
-            <w:color w:val="0000EE"/>
-            <w:u w:val="single"/>
-          </w:rPr>
-          <w:t>પ્રેરિતો 14:1–2</w:t>
-        </w:r>
-      </w:hyperlink>
-    </w:p>
-    <w:p>
-      <w:pPr>
-        <w:pStyle w:val="ListBullet"/>
-        <w:spacing w:line="240" w:lineRule="auto"/>
-        <w:ind w:left="720"/>
-      </w:pPr>
-      <w:r>
-        <w:rPr>
-          <w:lang w:val="gu_IN" w:bidi="gu_IN"/>
-        </w:rPr>
-      </w:r>
-      <w:hyperlink r:id="rId185">
-        <w:r>
-          <w:rPr>
-            <w:lang w:val="gu_IN" w:bidi="gu_IN"/>
-          </w:rPr>
-          <w:rPr>
-            <w:color w:val="0000EE"/>
-            <w:u w:val="single"/>
-          </w:rPr>
-          <w:t>કલોસ્સી 3:9–11</w:t>
-        </w:r>
-      </w:hyperlink>
-    </w:p>
-    <w:p>
-      <w:pPr>
-        <w:pStyle w:val="ListBullet"/>
-        <w:spacing w:line="240" w:lineRule="auto"/>
-        <w:ind w:left="720"/>
-      </w:pPr>
-      <w:r>
-        <w:rPr>
-          <w:lang w:val="gu_IN" w:bidi="gu_IN"/>
-        </w:rPr>
-      </w:r>
-      <w:hyperlink r:id="rId186">
-        <w:r>
-          <w:rPr>
-            <w:lang w:val="gu_IN" w:bidi="gu_IN"/>
-          </w:rPr>
-          <w:rPr>
-            <w:color w:val="0000EE"/>
-            <w:u w:val="single"/>
-          </w:rPr>
-          <w:t>ગલાતી 2:3–5</w:t>
-        </w:r>
-      </w:hyperlink>
-    </w:p>
-    <w:p>
-      <w:pPr>
-        <w:pStyle w:val="ListBullet"/>
-        <w:spacing w:line="240" w:lineRule="auto"/>
-        <w:ind w:left="720"/>
-      </w:pPr>
-      <w:r>
-        <w:rPr>
-          <w:lang w:val="gu_IN" w:bidi="gu_IN"/>
-        </w:rPr>
-      </w:r>
-      <w:hyperlink r:id="rId187">
-        <w:r>
-          <w:rPr>
-            <w:lang w:val="gu_IN" w:bidi="gu_IN"/>
-          </w:rPr>
-          <w:rPr>
-            <w:color w:val="0000EE"/>
-            <w:u w:val="single"/>
-          </w:rPr>
-          <w:t>યોહાન 7:35–36</w:t>
-        </w:r>
-      </w:hyperlink>
+      <w:r>
+        <w:rPr>
+          <w:lang w:val="gu_IN" w:bidi="gu_IN"/>
+        </w:rPr>
+        <w:t>પ્રેરિતો 6:1</w:t>
+      </w:r>
+    </w:p>
+    <w:p>
+      <w:pPr>
+        <w:pStyle w:val="ListBullet"/>
+        <w:spacing w:line="240" w:lineRule="auto"/>
+        <w:ind w:left="720"/>
+      </w:pPr>
+      <w:r>
+        <w:rPr>
+          <w:lang w:val="gu_IN" w:bidi="gu_IN"/>
+        </w:rPr>
+      </w:r>
+      <w:r>
+        <w:rPr>
+          <w:lang w:val="gu_IN" w:bidi="gu_IN"/>
+        </w:rPr>
+        <w:t>પ્રેરિતો 9:28–30</w:t>
+      </w:r>
+    </w:p>
+    <w:p>
+      <w:pPr>
+        <w:pStyle w:val="ListBullet"/>
+        <w:spacing w:line="240" w:lineRule="auto"/>
+        <w:ind w:left="720"/>
+      </w:pPr>
+      <w:r>
+        <w:rPr>
+          <w:lang w:val="gu_IN" w:bidi="gu_IN"/>
+        </w:rPr>
+      </w:r>
+      <w:r>
+        <w:rPr>
+          <w:lang w:val="gu_IN" w:bidi="gu_IN"/>
+        </w:rPr>
+        <w:t>પ્રેરિતો 11:19–21</w:t>
+      </w:r>
+    </w:p>
+    <w:p>
+      <w:pPr>
+        <w:pStyle w:val="ListBullet"/>
+        <w:spacing w:line="240" w:lineRule="auto"/>
+        <w:ind w:left="720"/>
+      </w:pPr>
+      <w:r>
+        <w:rPr>
+          <w:lang w:val="gu_IN" w:bidi="gu_IN"/>
+        </w:rPr>
+      </w:r>
+      <w:r>
+        <w:rPr>
+          <w:lang w:val="gu_IN" w:bidi="gu_IN"/>
+        </w:rPr>
+        <w:t>પ્રેરિતો 14:1–2</w:t>
+      </w:r>
+    </w:p>
+    <w:p>
+      <w:pPr>
+        <w:pStyle w:val="ListBullet"/>
+        <w:spacing w:line="240" w:lineRule="auto"/>
+        <w:ind w:left="720"/>
+      </w:pPr>
+      <w:r>
+        <w:rPr>
+          <w:lang w:val="gu_IN" w:bidi="gu_IN"/>
+        </w:rPr>
+      </w:r>
+      <w:r>
+        <w:rPr>
+          <w:lang w:val="gu_IN" w:bidi="gu_IN"/>
+        </w:rPr>
+        <w:t>કલોસ્સી 3:9–11</w:t>
+      </w:r>
+    </w:p>
+    <w:p>
+      <w:pPr>
+        <w:pStyle w:val="ListBullet"/>
+        <w:spacing w:line="240" w:lineRule="auto"/>
+        <w:ind w:left="720"/>
+      </w:pPr>
+      <w:r>
+        <w:rPr>
+          <w:lang w:val="gu_IN" w:bidi="gu_IN"/>
+        </w:rPr>
+      </w:r>
+      <w:r>
+        <w:rPr>
+          <w:lang w:val="gu_IN" w:bidi="gu_IN"/>
+        </w:rPr>
+        <w:t>ગલાતી 2:3–5</w:t>
+      </w:r>
+    </w:p>
+    <w:p>
+      <w:pPr>
+        <w:pStyle w:val="ListBullet"/>
+        <w:spacing w:line="240" w:lineRule="auto"/>
+        <w:ind w:left="720"/>
+      </w:pPr>
+      <w:r>
+        <w:rPr>
+          <w:lang w:val="gu_IN" w:bidi="gu_IN"/>
+        </w:rPr>
+      </w:r>
+      <w:r>
+        <w:rPr>
+          <w:lang w:val="gu_IN" w:bidi="gu_IN"/>
+        </w:rPr>
+        <w:t>યોહાન 7:35–36</w:t>
+      </w:r>
     </w:p>
     <w:p>
       <w:pPr>
@@ -13499,90 +12419,66 @@
           <w:lang w:val="gu_IN" w:bidi="gu_IN"/>
         </w:rPr>
       </w:r>
-      <w:hyperlink r:id="rId188">
-        <w:r>
-          <w:rPr>
-            <w:lang w:val="gu_IN" w:bidi="gu_IN"/>
-          </w:rPr>
-          <w:rPr>
-            <w:color w:val="0000EE"/>
-            <w:u w:val="single"/>
-          </w:rPr>
-          <w:t>દાનિયેલ 8:20–21</w:t>
-        </w:r>
-      </w:hyperlink>
-    </w:p>
-    <w:p>
-      <w:pPr>
-        <w:pStyle w:val="ListBullet"/>
-        <w:spacing w:line="240" w:lineRule="auto"/>
-        <w:ind w:left="720"/>
-      </w:pPr>
-      <w:r>
-        <w:rPr>
-          <w:lang w:val="gu_IN" w:bidi="gu_IN"/>
-        </w:rPr>
-      </w:r>
-      <w:hyperlink r:id="rId189">
-        <w:r>
-          <w:rPr>
-            <w:lang w:val="gu_IN" w:bidi="gu_IN"/>
-          </w:rPr>
-          <w:rPr>
-            <w:color w:val="0000EE"/>
-            <w:u w:val="single"/>
-          </w:rPr>
-          <w:t>દાનિયેલ 10:20–21</w:t>
-        </w:r>
-      </w:hyperlink>
-    </w:p>
-    <w:p>
-      <w:pPr>
-        <w:pStyle w:val="ListBullet"/>
-        <w:spacing w:line="240" w:lineRule="auto"/>
-        <w:ind w:left="720"/>
-      </w:pPr>
-      <w:r>
-        <w:rPr>
-          <w:lang w:val="gu_IN" w:bidi="gu_IN"/>
-        </w:rPr>
-      </w:r>
-      <w:hyperlink r:id="rId190">
-        <w:r>
-          <w:rPr>
-            <w:lang w:val="gu_IN" w:bidi="gu_IN"/>
-          </w:rPr>
-          <w:rPr>
-            <w:color w:val="0000EE"/>
-            <w:u w:val="single"/>
-          </w:rPr>
-          <w:t>દાનિયેલ 11:1–2</w:t>
-        </w:r>
-      </w:hyperlink>
-    </w:p>
-    <w:p>
-      <w:pPr>
-        <w:pStyle w:val="ListBullet"/>
-        <w:spacing w:line="240" w:lineRule="auto"/>
-        <w:ind w:left="720"/>
-      </w:pPr>
-      <w:r>
-        <w:rPr>
-          <w:lang w:val="gu_IN" w:bidi="gu_IN"/>
-        </w:rPr>
-      </w:r>
-      <w:hyperlink r:id="rId191">
-        <w:r>
-          <w:rPr>
-            <w:lang w:val="gu_IN" w:bidi="gu_IN"/>
-          </w:rPr>
-          <w:rPr>
-            <w:color w:val="0000EE"/>
-            <w:u w:val="single"/>
-          </w:rPr>
-          <w:t>ઝખાર્યા 9:11–13</w:t>
-        </w:r>
-      </w:hyperlink>
+      <w:r>
+        <w:rPr>
+          <w:lang w:val="gu_IN" w:bidi="gu_IN"/>
+        </w:rPr>
+        <w:t>દાનિયેલ 8:20–21</w:t>
+      </w:r>
+    </w:p>
+    <w:p>
+      <w:pPr>
+        <w:pStyle w:val="ListBullet"/>
+        <w:spacing w:line="240" w:lineRule="auto"/>
+        <w:ind w:left="720"/>
+      </w:pPr>
+      <w:r>
+        <w:rPr>
+          <w:lang w:val="gu_IN" w:bidi="gu_IN"/>
+        </w:rPr>
+      </w:r>
+      <w:r>
+        <w:rPr>
+          <w:lang w:val="gu_IN" w:bidi="gu_IN"/>
+        </w:rPr>
+        <w:t>દાનિયેલ 10:20–21</w:t>
+      </w:r>
+    </w:p>
+    <w:p>
+      <w:pPr>
+        <w:pStyle w:val="ListBullet"/>
+        <w:spacing w:line="240" w:lineRule="auto"/>
+        <w:ind w:left="720"/>
+      </w:pPr>
+      <w:r>
+        <w:rPr>
+          <w:lang w:val="gu_IN" w:bidi="gu_IN"/>
+        </w:rPr>
+      </w:r>
+      <w:r>
+        <w:rPr>
+          <w:lang w:val="gu_IN" w:bidi="gu_IN"/>
+        </w:rPr>
+        <w:t>દાનિયેલ 11:1–2</w:t>
+      </w:r>
+    </w:p>
+    <w:p>
+      <w:pPr>
+        <w:pStyle w:val="ListBullet"/>
+        <w:spacing w:line="240" w:lineRule="auto"/>
+        <w:ind w:left="720"/>
+      </w:pPr>
+      <w:r>
+        <w:rPr>
+          <w:lang w:val="gu_IN" w:bidi="gu_IN"/>
+        </w:rPr>
+      </w:r>
+      <w:r>
+        <w:rPr>
+          <w:lang w:val="gu_IN" w:bidi="gu_IN"/>
+        </w:rPr>
+        <w:t>ઝખાર્યા 9:11–13</w:t>
+      </w:r>
     </w:p>
     <w:p>
       <w:pPr>
